--- a/README.docx
+++ b/README.docx
@@ -4,7 +4,7 @@
   <w:body>
     <w:p>
       <w:pPr>
-        <w:spacing w:after="200" w:before="1200" w:line="1012" w:lineRule="atLeast"/>
+        <w:spacing w:after="100" w:before="100" w:line="660" w:lineRule="atLeast"/>
         <w:jc w:val="center"/>
       </w:pPr>
       <w:r>
@@ -13,15 +13,15 @@
           <w:b/>
           <w:bCs/>
           <w:color w:val="1F4D42"/>
-          <w:sz w:val="72"/>
-          <w:szCs w:val="72"/>
+          <w:sz w:val="52"/>
+          <w:szCs w:val="52"/>
         </w:rPr>
         <w:t xml:space="preserve">苏老师 · 课程助教</w:t>
       </w:r>
     </w:p>
     <w:p>
       <w:pPr>
-        <w:spacing w:after="160" w:line="380" w:lineRule="atLeast"/>
+        <w:spacing w:after="90" w:line="380" w:lineRule="atLeast"/>
         <w:jc w:val="center"/>
       </w:pPr>
       <w:r>
@@ -30,72 +30,42 @@
           <w:b/>
           <w:bCs/>
           <w:color w:val="000000"/>
-          <w:sz w:val="30"/>
-          <w:szCs w:val="30"/>
+          <w:sz w:val="28"/>
+          <w:szCs w:val="28"/>
         </w:rPr>
         <w:t xml:space="preserve">基于 LangChain 的课程知识库问答与期末考点预测系统</w:t>
       </w:r>
     </w:p>
     <w:p>
       <w:pPr>
-        <w:spacing w:after="80" w:line="312"/>
+        <w:spacing w:after="40" w:line="300"/>
         <w:jc w:val="center"/>
       </w:pPr>
       <w:r>
         <w:rPr>
           <w:rFonts w:ascii="Times New Roman" w:eastAsia="SimSun"/>
           <w:color w:val="6B7280"/>
-          <w:sz w:val="24"/>
-          <w:szCs w:val="24"/>
-        </w:rPr>
-        <w:t xml:space="preserve">项 目 说 明 文 档(README)</w:t>
-      </w:r>
-    </w:p>
-    <w:p>
-      <w:pPr>
-        <w:spacing w:after="60" w:line="312"/>
-        <w:jc w:val="center"/>
-      </w:pPr>
+          <w:sz w:val="20"/>
+          <w:szCs w:val="20"/>
+        </w:rPr>
+        <w:t xml:space="preserve">技术栈:LangChain(LCEL)· DeepSeek · bge-small-zh · FAISS · Streamlit    </w:t>
+      </w:r>
       <w:r>
         <w:rPr>
           <w:rFonts w:ascii="Times New Roman" w:eastAsia="SimSun"/>
           <w:color w:val="6B7280"/>
-          <w:sz w:val="21"/>
-          <w:szCs w:val="21"/>
-        </w:rPr>
-        <w:t xml:space="preserve">技术栈:</w:t>
-      </w:r>
-      <w:r>
-        <w:rPr>
-          <w:rFonts w:ascii="Consolas" w:eastAsia="SimSun"/>
-          <w:color w:val="6B7280"/>
-          <w:sz w:val="21"/>
-          <w:szCs w:val="21"/>
-        </w:rPr>
-        <w:t xml:space="preserve">LangChain(LCEL)· DeepSeek · bge-small-zh · FAISS · Streamlit</w:t>
-      </w:r>
-    </w:p>
-    <w:p>
-      <w:pPr>
-        <w:spacing w:after="600" w:line="312"/>
-        <w:jc w:val="center"/>
-      </w:pPr>
-      <w:r>
-        <w:rPr>
-          <w:rFonts w:ascii="Times New Roman" w:eastAsia="SimSun"/>
-          <w:color w:val="6B7280"/>
-          <w:sz w:val="21"/>
-          <w:szCs w:val="21"/>
+          <w:sz w:val="20"/>
+          <w:szCs w:val="20"/>
         </w:rPr>
         <w:t xml:space="preserve">开源仓库:</w:t>
       </w:r>
-      <w:hyperlink w:history="1" r:id="rIdk6rafzwn0ps940lyoidcx">
+      <w:hyperlink w:history="1" r:id="rIdcrv3tglx4osjhfdx--pd4">
         <w:r>
           <w:rPr>
             <w:rStyle w:val="Hyperlink"/>
             <w:rFonts w:ascii="Consolas" w:eastAsia="SimSun"/>
-            <w:sz w:val="21"/>
-            <w:szCs w:val="21"/>
+            <w:sz w:val="20"/>
+            <w:szCs w:val="20"/>
           </w:rPr>
           <w:t xml:space="preserve">https://github.com/song0127382/course-rag-qa</w:t>
         </w:r>
@@ -103,8 +73,16 @@
     </w:p>
     <w:p>
       <w:pPr>
-        <w:spacing w:after="160" w:before="400"/>
-        <w:jc w:val="center"/>
+        <w:pBdr>
+          <w:bottom w:val="single" w:color="1F4D42" w:sz="6"/>
+        </w:pBdr>
+        <w:spacing w:after="140"/>
+      </w:pPr>
+    </w:p>
+    <w:p>
+      <w:pPr>
+        <w:pStyle w:val="Heading1"/>
+        <w:spacing w:after="130" w:before="300" w:line="312"/>
       </w:pPr>
       <w:r>
         <w:rPr>
@@ -112,396 +90,32 @@
           <w:b/>
           <w:bCs/>
           <w:color w:val="1F4D42"/>
-          <w:sz w:val="32"/>
-          <w:szCs w:val="32"/>
-        </w:rPr>
-        <w:t xml:space="preserve">目  录</w:t>
-      </w:r>
-    </w:p>
-    <w:sdt>
-      <w:sdtPr>
-        <w:alias w:val="目录"/>
-        <w:docPartObj>
-          <w:docPartGallery w:val="Table of Contents"/>
-          <w:docPartUnique/>
-        </w:docPartObj>
-      </w:sdtPr>
-      <w:sdtContent>
-        <w:p>
-          <w:pPr>
-            <w:pStyle w:val="TOC1"/>
-            <w:tabs>
-              <w:tab w:val="right" w:pos="8788" w:leader="dot"/>
-            </w:tabs>
-          </w:pPr>
-          <w:r>
-            <w:fldChar w:fldCharType="begin" w:dirty="true"/>
-          </w:r>
-          <w:r>
-            <w:instrText xml:space="preserve">TOC \h \o "1-2"</w:instrText>
-          </w:r>
-          <w:r>
-            <w:fldChar w:fldCharType="separate"/>
-          </w:r>
-          <w:hyperlink w:history="1" w:anchor="_Toc1">
-            <w:r>
-              <w:t xml:space="preserve">一、为什么需要这个软件?</w:t>
-            </w:r>
-            <w:r>
-              <w:tab/>
-            </w:r>
-            <w:r>
-              <w:fldChar w:fldCharType="begin" w:dirty="true"/>
-              <w:instrText xml:space="preserve">PAGEREF _Toc1 \h</w:instrText>
-              <w:fldChar w:fldCharType="separate"/>
-              <w:fldChar w:fldCharType="end"/>
-            </w:r>
-          </w:hyperlink>
-        </w:p>
-        <w:p>
-          <w:pPr>
-            <w:pStyle w:val="TOC1"/>
-            <w:tabs>
-              <w:tab w:val="right" w:leader="dot" w:pos="9026"/>
-            </w:tabs>
-            <w:spacing w:before="120" w:after="60"/>
-          </w:pPr>
-          <w:r>
-            <w:t>一、为什么需要这个软件?</w:t>
-          </w:r>
-          <w:r>
-            <w:tab/>
-          </w:r>
-          <w:r>
-            <w:t>1</w:t>
-          </w:r>
-        </w:p>
-        <w:p>
-          <w:pPr>
-            <w:pStyle w:val="TOC1"/>
-            <w:tabs>
-              <w:tab w:val="right" w:leader="dot" w:pos="9026"/>
-            </w:tabs>
-            <w:spacing w:before="120" w:after="60"/>
-          </w:pPr>
-          <w:r>
-            <w:t>二、设计理念</w:t>
-          </w:r>
-          <w:r>
-            <w:tab/>
-          </w:r>
-          <w:r>
-            <w:t>2</w:t>
-          </w:r>
-        </w:p>
-        <w:p>
-          <w:pPr>
-            <w:pStyle w:val="TOC1"/>
-            <w:tabs>
-              <w:tab w:val="right" w:leader="dot" w:pos="9026"/>
-            </w:tabs>
-            <w:spacing w:before="120" w:after="60"/>
-          </w:pPr>
-          <w:r>
-            <w:t>三、功能特色</w:t>
-          </w:r>
-          <w:r>
-            <w:tab/>
-          </w:r>
-          <w:r>
-            <w:t>3</w:t>
-          </w:r>
-        </w:p>
-        <w:p>
-          <w:pPr>
-            <w:pStyle w:val="TOC1"/>
-            <w:tabs>
-              <w:tab w:val="right" w:leader="dot" w:pos="9026"/>
-            </w:tabs>
-            <w:spacing w:before="120" w:after="60"/>
-          </w:pPr>
-          <w:r>
-            <w:t>四、基于 LangChain 框架的实现(核心)</w:t>
-          </w:r>
-          <w:r>
-            <w:tab/>
-          </w:r>
-          <w:r>
-            <w:t>4</w:t>
-          </w:r>
-        </w:p>
-        <w:p>
-          <w:pPr>
-            <w:pStyle w:val="TOC2"/>
-            <w:ind w:left="360"/>
-            <w:tabs>
-              <w:tab w:val="right" w:leader="dot" w:pos="9026"/>
-            </w:tabs>
-            <w:spacing w:before="120" w:after="60"/>
-          </w:pPr>
-          <w:r>
-            <w:t>4.1  LangChain 组件使用一览</w:t>
-          </w:r>
-          <w:r>
-            <w:tab/>
-          </w:r>
-          <w:r>
-            <w:t>4</w:t>
-          </w:r>
-        </w:p>
-        <w:p>
-          <w:pPr>
-            <w:pStyle w:val="TOC2"/>
-            <w:ind w:left="360"/>
-            <w:tabs>
-              <w:tab w:val="right" w:leader="dot" w:pos="9026"/>
-            </w:tabs>
-            <w:spacing w:before="120" w:after="60"/>
-          </w:pPr>
-          <w:r>
-            <w:t>4.2  课程问答链(LCEL)</w:t>
-          </w:r>
-          <w:r>
-            <w:tab/>
-          </w:r>
-          <w:r>
-            <w:t>4</w:t>
-          </w:r>
-        </w:p>
-        <w:p>
-          <w:pPr>
-            <w:pStyle w:val="TOC2"/>
-            <w:ind w:left="360"/>
-            <w:tabs>
-              <w:tab w:val="right" w:leader="dot" w:pos="9026"/>
-            </w:tabs>
-            <w:spacing w:before="120" w:after="60"/>
-          </w:pPr>
-          <w:r>
-            <w:t>4.3  考点预测链(基于 LangChain 的 map-reduce)</w:t>
-          </w:r>
-          <w:r>
-            <w:tab/>
-          </w:r>
-          <w:r>
-            <w:t>4</w:t>
-          </w:r>
-        </w:p>
-        <w:p>
-          <w:pPr>
-            <w:pStyle w:val="TOC2"/>
-            <w:ind w:left="360"/>
-            <w:tabs>
-              <w:tab w:val="right" w:leader="dot" w:pos="9026"/>
-            </w:tabs>
-            <w:spacing w:before="120" w:after="60"/>
-          </w:pPr>
-          <w:r>
-            <w:t>4.4  为什么选择 LangChain?</w:t>
-          </w:r>
-          <w:r>
-            <w:tab/>
-          </w:r>
-          <w:r>
-            <w:t>5</w:t>
-          </w:r>
-        </w:p>
-        <w:p>
-          <w:pPr>
-            <w:pStyle w:val="TOC1"/>
-            <w:tabs>
-              <w:tab w:val="right" w:leader="dot" w:pos="9026"/>
-            </w:tabs>
-            <w:spacing w:before="120" w:after="60"/>
-          </w:pPr>
-          <w:r>
-            <w:t>五、系统架构</w:t>
-          </w:r>
-          <w:r>
-            <w:tab/>
-          </w:r>
-          <w:r>
-            <w:t>5</w:t>
-          </w:r>
-        </w:p>
-        <w:p>
-          <w:pPr>
-            <w:pStyle w:val="TOC1"/>
-            <w:tabs>
-              <w:tab w:val="right" w:leader="dot" w:pos="9026"/>
-            </w:tabs>
-            <w:spacing w:before="120" w:after="60"/>
-          </w:pPr>
-          <w:r>
-            <w:t>六、快速开始</w:t>
-          </w:r>
-          <w:r>
-            <w:tab/>
-          </w:r>
-          <w:r>
-            <w:t>6</w:t>
-          </w:r>
-        </w:p>
-        <w:p>
-          <w:pPr>
-            <w:pStyle w:val="TOC1"/>
-            <w:tabs>
-              <w:tab w:val="right" w:leader="dot" w:pos="9026"/>
-            </w:tabs>
-            <w:spacing w:before="120" w:after="60"/>
-          </w:pPr>
-          <w:r>
-            <w:t>七、项目结构</w:t>
-          </w:r>
-          <w:r>
-            <w:tab/>
-          </w:r>
-          <w:r>
-            <w:t>6</w:t>
-          </w:r>
-        </w:p>
-        <w:p>
-          <w:pPr>
-            <w:pStyle w:val="TOC1"/>
-            <w:tabs>
-              <w:tab w:val="right" w:leader="dot" w:pos="9026"/>
-            </w:tabs>
-            <w:spacing w:before="120" w:after="60"/>
-          </w:pPr>
-          <w:r>
-            <w:t>八、可调参数</w:t>
-          </w:r>
-          <w:r>
-            <w:tab/>
-          </w:r>
-          <w:r>
-            <w:t>7</w:t>
-          </w:r>
-        </w:p>
-        <w:p>
-          <w:pPr>
-            <w:pStyle w:val="TOC1"/>
-            <w:tabs>
-              <w:tab w:val="right" w:leader="dot" w:pos="9026"/>
-            </w:tabs>
-            <w:spacing w:before="120" w:after="60"/>
-          </w:pPr>
-          <w:r>
-            <w:t>九、技术要点</w:t>
-          </w:r>
-          <w:r>
-            <w:tab/>
-          </w:r>
-          <w:r>
-            <w:t>7</w:t>
-          </w:r>
-        </w:p>
-        <w:p>
-          <w:pPr>
-            <w:pStyle w:val="TOC1"/>
-            <w:tabs>
-              <w:tab w:val="right" w:leader="dot" w:pos="9026"/>
-            </w:tabs>
-            <w:spacing w:before="120" w:after="60"/>
-          </w:pPr>
-          <w:r>
-            <w:t>十、常见问题</w:t>
-          </w:r>
-          <w:r>
-            <w:tab/>
-          </w:r>
-          <w:r>
-            <w:t>8</w:t>
-          </w:r>
-        </w:p>
-        <w:p>
-          <w:pPr>
-            <w:pStyle w:val="TOC1"/>
-            <w:tabs>
-              <w:tab w:val="right" w:leader="dot" w:pos="9026"/>
-            </w:tabs>
-            <w:spacing w:before="120" w:after="60"/>
-          </w:pPr>
-          <w:r>
-            <w:t>十一、开源许可</w:t>
-          </w:r>
-          <w:r>
-            <w:tab/>
-          </w:r>
-          <w:r>
-            <w:t>8</w:t>
-          </w:r>
-        </w:p>
-        <w:p>
-          <w:r>
-            <w:fldChar w:fldCharType="end"/>
-          </w:r>
-        </w:p>
-      </w:sdtContent>
-    </w:sdt>
-    <w:p>
-      <w:pPr>
-        <w:spacing w:before="120" w:line="312"/>
-        <w:jc w:val="center"/>
-        <w:sectPr>
-          <w:footerReference w:type="default" r:id="rId6"/>
-          <w:pgSz w:w="11906" w:h="16838" w:orient="portrait"/>
-          <w:pgMar w:top="1440" w:right="1417" w:bottom="1440" w:left="1701" w:header="708" w:footer="708" w:gutter="0"/>
-          <w:pgNumType w:start="1" w:fmt="upperRoman"/>
-          <w:docGrid w:linePitch="360"/>
-        </w:sectPr>
-      </w:pPr>
-      <w:r>
-        <w:rPr>
-          <w:rFonts w:ascii="Times New Roman" w:eastAsia="SimSun"/>
-          <w:i/>
-          <w:iCs/>
-          <w:color w:val="6B7280"/>
-          <w:sz w:val="18"/>
-          <w:szCs w:val="18"/>
-        </w:rPr>
-        <w:t xml:space="preserve">(提示:在 Word 中右键点击目录,选择“更新域”,即可刷新目录页码)</w:t>
-      </w:r>
-    </w:p>
-    <w:p>
-      <w:pPr>
-        <w:pStyle w:val="Heading1"/>
-        <w:spacing w:after="160" w:before="360" w:line="312"/>
-      </w:pPr>
-      <w:bookmarkStart w:name="_Toc1" w:id="1"/>
-      <w:r>
-        <w:rPr>
-          <w:rFonts w:ascii="Times New Roman" w:eastAsia="SimHei"/>
+          <w:sz w:val="30"/>
+          <w:szCs w:val="30"/>
+        </w:rPr>
+        <w:t xml:space="preserve">一、为什么需要这个软件?</w:t>
+      </w:r>
+    </w:p>
+    <w:p>
+      <w:pPr>
+        <w:spacing w:after="60" w:line="312"/>
+        <w:ind w:firstLine="480"/>
+        <w:jc w:val="both"/>
+      </w:pPr>
+      <w:r>
+        <w:rPr>
+          <w:rFonts w:ascii="Times New Roman" w:eastAsia="SimSun"/>
+          <w:color w:val="000000"/>
+          <w:sz w:val="24"/>
+          <w:szCs w:val="24"/>
+        </w:rPr>
+        <w:t xml:space="preserve">通用大模型(ChatGPT / DeepSeek 等)确实</w:t>
+      </w:r>
+      <w:r>
+        <w:rPr>
+          <w:rFonts w:ascii="Times New Roman" w:eastAsia="SimSun"/>
           <w:b/>
           <w:bCs/>
-          <w:color w:val="1F4D42"/>
-          <w:sz w:val="32"/>
-          <w:szCs w:val="32"/>
-        </w:rPr>
-        <w:t xml:space="preserve">一、为什么需要这个软件?</w:t>
-      </w:r>
-      <w:bookmarkEnd w:id="1"/>
-    </w:p>
-    <w:p>
-      <w:pPr>
-        <w:spacing w:after="80" w:line="312"/>
-        <w:ind w:firstLine="480"/>
-        <w:jc w:val="both"/>
-      </w:pPr>
-      <w:r>
-        <w:rPr>
-          <w:rFonts w:ascii="Times New Roman" w:eastAsia="SimSun"/>
-          <w:color w:val="000000"/>
-          <w:sz w:val="24"/>
-          <w:szCs w:val="24"/>
-        </w:rPr>
-        <w:t xml:space="preserve">通用大模型(ChatGPT / DeepSeek 等)确实</w:t>
-      </w:r>
-      <w:r>
-        <w:rPr>
-          <w:rFonts w:ascii="Times New Roman" w:eastAsia="SimSun"/>
-          <w:b/>
-          <w:bCs/>
           <w:color w:val="000000"/>
           <w:sz w:val="24"/>
           <w:szCs w:val="24"/>
@@ -516,23 +130,6 @@
           <w:szCs w:val="24"/>
         </w:rPr>
         <w:t xml:space="preserve">,但把它直接当课程学习工具,存在四个无法回避的问题。这个项目就是针对它们设计的:</w:t>
-      </w:r>
-    </w:p>
-    <w:p>
-      <w:pPr>
-        <w:keepNext/>
-        <w:spacing w:after="80" w:before="120" w:line="312"/>
-      </w:pPr>
-      <w:r>
-        <w:rPr>
-          <w:rFonts w:ascii="Times New Roman" w:eastAsia="SimSun"/>
-          <w:b/>
-          <w:bCs/>
-          <w:color w:val="6B7280"/>
-          <w:sz w:val="21"/>
-          <w:szCs w:val="21"/>
-        </w:rPr>
-        <w:t xml:space="preserve">表 1  通用大模型的痛点与苏老师的解法</w:t>
       </w:r>
     </w:p>
     <w:tbl>
@@ -548,9 +145,9 @@
         </w:tblBorders>
       </w:tblPr>
       <w:tblGrid>
-        <w:gridCol w:w="527"/>
-        <w:gridCol w:w="3955"/>
-        <w:gridCol w:w="4306"/>
+        <w:gridCol w:w="534"/>
+        <w:gridCol w:w="4008"/>
+        <w:gridCol w:w="4364"/>
       </w:tblGrid>
       <w:tr>
         <w:trPr>
@@ -562,15 +159,15 @@
             <w:tcW w:type="pct" w:w="300"/>
             <w:shd w:fill="EEF3F0" w:val="clear"/>
             <w:tcMar>
-              <w:top w:type="dxa" w:w="80"/>
-              <w:left w:type="dxa" w:w="120"/>
-              <w:bottom w:type="dxa" w:w="80"/>
-              <w:right w:type="dxa" w:w="120"/>
-            </w:tcMar>
-          </w:tcPr>
-          <w:p>
-            <w:pPr>
-              <w:spacing w:after="0" w:line="276"/>
+              <w:top w:type="dxa" w:w="60"/>
+              <w:left w:type="dxa" w:w="110"/>
+              <w:bottom w:type="dxa" w:w="60"/>
+              <w:right w:type="dxa" w:w="110"/>
+            </w:tcMar>
+          </w:tcPr>
+          <w:p>
+            <w:pPr>
+              <w:spacing w:after="0" w:line="264"/>
               <w:jc w:val="left"/>
             </w:pPr>
             <w:r>
@@ -579,8 +176,8 @@
                 <w:b/>
                 <w:bCs/>
                 <w:color w:val="1F4D42"/>
-                <w:sz w:val="21"/>
-                <w:szCs w:val="21"/>
+                <w:sz w:val="20"/>
+                <w:szCs w:val="20"/>
               </w:rPr>
               <w:t xml:space="preserve">#</w:t>
             </w:r>
@@ -591,15 +188,15 @@
             <w:tcW w:type="pct" w:w="2250"/>
             <w:shd w:fill="EEF3F0" w:val="clear"/>
             <w:tcMar>
-              <w:top w:type="dxa" w:w="80"/>
-              <w:left w:type="dxa" w:w="120"/>
-              <w:bottom w:type="dxa" w:w="80"/>
-              <w:right w:type="dxa" w:w="120"/>
-            </w:tcMar>
-          </w:tcPr>
-          <w:p>
-            <w:pPr>
-              <w:spacing w:after="0" w:line="276"/>
+              <w:top w:type="dxa" w:w="60"/>
+              <w:left w:type="dxa" w:w="110"/>
+              <w:bottom w:type="dxa" w:w="60"/>
+              <w:right w:type="dxa" w:w="110"/>
+            </w:tcMar>
+          </w:tcPr>
+          <w:p>
+            <w:pPr>
+              <w:spacing w:after="0" w:line="264"/>
               <w:jc w:val="left"/>
             </w:pPr>
             <w:r>
@@ -608,8 +205,8 @@
                 <w:b/>
                 <w:bCs/>
                 <w:color w:val="1F4D42"/>
-                <w:sz w:val="21"/>
-                <w:szCs w:val="21"/>
+                <w:sz w:val="20"/>
+                <w:szCs w:val="20"/>
               </w:rPr>
               <w:t xml:space="preserve">直接问通用大模型的问题</w:t>
             </w:r>
@@ -620,15 +217,15 @@
             <w:tcW w:type="pct" w:w="2450"/>
             <w:shd w:fill="EEF3F0" w:val="clear"/>
             <w:tcMar>
-              <w:top w:type="dxa" w:w="80"/>
-              <w:left w:type="dxa" w:w="120"/>
-              <w:bottom w:type="dxa" w:w="80"/>
-              <w:right w:type="dxa" w:w="120"/>
-            </w:tcMar>
-          </w:tcPr>
-          <w:p>
-            <w:pPr>
-              <w:spacing w:after="0" w:line="276"/>
+              <w:top w:type="dxa" w:w="60"/>
+              <w:left w:type="dxa" w:w="110"/>
+              <w:bottom w:type="dxa" w:w="60"/>
+              <w:right w:type="dxa" w:w="110"/>
+            </w:tcMar>
+          </w:tcPr>
+          <w:p>
+            <w:pPr>
+              <w:spacing w:after="0" w:line="264"/>
               <w:jc w:val="left"/>
             </w:pPr>
             <w:r>
@@ -637,8 +234,8 @@
                 <w:b/>
                 <w:bCs/>
                 <w:color w:val="1F4D42"/>
-                <w:sz w:val="21"/>
-                <w:szCs w:val="21"/>
+                <w:sz w:val="20"/>
+                <w:szCs w:val="20"/>
               </w:rPr>
               <w:t xml:space="preserve">苏老师的解法</w:t>
             </w:r>
@@ -653,25 +250,25 @@
           <w:tcPr>
             <w:tcW w:type="pct" w:w="300"/>
             <w:tcMar>
-              <w:top w:type="dxa" w:w="80"/>
-              <w:left w:type="dxa" w:w="120"/>
-              <w:bottom w:type="dxa" w:w="80"/>
-              <w:right w:type="dxa" w:w="120"/>
-            </w:tcMar>
-          </w:tcPr>
-          <w:p>
-            <w:pPr>
-              <w:spacing w:after="0" w:line="276"/>
-              <w:jc w:val="left"/>
-            </w:pPr>
-            <w:r>
-              <w:rPr>
-                <w:rFonts w:ascii="Times New Roman" w:eastAsia="SimSun"/>
-                <w:b w:val="false"/>
-                <w:bCs w:val="false"/>
-                <w:color w:val="000000"/>
-                <w:sz w:val="21"/>
-                <w:szCs w:val="21"/>
+              <w:top w:type="dxa" w:w="60"/>
+              <w:left w:type="dxa" w:w="110"/>
+              <w:bottom w:type="dxa" w:w="60"/>
+              <w:right w:type="dxa" w:w="110"/>
+            </w:tcMar>
+          </w:tcPr>
+          <w:p>
+            <w:pPr>
+              <w:spacing w:after="0" w:line="264"/>
+              <w:jc w:val="left"/>
+            </w:pPr>
+            <w:r>
+              <w:rPr>
+                <w:rFonts w:ascii="Times New Roman" w:eastAsia="SimSun"/>
+                <w:b w:val="false"/>
+                <w:bCs w:val="false"/>
+                <w:color w:val="000000"/>
+                <w:sz w:val="20"/>
+                <w:szCs w:val="20"/>
               </w:rPr>
               <w:t xml:space="preserve">1</w:t>
             </w:r>
@@ -681,25 +278,25 @@
           <w:tcPr>
             <w:tcW w:type="pct" w:w="2250"/>
             <w:tcMar>
-              <w:top w:type="dxa" w:w="80"/>
-              <w:left w:type="dxa" w:w="120"/>
-              <w:bottom w:type="dxa" w:w="80"/>
-              <w:right w:type="dxa" w:w="120"/>
-            </w:tcMar>
-          </w:tcPr>
-          <w:p>
-            <w:pPr>
-              <w:spacing w:after="0" w:line="276"/>
-              <w:jc w:val="left"/>
-            </w:pPr>
-            <w:r>
-              <w:rPr>
-                <w:rFonts w:ascii="Times New Roman" w:eastAsia="SimSun"/>
-                <w:b w:val="false"/>
-                <w:bCs w:val="false"/>
-                <w:color w:val="000000"/>
-                <w:sz w:val="21"/>
-                <w:szCs w:val="21"/>
+              <w:top w:type="dxa" w:w="60"/>
+              <w:left w:type="dxa" w:w="110"/>
+              <w:bottom w:type="dxa" w:w="60"/>
+              <w:right w:type="dxa" w:w="110"/>
+            </w:tcMar>
+          </w:tcPr>
+          <w:p>
+            <w:pPr>
+              <w:spacing w:after="0" w:line="264"/>
+              <w:jc w:val="left"/>
+            </w:pPr>
+            <w:r>
+              <w:rPr>
+                <w:rFonts w:ascii="Times New Roman" w:eastAsia="SimSun"/>
+                <w:b w:val="false"/>
+                <w:bCs w:val="false"/>
+                <w:color w:val="000000"/>
+                <w:sz w:val="20"/>
+                <w:szCs w:val="20"/>
               </w:rPr>
               <w:t xml:space="preserve">不对齐课程:它答的是“全网标准答案”,可能超纲,记号与口径和老师课件不一致</w:t>
             </w:r>
@@ -709,25 +306,25 @@
           <w:tcPr>
             <w:tcW w:type="pct" w:w="2450"/>
             <w:tcMar>
-              <w:top w:type="dxa" w:w="80"/>
-              <w:left w:type="dxa" w:w="120"/>
-              <w:bottom w:type="dxa" w:w="80"/>
-              <w:right w:type="dxa" w:w="120"/>
-            </w:tcMar>
-          </w:tcPr>
-          <w:p>
-            <w:pPr>
-              <w:spacing w:after="0" w:line="276"/>
-              <w:jc w:val="left"/>
-            </w:pPr>
-            <w:r>
-              <w:rPr>
-                <w:rFonts w:ascii="Times New Roman" w:eastAsia="SimSun"/>
-                <w:b w:val="false"/>
-                <w:bCs w:val="false"/>
-                <w:color w:val="000000"/>
-                <w:sz w:val="21"/>
-                <w:szCs w:val="21"/>
+              <w:top w:type="dxa" w:w="60"/>
+              <w:left w:type="dxa" w:w="110"/>
+              <w:bottom w:type="dxa" w:w="60"/>
+              <w:right w:type="dxa" w:w="110"/>
+            </w:tcMar>
+          </w:tcPr>
+          <w:p>
+            <w:pPr>
+              <w:spacing w:after="0" w:line="264"/>
+              <w:jc w:val="left"/>
+            </w:pPr>
+            <w:r>
+              <w:rPr>
+                <w:rFonts w:ascii="Times New Roman" w:eastAsia="SimSun"/>
+                <w:b w:val="false"/>
+                <w:bCs w:val="false"/>
+                <w:color w:val="000000"/>
+                <w:sz w:val="20"/>
+                <w:szCs w:val="20"/>
               </w:rPr>
               <w:t xml:space="preserve">回答只依据你上传的课件,答的就是“这门课的答案”</w:t>
             </w:r>
@@ -742,25 +339,25 @@
           <w:tcPr>
             <w:tcW w:type="pct" w:w="300"/>
             <w:tcMar>
-              <w:top w:type="dxa" w:w="80"/>
-              <w:left w:type="dxa" w:w="120"/>
-              <w:bottom w:type="dxa" w:w="80"/>
-              <w:right w:type="dxa" w:w="120"/>
-            </w:tcMar>
-          </w:tcPr>
-          <w:p>
-            <w:pPr>
-              <w:spacing w:after="0" w:line="276"/>
-              <w:jc w:val="left"/>
-            </w:pPr>
-            <w:r>
-              <w:rPr>
-                <w:rFonts w:ascii="Times New Roman" w:eastAsia="SimSun"/>
-                <w:b w:val="false"/>
-                <w:bCs w:val="false"/>
-                <w:color w:val="000000"/>
-                <w:sz w:val="21"/>
-                <w:szCs w:val="21"/>
+              <w:top w:type="dxa" w:w="60"/>
+              <w:left w:type="dxa" w:w="110"/>
+              <w:bottom w:type="dxa" w:w="60"/>
+              <w:right w:type="dxa" w:w="110"/>
+            </w:tcMar>
+          </w:tcPr>
+          <w:p>
+            <w:pPr>
+              <w:spacing w:after="0" w:line="264"/>
+              <w:jc w:val="left"/>
+            </w:pPr>
+            <w:r>
+              <w:rPr>
+                <w:rFonts w:ascii="Times New Roman" w:eastAsia="SimSun"/>
+                <w:b w:val="false"/>
+                <w:bCs w:val="false"/>
+                <w:color w:val="000000"/>
+                <w:sz w:val="20"/>
+                <w:szCs w:val="20"/>
               </w:rPr>
               <w:t xml:space="preserve">2</w:t>
             </w:r>
@@ -770,25 +367,25 @@
           <w:tcPr>
             <w:tcW w:type="pct" w:w="2250"/>
             <w:tcMar>
-              <w:top w:type="dxa" w:w="80"/>
-              <w:left w:type="dxa" w:w="120"/>
-              <w:bottom w:type="dxa" w:w="80"/>
-              <w:right w:type="dxa" w:w="120"/>
-            </w:tcMar>
-          </w:tcPr>
-          <w:p>
-            <w:pPr>
-              <w:spacing w:after="0" w:line="276"/>
-              <w:jc w:val="left"/>
-            </w:pPr>
-            <w:r>
-              <w:rPr>
-                <w:rFonts w:ascii="Times New Roman" w:eastAsia="SimSun"/>
-                <w:b w:val="false"/>
-                <w:bCs w:val="false"/>
-                <w:color w:val="000000"/>
-                <w:sz w:val="21"/>
-                <w:szCs w:val="21"/>
+              <w:top w:type="dxa" w:w="60"/>
+              <w:left w:type="dxa" w:w="110"/>
+              <w:bottom w:type="dxa" w:w="60"/>
+              <w:right w:type="dxa" w:w="110"/>
+            </w:tcMar>
+          </w:tcPr>
+          <w:p>
+            <w:pPr>
+              <w:spacing w:after="0" w:line="264"/>
+              <w:jc w:val="left"/>
+            </w:pPr>
+            <w:r>
+              <w:rPr>
+                <w:rFonts w:ascii="Times New Roman" w:eastAsia="SimSun"/>
+                <w:b w:val="false"/>
+                <w:bCs w:val="false"/>
+                <w:color w:val="000000"/>
+                <w:sz w:val="20"/>
+                <w:szCs w:val="20"/>
               </w:rPr>
               <w:t xml:space="preserve">编造无从核对:一本正经胡说时,学生没有鉴别能力</w:t>
             </w:r>
@@ -798,25 +395,25 @@
           <w:tcPr>
             <w:tcW w:type="pct" w:w="2450"/>
             <w:tcMar>
-              <w:top w:type="dxa" w:w="80"/>
-              <w:left w:type="dxa" w:w="120"/>
-              <w:bottom w:type="dxa" w:w="80"/>
-              <w:right w:type="dxa" w:w="120"/>
-            </w:tcMar>
-          </w:tcPr>
-          <w:p>
-            <w:pPr>
-              <w:spacing w:after="0" w:line="276"/>
-              <w:jc w:val="left"/>
-            </w:pPr>
-            <w:r>
-              <w:rPr>
-                <w:rFonts w:ascii="Times New Roman" w:eastAsia="SimSun"/>
-                <w:b w:val="false"/>
-                <w:bCs w:val="false"/>
-                <w:color w:val="000000"/>
-                <w:sz w:val="21"/>
-                <w:szCs w:val="21"/>
+              <w:top w:type="dxa" w:w="60"/>
+              <w:left w:type="dxa" w:w="110"/>
+              <w:bottom w:type="dxa" w:w="60"/>
+              <w:right w:type="dxa" w:w="110"/>
+            </w:tcMar>
+          </w:tcPr>
+          <w:p>
+            <w:pPr>
+              <w:spacing w:after="0" w:line="264"/>
+              <w:jc w:val="left"/>
+            </w:pPr>
+            <w:r>
+              <w:rPr>
+                <w:rFonts w:ascii="Times New Roman" w:eastAsia="SimSun"/>
+                <w:b w:val="false"/>
+                <w:bCs w:val="false"/>
+                <w:color w:val="000000"/>
+                <w:sz w:val="20"/>
+                <w:szCs w:val="20"/>
               </w:rPr>
               <w:t xml:space="preserve">每条回答附引用来源(出自哪份课件);资料里没有的明确回答“未涉及”,绝不编造</w:t>
             </w:r>
@@ -831,25 +428,25 @@
           <w:tcPr>
             <w:tcW w:type="pct" w:w="300"/>
             <w:tcMar>
-              <w:top w:type="dxa" w:w="80"/>
-              <w:left w:type="dxa" w:w="120"/>
-              <w:bottom w:type="dxa" w:w="80"/>
-              <w:right w:type="dxa" w:w="120"/>
-            </w:tcMar>
-          </w:tcPr>
-          <w:p>
-            <w:pPr>
-              <w:spacing w:after="0" w:line="276"/>
-              <w:jc w:val="left"/>
-            </w:pPr>
-            <w:r>
-              <w:rPr>
-                <w:rFonts w:ascii="Times New Roman" w:eastAsia="SimSun"/>
-                <w:b w:val="false"/>
-                <w:bCs w:val="false"/>
-                <w:color w:val="000000"/>
-                <w:sz w:val="21"/>
-                <w:szCs w:val="21"/>
+              <w:top w:type="dxa" w:w="60"/>
+              <w:left w:type="dxa" w:w="110"/>
+              <w:bottom w:type="dxa" w:w="60"/>
+              <w:right w:type="dxa" w:w="110"/>
+            </w:tcMar>
+          </w:tcPr>
+          <w:p>
+            <w:pPr>
+              <w:spacing w:after="0" w:line="264"/>
+              <w:jc w:val="left"/>
+            </w:pPr>
+            <w:r>
+              <w:rPr>
+                <w:rFonts w:ascii="Times New Roman" w:eastAsia="SimSun"/>
+                <w:b w:val="false"/>
+                <w:bCs w:val="false"/>
+                <w:color w:val="000000"/>
+                <w:sz w:val="20"/>
+                <w:szCs w:val="20"/>
               </w:rPr>
               <w:t xml:space="preserve">3</w:t>
             </w:r>
@@ -859,25 +456,25 @@
           <w:tcPr>
             <w:tcW w:type="pct" w:w="2250"/>
             <w:tcMar>
-              <w:top w:type="dxa" w:w="80"/>
-              <w:left w:type="dxa" w:w="120"/>
-              <w:bottom w:type="dxa" w:w="80"/>
-              <w:right w:type="dxa" w:w="120"/>
-            </w:tcMar>
-          </w:tcPr>
-          <w:p>
-            <w:pPr>
-              <w:spacing w:after="0" w:line="276"/>
-              <w:jc w:val="left"/>
-            </w:pPr>
-            <w:r>
-              <w:rPr>
-                <w:rFonts w:ascii="Times New Roman" w:eastAsia="SimSun"/>
-                <w:b w:val="false"/>
-                <w:bCs w:val="false"/>
-                <w:color w:val="000000"/>
-                <w:sz w:val="21"/>
-                <w:szCs w:val="21"/>
+              <w:top w:type="dxa" w:w="60"/>
+              <w:left w:type="dxa" w:w="110"/>
+              <w:bottom w:type="dxa" w:w="60"/>
+              <w:right w:type="dxa" w:w="110"/>
+            </w:tcMar>
+          </w:tcPr>
+          <w:p>
+            <w:pPr>
+              <w:spacing w:after="0" w:line="264"/>
+              <w:jc w:val="left"/>
+            </w:pPr>
+            <w:r>
+              <w:rPr>
+                <w:rFonts w:ascii="Times New Roman" w:eastAsia="SimSun"/>
+                <w:b w:val="false"/>
+                <w:bCs w:val="false"/>
+                <w:color w:val="000000"/>
+                <w:sz w:val="20"/>
+                <w:szCs w:val="20"/>
               </w:rPr>
               <w:t xml:space="preserve">期末复习抓不住重点:每个学校、每个专业的考试范围和题型都不一样,自己划重点费时易漏</w:t>
             </w:r>
@@ -887,25 +484,25 @@
           <w:tcPr>
             <w:tcW w:type="pct" w:w="2450"/>
             <w:tcMar>
-              <w:top w:type="dxa" w:w="80"/>
-              <w:left w:type="dxa" w:w="120"/>
-              <w:bottom w:type="dxa" w:w="80"/>
-              <w:right w:type="dxa" w:w="120"/>
-            </w:tcMar>
-          </w:tcPr>
-          <w:p>
-            <w:pPr>
-              <w:spacing w:after="0" w:line="276"/>
-              <w:jc w:val="left"/>
-            </w:pPr>
-            <w:r>
-              <w:rPr>
-                <w:rFonts w:ascii="Times New Roman" w:eastAsia="SimSun"/>
-                <w:b w:val="false"/>
-                <w:bCs w:val="false"/>
-                <w:color w:val="000000"/>
-                <w:sz w:val="21"/>
-                <w:szCs w:val="21"/>
+              <w:top w:type="dxa" w:w="60"/>
+              <w:left w:type="dxa" w:w="110"/>
+              <w:bottom w:type="dxa" w:w="60"/>
+              <w:right w:type="dxa" w:w="110"/>
+            </w:tcMar>
+          </w:tcPr>
+          <w:p>
+            <w:pPr>
+              <w:spacing w:after="0" w:line="264"/>
+              <w:jc w:val="left"/>
+            </w:pPr>
+            <w:r>
+              <w:rPr>
+                <w:rFonts w:ascii="Times New Roman" w:eastAsia="SimSun"/>
+                <w:b w:val="false"/>
+                <w:bCs w:val="false"/>
+                <w:color w:val="000000"/>
+                <w:sz w:val="20"/>
+                <w:szCs w:val="20"/>
               </w:rPr>
               <w:t xml:space="preserve">考点预测:按你们学校的题型逐章分析课件,输出各章出题概率、预测例题和复习时间分配</w:t>
             </w:r>
@@ -920,25 +517,25 @@
           <w:tcPr>
             <w:tcW w:type="pct" w:w="300"/>
             <w:tcMar>
-              <w:top w:type="dxa" w:w="80"/>
-              <w:left w:type="dxa" w:w="120"/>
-              <w:bottom w:type="dxa" w:w="80"/>
-              <w:right w:type="dxa" w:w="120"/>
-            </w:tcMar>
-          </w:tcPr>
-          <w:p>
-            <w:pPr>
-              <w:spacing w:after="0" w:line="276"/>
-              <w:jc w:val="left"/>
-            </w:pPr>
-            <w:r>
-              <w:rPr>
-                <w:rFonts w:ascii="Times New Roman" w:eastAsia="SimSun"/>
-                <w:b w:val="false"/>
-                <w:bCs w:val="false"/>
-                <w:color w:val="000000"/>
-                <w:sz w:val="21"/>
-                <w:szCs w:val="21"/>
+              <w:top w:type="dxa" w:w="60"/>
+              <w:left w:type="dxa" w:w="110"/>
+              <w:bottom w:type="dxa" w:w="60"/>
+              <w:right w:type="dxa" w:w="110"/>
+            </w:tcMar>
+          </w:tcPr>
+          <w:p>
+            <w:pPr>
+              <w:spacing w:after="0" w:line="264"/>
+              <w:jc w:val="left"/>
+            </w:pPr>
+            <w:r>
+              <w:rPr>
+                <w:rFonts w:ascii="Times New Roman" w:eastAsia="SimSun"/>
+                <w:b w:val="false"/>
+                <w:bCs w:val="false"/>
+                <w:color w:val="000000"/>
+                <w:sz w:val="20"/>
+                <w:szCs w:val="20"/>
               </w:rPr>
               <w:t xml:space="preserve">4</w:t>
             </w:r>
@@ -948,25 +545,25 @@
           <w:tcPr>
             <w:tcW w:type="pct" w:w="2250"/>
             <w:tcMar>
-              <w:top w:type="dxa" w:w="80"/>
-              <w:left w:type="dxa" w:w="120"/>
-              <w:bottom w:type="dxa" w:w="80"/>
-              <w:right w:type="dxa" w:w="120"/>
-            </w:tcMar>
-          </w:tcPr>
-          <w:p>
-            <w:pPr>
-              <w:spacing w:after="0" w:line="276"/>
-              <w:jc w:val="left"/>
-            </w:pPr>
-            <w:r>
-              <w:rPr>
-                <w:rFonts w:ascii="Times New Roman" w:eastAsia="SimSun"/>
-                <w:b w:val="false"/>
-                <w:bCs w:val="false"/>
-                <w:color w:val="000000"/>
-                <w:sz w:val="21"/>
-                <w:szCs w:val="21"/>
+              <w:top w:type="dxa" w:w="60"/>
+              <w:left w:type="dxa" w:w="110"/>
+              <w:bottom w:type="dxa" w:w="60"/>
+              <w:right w:type="dxa" w:w="110"/>
+            </w:tcMar>
+          </w:tcPr>
+          <w:p>
+            <w:pPr>
+              <w:spacing w:after="0" w:line="264"/>
+              <w:jc w:val="left"/>
+            </w:pPr>
+            <w:r>
+              <w:rPr>
+                <w:rFonts w:ascii="Times New Roman" w:eastAsia="SimSun"/>
+                <w:b w:val="false"/>
+                <w:bCs w:val="false"/>
+                <w:color w:val="000000"/>
+                <w:sz w:val="20"/>
+                <w:szCs w:val="20"/>
               </w:rPr>
               <w:t xml:space="preserve">资料隐私:课件全文交给第三方平台有泄露顾虑</w:t>
             </w:r>
@@ -976,25 +573,25 @@
           <w:tcPr>
             <w:tcW w:type="pct" w:w="2450"/>
             <w:tcMar>
-              <w:top w:type="dxa" w:w="80"/>
-              <w:left w:type="dxa" w:w="120"/>
-              <w:bottom w:type="dxa" w:w="80"/>
-              <w:right w:type="dxa" w:w="120"/>
-            </w:tcMar>
-          </w:tcPr>
-          <w:p>
-            <w:pPr>
-              <w:spacing w:after="0" w:line="276"/>
-              <w:jc w:val="left"/>
-            </w:pPr>
-            <w:r>
-              <w:rPr>
-                <w:rFonts w:ascii="Times New Roman" w:eastAsia="SimSun"/>
-                <w:b w:val="false"/>
-                <w:bCs w:val="false"/>
-                <w:color w:val="000000"/>
-                <w:sz w:val="21"/>
-                <w:szCs w:val="21"/>
+              <w:top w:type="dxa" w:w="60"/>
+              <w:left w:type="dxa" w:w="110"/>
+              <w:bottom w:type="dxa" w:w="60"/>
+              <w:right w:type="dxa" w:w="110"/>
+            </w:tcMar>
+          </w:tcPr>
+          <w:p>
+            <w:pPr>
+              <w:spacing w:after="0" w:line="264"/>
+              <w:jc w:val="left"/>
+            </w:pPr>
+            <w:r>
+              <w:rPr>
+                <w:rFonts w:ascii="Times New Roman" w:eastAsia="SimSun"/>
+                <w:b w:val="false"/>
+                <w:bCs w:val="false"/>
+                <w:color w:val="000000"/>
+                <w:sz w:val="20"/>
+                <w:szCs w:val="20"/>
               </w:rPr>
               <w:t xml:space="preserve">课件在本地完成向量化建库,知识库不离开你的电脑</w:t>
             </w:r>
@@ -1004,12 +601,12 @@
     </w:tbl>
     <w:p>
       <w:pPr>
-        <w:spacing w:after="0" w:before="120"/>
-      </w:pPr>
-    </w:p>
-    <w:p>
-      <w:pPr>
-        <w:spacing w:after="80" w:line="312"/>
+        <w:spacing w:after="60" w:before="0" w:line="240"/>
+      </w:pPr>
+    </w:p>
+    <w:p>
+      <w:pPr>
+        <w:spacing w:after="100" w:line="312"/>
         <w:ind w:firstLine="480"/>
         <w:jc w:val="both"/>
       </w:pPr>
@@ -1037,21 +634,19 @@
     <w:p>
       <w:pPr>
         <w:pStyle w:val="Heading1"/>
-        <w:spacing w:after="160" w:before="360" w:line="312"/>
-      </w:pPr>
-      <w:bookmarkStart w:name="_Toc2" w:id="2"/>
+        <w:spacing w:after="130" w:before="300" w:line="312"/>
+      </w:pPr>
       <w:r>
         <w:rPr>
           <w:rFonts w:ascii="Times New Roman" w:eastAsia="SimHei"/>
           <w:b/>
           <w:bCs/>
           <w:color w:val="1F4D42"/>
-          <w:sz w:val="32"/>
-          <w:szCs w:val="32"/>
+          <w:sz w:val="30"/>
+          <w:szCs w:val="30"/>
         </w:rPr>
         <w:t xml:space="preserve">二、设计理念</w:t>
       </w:r>
-      <w:bookmarkEnd w:id="2"/>
     </w:p>
     <w:p>
       <w:pPr>
@@ -1060,7 +655,7 @@
           <w:ilvl w:val="0"/>
           <w:numId w:val="2"/>
         </w:numPr>
-        <w:spacing w:after="80" w:line="312"/>
+        <w:spacing w:after="60" w:line="312"/>
         <w:jc w:val="both"/>
       </w:pPr>
       <w:r>
@@ -1081,7 +676,7 @@
           <w:sz w:val="24"/>
           <w:szCs w:val="24"/>
         </w:rPr>
-        <w:t xml:space="preserve">助教被设计成有形象、有性格的“苏老师”:进入系统她会站在黑板前挥手打招呼;她有性格标签(耐心指数 ★★★★★、口头禅“翻课件!”);她的开场白立下承诺——“答不上来算我输,但答完要回去翻课件复习哦”。人格化降低了使用门槛:学生不需要看说明书,看到对话就知道该做什么。</w:t>
+        <w:t xml:space="preserve">助教被设计成有形象、有性格的“苏老师”:进入系统她会站在黑板前挥手打招呼;她有性格标签(耐心指数 ★★★★★、口头禅“翻课件!”);开场白立下承诺——“答不上来算我输,但答完要回去翻课件复习哦”。人格化降低了使用门槛。</w:t>
       </w:r>
     </w:p>
     <w:p>
@@ -1091,7 +686,7 @@
           <w:ilvl w:val="0"/>
           <w:numId w:val="2"/>
         </w:numPr>
-        <w:spacing w:after="80" w:line="312"/>
+        <w:spacing w:after="60" w:line="312"/>
         <w:jc w:val="both"/>
       </w:pPr>
       <w:r>
@@ -1112,7 +707,7 @@
           <w:sz w:val="24"/>
           <w:szCs w:val="24"/>
         </w:rPr>
-        <w:t xml:space="preserve">整个系统围绕 RAG(检索增强生成)构建:先从课件中检索最相关的片段,再要求模型“只依据资料作答”。这是与直接问大模型最本质的区别。</w:t>
+        <w:t xml:space="preserve">系统围绕 RAG(检索增强生成)构建:先从课件中检索最相关片段,再要求模型“只依据资料作答”。这是与直接问大模型最本质的区别。</w:t>
       </w:r>
     </w:p>
     <w:p>
@@ -1122,7 +717,7 @@
           <w:ilvl w:val="0"/>
           <w:numId w:val="2"/>
         </w:numPr>
-        <w:spacing w:after="80" w:line="312"/>
+        <w:spacing w:after="60" w:line="312"/>
         <w:jc w:val="both"/>
       </w:pPr>
       <w:r>
@@ -1143,7 +738,7 @@
           <w:sz w:val="24"/>
           <w:szCs w:val="24"/>
         </w:rPr>
-        <w:t xml:space="preserve">期末是学生的真实刚需。考点预测采用 map-reduce 式两阶段分析:逐章提取考点与题型匹配度,再汇总成全局报告——课件再多也不会撑爆模型上下文。</w:t>
+        <w:t xml:space="preserve">期末是学生的真实刚需。考点预测采用 map-reduce 式两阶段分析:逐章提取考点与题型匹配度,再汇总成全局报告,课件再多也不会撑爆模型上下文。</w:t>
       </w:r>
     </w:p>
     <w:p>
@@ -1153,7 +748,7 @@
           <w:ilvl w:val="0"/>
           <w:numId w:val="2"/>
         </w:numPr>
-        <w:spacing w:after="80" w:line="312"/>
+        <w:spacing w:after="60" w:line="312"/>
         <w:jc w:val="both"/>
       </w:pPr>
       <w:r>
@@ -1184,7 +779,7 @@
           <w:ilvl w:val="0"/>
           <w:numId w:val="2"/>
         </w:numPr>
-        <w:spacing w:after="80" w:line="312"/>
+        <w:spacing w:after="60" w:line="312"/>
         <w:jc w:val="both"/>
       </w:pPr>
       <w:r>
@@ -1211,21 +806,19 @@
     <w:p>
       <w:pPr>
         <w:pStyle w:val="Heading1"/>
-        <w:spacing w:after="160" w:before="360" w:line="312"/>
-      </w:pPr>
-      <w:bookmarkStart w:name="_Toc3" w:id="3"/>
+        <w:spacing w:after="130" w:before="300" w:line="312"/>
+      </w:pPr>
       <w:r>
         <w:rPr>
           <w:rFonts w:ascii="Times New Roman" w:eastAsia="SimHei"/>
           <w:b/>
           <w:bCs/>
           <w:color w:val="1F4D42"/>
-          <w:sz w:val="32"/>
-          <w:szCs w:val="32"/>
+          <w:sz w:val="30"/>
+          <w:szCs w:val="30"/>
         </w:rPr>
         <w:t xml:space="preserve">三、功能特色</w:t>
       </w:r>
-      <w:bookmarkEnd w:id="3"/>
     </w:p>
     <w:p>
       <w:pPr>
@@ -1234,7 +827,7 @@
           <w:ilvl w:val="0"/>
           <w:numId w:val="1"/>
         </w:numPr>
-        <w:spacing w:after="60" w:line="312"/>
+        <w:spacing w:after="50" w:line="312"/>
         <w:jc w:val="both"/>
       </w:pPr>
       <w:r>
@@ -1265,7 +858,7 @@
           <w:ilvl w:val="0"/>
           <w:numId w:val="1"/>
         </w:numPr>
-        <w:spacing w:after="60" w:line="312"/>
+        <w:spacing w:after="50" w:line="312"/>
         <w:jc w:val="both"/>
       </w:pPr>
       <w:r>
@@ -1286,7 +879,7 @@
           <w:sz w:val="24"/>
           <w:szCs w:val="24"/>
         </w:rPr>
-        <w:t xml:space="preserve">检索增强生成,回答严格依据课件并附引用来源;资料外问题明确回答“未涉及”。</w:t>
+        <w:t xml:space="preserve">回答严格依据课件并附引用来源;资料外问题明确回答“未涉及”。</w:t>
       </w:r>
     </w:p>
     <w:p>
@@ -1296,7 +889,7 @@
           <w:ilvl w:val="0"/>
           <w:numId w:val="1"/>
         </w:numPr>
-        <w:spacing w:after="60" w:line="312"/>
+        <w:spacing w:after="50" w:line="312"/>
         <w:jc w:val="both"/>
       </w:pPr>
       <w:r>
@@ -1327,7 +920,7 @@
           <w:ilvl w:val="0"/>
           <w:numId w:val="1"/>
         </w:numPr>
-        <w:spacing w:after="60" w:line="312"/>
+        <w:spacing w:after="50" w:line="312"/>
         <w:jc w:val="both"/>
       </w:pPr>
       <w:r>
@@ -1358,7 +951,7 @@
           <w:ilvl w:val="0"/>
           <w:numId w:val="1"/>
         </w:numPr>
-        <w:spacing w:after="60" w:line="312"/>
+        <w:spacing w:after="50" w:line="312"/>
         <w:jc w:val="both"/>
       </w:pPr>
       <w:r>
@@ -1389,7 +982,7 @@
           <w:ilvl w:val="0"/>
           <w:numId w:val="1"/>
         </w:numPr>
-        <w:spacing w:after="60" w:line="312"/>
+        <w:spacing w:after="50" w:line="312"/>
         <w:jc w:val="both"/>
       </w:pPr>
       <w:r>
@@ -1416,25 +1009,23 @@
     <w:p>
       <w:pPr>
         <w:pStyle w:val="Heading1"/>
-        <w:spacing w:after="160" w:before="360" w:line="312"/>
-      </w:pPr>
-      <w:bookmarkStart w:name="_Toc4" w:id="4"/>
+        <w:spacing w:after="130" w:before="300" w:line="312"/>
+      </w:pPr>
       <w:r>
         <w:rPr>
           <w:rFonts w:ascii="Times New Roman" w:eastAsia="SimHei"/>
           <w:b/>
           <w:bCs/>
           <w:color w:val="1F4D42"/>
-          <w:sz w:val="32"/>
-          <w:szCs w:val="32"/>
+          <w:sz w:val="30"/>
+          <w:szCs w:val="30"/>
         </w:rPr>
         <w:t xml:space="preserve">四、基于 LangChain 框架的实现(核心)</w:t>
       </w:r>
-      <w:bookmarkEnd w:id="4"/>
-    </w:p>
-    <w:p>
-      <w:pPr>
-        <w:spacing w:after="80" w:line="312"/>
+    </w:p>
+    <w:p>
+      <w:pPr>
+        <w:spacing w:after="60" w:line="312"/>
         <w:ind w:firstLine="480"/>
         <w:jc w:val="both"/>
       </w:pPr>
@@ -1471,37 +1062,18 @@
     <w:p>
       <w:pPr>
         <w:pStyle w:val="Heading2"/>
-        <w:spacing w:after="120" w:before="240" w:line="312"/>
-      </w:pPr>
-      <w:bookmarkStart w:name="_Toc5" w:id="5"/>
+        <w:spacing w:after="100" w:before="200" w:line="312"/>
+      </w:pPr>
       <w:r>
         <w:rPr>
           <w:rFonts w:ascii="Times New Roman" w:eastAsia="SimHei"/>
           <w:b/>
           <w:bCs/>
           <w:color w:val="1F4D42"/>
-          <w:sz w:val="28"/>
-          <w:szCs w:val="28"/>
+          <w:sz w:val="26"/>
+          <w:szCs w:val="26"/>
         </w:rPr>
         <w:t xml:space="preserve">4.1  LangChain 组件使用一览</w:t>
-      </w:r>
-      <w:bookmarkEnd w:id="5"/>
-    </w:p>
-    <w:p>
-      <w:pPr>
-        <w:keepNext/>
-        <w:spacing w:after="80" w:before="120" w:line="312"/>
-      </w:pPr>
-      <w:r>
-        <w:rPr>
-          <w:rFonts w:ascii="Times New Roman" w:eastAsia="SimSun"/>
-          <w:b/>
-          <w:bCs/>
-          <w:color w:val="6B7280"/>
-          <w:sz w:val="21"/>
-          <w:szCs w:val="21"/>
-        </w:rPr>
-        <w:t xml:space="preserve">表 2  LangChain 组件与本项目对应关系</w:t>
       </w:r>
     </w:p>
     <w:tbl>
@@ -1517,9 +1089,9 @@
         </w:tblBorders>
       </w:tblPr>
       <w:tblGrid>
-        <w:gridCol w:w="2461"/>
-        <w:gridCol w:w="2109"/>
-        <w:gridCol w:w="4218"/>
+        <w:gridCol w:w="2494"/>
+        <w:gridCol w:w="2137"/>
+        <w:gridCol w:w="4275"/>
       </w:tblGrid>
       <w:tr>
         <w:trPr>
@@ -1531,15 +1103,15 @@
             <w:tcW w:type="pct" w:w="1400"/>
             <w:shd w:fill="EEF3F0" w:val="clear"/>
             <w:tcMar>
-              <w:top w:type="dxa" w:w="80"/>
-              <w:left w:type="dxa" w:w="120"/>
-              <w:bottom w:type="dxa" w:w="80"/>
-              <w:right w:type="dxa" w:w="120"/>
-            </w:tcMar>
-          </w:tcPr>
-          <w:p>
-            <w:pPr>
-              <w:spacing w:after="0" w:line="276"/>
+              <w:top w:type="dxa" w:w="60"/>
+              <w:left w:type="dxa" w:w="110"/>
+              <w:bottom w:type="dxa" w:w="60"/>
+              <w:right w:type="dxa" w:w="110"/>
+            </w:tcMar>
+          </w:tcPr>
+          <w:p>
+            <w:pPr>
+              <w:spacing w:after="0" w:line="264"/>
               <w:jc w:val="left"/>
             </w:pPr>
             <w:r>
@@ -1548,8 +1120,8 @@
                 <w:b/>
                 <w:bCs/>
                 <w:color w:val="1F4D42"/>
-                <w:sz w:val="21"/>
-                <w:szCs w:val="21"/>
+                <w:sz w:val="20"/>
+                <w:szCs w:val="20"/>
               </w:rPr>
               <w:t xml:space="preserve">LangChain 组件</w:t>
             </w:r>
@@ -1560,15 +1132,15 @@
             <w:tcW w:type="pct" w:w="1200"/>
             <w:shd w:fill="EEF3F0" w:val="clear"/>
             <w:tcMar>
-              <w:top w:type="dxa" w:w="80"/>
-              <w:left w:type="dxa" w:w="120"/>
-              <w:bottom w:type="dxa" w:w="80"/>
-              <w:right w:type="dxa" w:w="120"/>
-            </w:tcMar>
-          </w:tcPr>
-          <w:p>
-            <w:pPr>
-              <w:spacing w:after="0" w:line="276"/>
+              <w:top w:type="dxa" w:w="60"/>
+              <w:left w:type="dxa" w:w="110"/>
+              <w:bottom w:type="dxa" w:w="60"/>
+              <w:right w:type="dxa" w:w="110"/>
+            </w:tcMar>
+          </w:tcPr>
+          <w:p>
+            <w:pPr>
+              <w:spacing w:after="0" w:line="264"/>
               <w:jc w:val="left"/>
             </w:pPr>
             <w:r>
@@ -1577,8 +1149,8 @@
                 <w:b/>
                 <w:bCs/>
                 <w:color w:val="1F4D42"/>
-                <w:sz w:val="21"/>
-                <w:szCs w:val="21"/>
+                <w:sz w:val="20"/>
+                <w:szCs w:val="20"/>
               </w:rPr>
               <w:t xml:space="preserve">所用集成包</w:t>
             </w:r>
@@ -1589,15 +1161,15 @@
             <w:tcW w:type="pct" w:w="2400"/>
             <w:shd w:fill="EEF3F0" w:val="clear"/>
             <w:tcMar>
-              <w:top w:type="dxa" w:w="80"/>
-              <w:left w:type="dxa" w:w="120"/>
-              <w:bottom w:type="dxa" w:w="80"/>
-              <w:right w:type="dxa" w:w="120"/>
-            </w:tcMar>
-          </w:tcPr>
-          <w:p>
-            <w:pPr>
-              <w:spacing w:after="0" w:line="276"/>
+              <w:top w:type="dxa" w:w="60"/>
+              <w:left w:type="dxa" w:w="110"/>
+              <w:bottom w:type="dxa" w:w="60"/>
+              <w:right w:type="dxa" w:w="110"/>
+            </w:tcMar>
+          </w:tcPr>
+          <w:p>
+            <w:pPr>
+              <w:spacing w:after="0" w:line="264"/>
               <w:jc w:val="left"/>
             </w:pPr>
             <w:r>
@@ -1606,8 +1178,8 @@
                 <w:b/>
                 <w:bCs/>
                 <w:color w:val="1F4D42"/>
-                <w:sz w:val="21"/>
-                <w:szCs w:val="21"/>
+                <w:sz w:val="20"/>
+                <w:szCs w:val="20"/>
               </w:rPr>
               <w:t xml:space="preserve">在本项目中的作用</w:t>
             </w:r>
@@ -1622,25 +1194,25 @@
           <w:tcPr>
             <w:tcW w:type="pct" w:w="1400"/>
             <w:tcMar>
-              <w:top w:type="dxa" w:w="80"/>
-              <w:left w:type="dxa" w:w="120"/>
-              <w:bottom w:type="dxa" w:w="80"/>
-              <w:right w:type="dxa" w:w="120"/>
-            </w:tcMar>
-          </w:tcPr>
-          <w:p>
-            <w:pPr>
-              <w:spacing w:after="0" w:line="276"/>
-              <w:jc w:val="left"/>
-            </w:pPr>
-            <w:r>
-              <w:rPr>
-                <w:rFonts w:ascii="Times New Roman" w:eastAsia="SimSun"/>
-                <w:b w:val="false"/>
-                <w:bCs w:val="false"/>
-                <w:color w:val="000000"/>
-                <w:sz w:val="21"/>
-                <w:szCs w:val="21"/>
+              <w:top w:type="dxa" w:w="60"/>
+              <w:left w:type="dxa" w:w="110"/>
+              <w:bottom w:type="dxa" w:w="60"/>
+              <w:right w:type="dxa" w:w="110"/>
+            </w:tcMar>
+          </w:tcPr>
+          <w:p>
+            <w:pPr>
+              <w:spacing w:after="0" w:line="264"/>
+              <w:jc w:val="left"/>
+            </w:pPr>
+            <w:r>
+              <w:rPr>
+                <w:rFonts w:ascii="Times New Roman" w:eastAsia="SimSun"/>
+                <w:b w:val="false"/>
+                <w:bCs w:val="false"/>
+                <w:color w:val="000000"/>
+                <w:sz w:val="20"/>
+                <w:szCs w:val="20"/>
               </w:rPr>
               <w:t xml:space="preserve">Document Loaders(文档加载)</w:t>
             </w:r>
@@ -1650,25 +1222,25 @@
           <w:tcPr>
             <w:tcW w:type="pct" w:w="1200"/>
             <w:tcMar>
-              <w:top w:type="dxa" w:w="80"/>
-              <w:left w:type="dxa" w:w="120"/>
-              <w:bottom w:type="dxa" w:w="80"/>
-              <w:right w:type="dxa" w:w="120"/>
-            </w:tcMar>
-          </w:tcPr>
-          <w:p>
-            <w:pPr>
-              <w:spacing w:after="0" w:line="276"/>
-              <w:jc w:val="left"/>
-            </w:pPr>
-            <w:r>
-              <w:rPr>
-                <w:rFonts w:ascii="Times New Roman" w:eastAsia="SimSun"/>
-                <w:b w:val="false"/>
-                <w:bCs w:val="false"/>
-                <w:color w:val="000000"/>
-                <w:sz w:val="21"/>
-                <w:szCs w:val="21"/>
+              <w:top w:type="dxa" w:w="60"/>
+              <w:left w:type="dxa" w:w="110"/>
+              <w:bottom w:type="dxa" w:w="60"/>
+              <w:right w:type="dxa" w:w="110"/>
+            </w:tcMar>
+          </w:tcPr>
+          <w:p>
+            <w:pPr>
+              <w:spacing w:after="0" w:line="264"/>
+              <w:jc w:val="left"/>
+            </w:pPr>
+            <w:r>
+              <w:rPr>
+                <w:rFonts w:ascii="Times New Roman" w:eastAsia="SimSun"/>
+                <w:b w:val="false"/>
+                <w:bCs w:val="false"/>
+                <w:color w:val="000000"/>
+                <w:sz w:val="20"/>
+                <w:szCs w:val="20"/>
               </w:rPr>
               <w:t xml:space="preserve">langchain-community</w:t>
             </w:r>
@@ -1678,27 +1250,27 @@
           <w:tcPr>
             <w:tcW w:type="pct" w:w="2400"/>
             <w:tcMar>
-              <w:top w:type="dxa" w:w="80"/>
-              <w:left w:type="dxa" w:w="120"/>
-              <w:bottom w:type="dxa" w:w="80"/>
-              <w:right w:type="dxa" w:w="120"/>
-            </w:tcMar>
-          </w:tcPr>
-          <w:p>
-            <w:pPr>
-              <w:spacing w:after="0" w:line="276"/>
-              <w:jc w:val="left"/>
-            </w:pPr>
-            <w:r>
-              <w:rPr>
-                <w:rFonts w:ascii="Times New Roman" w:eastAsia="SimSun"/>
-                <w:b w:val="false"/>
-                <w:bCs w:val="false"/>
-                <w:color w:val="000000"/>
-                <w:sz w:val="21"/>
-                <w:szCs w:val="21"/>
-              </w:rPr>
-              <w:t xml:space="preserve">PyPDFLoader / TextLoader 加载 PDF 与文本课件,metadata 记录来源文件名</w:t>
+              <w:top w:type="dxa" w:w="60"/>
+              <w:left w:type="dxa" w:w="110"/>
+              <w:bottom w:type="dxa" w:w="60"/>
+              <w:right w:type="dxa" w:w="110"/>
+            </w:tcMar>
+          </w:tcPr>
+          <w:p>
+            <w:pPr>
+              <w:spacing w:after="0" w:line="264"/>
+              <w:jc w:val="left"/>
+            </w:pPr>
+            <w:r>
+              <w:rPr>
+                <w:rFonts w:ascii="Times New Roman" w:eastAsia="SimSun"/>
+                <w:b w:val="false"/>
+                <w:bCs w:val="false"/>
+                <w:color w:val="000000"/>
+                <w:sz w:val="20"/>
+                <w:szCs w:val="20"/>
+              </w:rPr>
+              <w:t xml:space="preserve">PyPDFLoader / TextLoader 加载 PDF 与文本课件,metadata 记录来源</w:t>
             </w:r>
           </w:p>
         </w:tc>
@@ -1711,25 +1283,25 @@
           <w:tcPr>
             <w:tcW w:type="pct" w:w="1400"/>
             <w:tcMar>
-              <w:top w:type="dxa" w:w="80"/>
-              <w:left w:type="dxa" w:w="120"/>
-              <w:bottom w:type="dxa" w:w="80"/>
-              <w:right w:type="dxa" w:w="120"/>
-            </w:tcMar>
-          </w:tcPr>
-          <w:p>
-            <w:pPr>
-              <w:spacing w:after="0" w:line="276"/>
-              <w:jc w:val="left"/>
-            </w:pPr>
-            <w:r>
-              <w:rPr>
-                <w:rFonts w:ascii="Times New Roman" w:eastAsia="SimSun"/>
-                <w:b w:val="false"/>
-                <w:bCs w:val="false"/>
-                <w:color w:val="000000"/>
-                <w:sz w:val="21"/>
-                <w:szCs w:val="21"/>
+              <w:top w:type="dxa" w:w="60"/>
+              <w:left w:type="dxa" w:w="110"/>
+              <w:bottom w:type="dxa" w:w="60"/>
+              <w:right w:type="dxa" w:w="110"/>
+            </w:tcMar>
+          </w:tcPr>
+          <w:p>
+            <w:pPr>
+              <w:spacing w:after="0" w:line="264"/>
+              <w:jc w:val="left"/>
+            </w:pPr>
+            <w:r>
+              <w:rPr>
+                <w:rFonts w:ascii="Times New Roman" w:eastAsia="SimSun"/>
+                <w:b w:val="false"/>
+                <w:bCs w:val="false"/>
+                <w:color w:val="000000"/>
+                <w:sz w:val="20"/>
+                <w:szCs w:val="20"/>
               </w:rPr>
               <w:t xml:space="preserve">Text Splitter(文本切分)</w:t>
             </w:r>
@@ -1739,25 +1311,25 @@
           <w:tcPr>
             <w:tcW w:type="pct" w:w="1200"/>
             <w:tcMar>
-              <w:top w:type="dxa" w:w="80"/>
-              <w:left w:type="dxa" w:w="120"/>
-              <w:bottom w:type="dxa" w:w="80"/>
-              <w:right w:type="dxa" w:w="120"/>
-            </w:tcMar>
-          </w:tcPr>
-          <w:p>
-            <w:pPr>
-              <w:spacing w:after="0" w:line="276"/>
-              <w:jc w:val="left"/>
-            </w:pPr>
-            <w:r>
-              <w:rPr>
-                <w:rFonts w:ascii="Times New Roman" w:eastAsia="SimSun"/>
-                <w:b w:val="false"/>
-                <w:bCs w:val="false"/>
-                <w:color w:val="000000"/>
-                <w:sz w:val="21"/>
-                <w:szCs w:val="21"/>
+              <w:top w:type="dxa" w:w="60"/>
+              <w:left w:type="dxa" w:w="110"/>
+              <w:bottom w:type="dxa" w:w="60"/>
+              <w:right w:type="dxa" w:w="110"/>
+            </w:tcMar>
+          </w:tcPr>
+          <w:p>
+            <w:pPr>
+              <w:spacing w:after="0" w:line="264"/>
+              <w:jc w:val="left"/>
+            </w:pPr>
+            <w:r>
+              <w:rPr>
+                <w:rFonts w:ascii="Times New Roman" w:eastAsia="SimSun"/>
+                <w:b w:val="false"/>
+                <w:bCs w:val="false"/>
+                <w:color w:val="000000"/>
+                <w:sz w:val="20"/>
+                <w:szCs w:val="20"/>
               </w:rPr>
               <w:t xml:space="preserve">langchain-text-splitters</w:t>
             </w:r>
@@ -1767,25 +1339,25 @@
           <w:tcPr>
             <w:tcW w:type="pct" w:w="2400"/>
             <w:tcMar>
-              <w:top w:type="dxa" w:w="80"/>
-              <w:left w:type="dxa" w:w="120"/>
-              <w:bottom w:type="dxa" w:w="80"/>
-              <w:right w:type="dxa" w:w="120"/>
-            </w:tcMar>
-          </w:tcPr>
-          <w:p>
-            <w:pPr>
-              <w:spacing w:after="0" w:line="276"/>
-              <w:jc w:val="left"/>
-            </w:pPr>
-            <w:r>
-              <w:rPr>
-                <w:rFonts w:ascii="Times New Roman" w:eastAsia="SimSun"/>
-                <w:b w:val="false"/>
-                <w:bCs w:val="false"/>
-                <w:color w:val="000000"/>
-                <w:sz w:val="21"/>
-                <w:szCs w:val="21"/>
+              <w:top w:type="dxa" w:w="60"/>
+              <w:left w:type="dxa" w:w="110"/>
+              <w:bottom w:type="dxa" w:w="60"/>
+              <w:right w:type="dxa" w:w="110"/>
+            </w:tcMar>
+          </w:tcPr>
+          <w:p>
+            <w:pPr>
+              <w:spacing w:after="0" w:line="264"/>
+              <w:jc w:val="left"/>
+            </w:pPr>
+            <w:r>
+              <w:rPr>
+                <w:rFonts w:ascii="Times New Roman" w:eastAsia="SimSun"/>
+                <w:b w:val="false"/>
+                <w:bCs w:val="false"/>
+                <w:color w:val="000000"/>
+                <w:sz w:val="20"/>
+                <w:szCs w:val="20"/>
               </w:rPr>
               <w:t xml:space="preserve">RecursiveCharacterTextSplitter 切成 500 字符、重叠 50 的文本块,针对中文定制分隔符</w:t>
             </w:r>
@@ -1800,25 +1372,25 @@
           <w:tcPr>
             <w:tcW w:type="pct" w:w="1400"/>
             <w:tcMar>
-              <w:top w:type="dxa" w:w="80"/>
-              <w:left w:type="dxa" w:w="120"/>
-              <w:bottom w:type="dxa" w:w="80"/>
-              <w:right w:type="dxa" w:w="120"/>
-            </w:tcMar>
-          </w:tcPr>
-          <w:p>
-            <w:pPr>
-              <w:spacing w:after="0" w:line="276"/>
-              <w:jc w:val="left"/>
-            </w:pPr>
-            <w:r>
-              <w:rPr>
-                <w:rFonts w:ascii="Times New Roman" w:eastAsia="SimSun"/>
-                <w:b w:val="false"/>
-                <w:bCs w:val="false"/>
-                <w:color w:val="000000"/>
-                <w:sz w:val="21"/>
-                <w:szCs w:val="21"/>
+              <w:top w:type="dxa" w:w="60"/>
+              <w:left w:type="dxa" w:w="110"/>
+              <w:bottom w:type="dxa" w:w="60"/>
+              <w:right w:type="dxa" w:w="110"/>
+            </w:tcMar>
+          </w:tcPr>
+          <w:p>
+            <w:pPr>
+              <w:spacing w:after="0" w:line="264"/>
+              <w:jc w:val="left"/>
+            </w:pPr>
+            <w:r>
+              <w:rPr>
+                <w:rFonts w:ascii="Times New Roman" w:eastAsia="SimSun"/>
+                <w:b w:val="false"/>
+                <w:bCs w:val="false"/>
+                <w:color w:val="000000"/>
+                <w:sz w:val="20"/>
+                <w:szCs w:val="20"/>
               </w:rPr>
               <w:t xml:space="preserve">Embeddings(向量化)</w:t>
             </w:r>
@@ -1828,25 +1400,25 @@
           <w:tcPr>
             <w:tcW w:type="pct" w:w="1200"/>
             <w:tcMar>
-              <w:top w:type="dxa" w:w="80"/>
-              <w:left w:type="dxa" w:w="120"/>
-              <w:bottom w:type="dxa" w:w="80"/>
-              <w:right w:type="dxa" w:w="120"/>
-            </w:tcMar>
-          </w:tcPr>
-          <w:p>
-            <w:pPr>
-              <w:spacing w:after="0" w:line="276"/>
-              <w:jc w:val="left"/>
-            </w:pPr>
-            <w:r>
-              <w:rPr>
-                <w:rFonts w:ascii="Times New Roman" w:eastAsia="SimSun"/>
-                <w:b w:val="false"/>
-                <w:bCs w:val="false"/>
-                <w:color w:val="000000"/>
-                <w:sz w:val="21"/>
-                <w:szCs w:val="21"/>
+              <w:top w:type="dxa" w:w="60"/>
+              <w:left w:type="dxa" w:w="110"/>
+              <w:bottom w:type="dxa" w:w="60"/>
+              <w:right w:type="dxa" w:w="110"/>
+            </w:tcMar>
+          </w:tcPr>
+          <w:p>
+            <w:pPr>
+              <w:spacing w:after="0" w:line="264"/>
+              <w:jc w:val="left"/>
+            </w:pPr>
+            <w:r>
+              <w:rPr>
+                <w:rFonts w:ascii="Times New Roman" w:eastAsia="SimSun"/>
+                <w:b w:val="false"/>
+                <w:bCs w:val="false"/>
+                <w:color w:val="000000"/>
+                <w:sz w:val="20"/>
+                <w:szCs w:val="20"/>
               </w:rPr>
               <w:t xml:space="preserve">langchain-huggingface</w:t>
             </w:r>
@@ -1856,25 +1428,25 @@
           <w:tcPr>
             <w:tcW w:type="pct" w:w="2400"/>
             <w:tcMar>
-              <w:top w:type="dxa" w:w="80"/>
-              <w:left w:type="dxa" w:w="120"/>
-              <w:bottom w:type="dxa" w:w="80"/>
-              <w:right w:type="dxa" w:w="120"/>
-            </w:tcMar>
-          </w:tcPr>
-          <w:p>
-            <w:pPr>
-              <w:spacing w:after="0" w:line="276"/>
-              <w:jc w:val="left"/>
-            </w:pPr>
-            <w:r>
-              <w:rPr>
-                <w:rFonts w:ascii="Times New Roman" w:eastAsia="SimSun"/>
-                <w:b w:val="false"/>
-                <w:bCs w:val="false"/>
-                <w:color w:val="000000"/>
-                <w:sz w:val="21"/>
-                <w:szCs w:val="21"/>
+              <w:top w:type="dxa" w:w="60"/>
+              <w:left w:type="dxa" w:w="110"/>
+              <w:bottom w:type="dxa" w:w="60"/>
+              <w:right w:type="dxa" w:w="110"/>
+            </w:tcMar>
+          </w:tcPr>
+          <w:p>
+            <w:pPr>
+              <w:spacing w:after="0" w:line="264"/>
+              <w:jc w:val="left"/>
+            </w:pPr>
+            <w:r>
+              <w:rPr>
+                <w:rFonts w:ascii="Times New Roman" w:eastAsia="SimSun"/>
+                <w:b w:val="false"/>
+                <w:bCs w:val="false"/>
+                <w:color w:val="000000"/>
+                <w:sz w:val="20"/>
+                <w:szCs w:val="20"/>
               </w:rPr>
               <w:t xml:space="preserve">HuggingFaceEmbeddings 封装本地中文模型 BAAI/bge-small-zh-v1.5</w:t>
             </w:r>
@@ -1889,25 +1461,25 @@
           <w:tcPr>
             <w:tcW w:type="pct" w:w="1400"/>
             <w:tcMar>
-              <w:top w:type="dxa" w:w="80"/>
-              <w:left w:type="dxa" w:w="120"/>
-              <w:bottom w:type="dxa" w:w="80"/>
-              <w:right w:type="dxa" w:w="120"/>
-            </w:tcMar>
-          </w:tcPr>
-          <w:p>
-            <w:pPr>
-              <w:spacing w:after="0" w:line="276"/>
-              <w:jc w:val="left"/>
-            </w:pPr>
-            <w:r>
-              <w:rPr>
-                <w:rFonts w:ascii="Times New Roman" w:eastAsia="SimSun"/>
-                <w:b w:val="false"/>
-                <w:bCs w:val="false"/>
-                <w:color w:val="000000"/>
-                <w:sz w:val="21"/>
-                <w:szCs w:val="21"/>
+              <w:top w:type="dxa" w:w="60"/>
+              <w:left w:type="dxa" w:w="110"/>
+              <w:bottom w:type="dxa" w:w="60"/>
+              <w:right w:type="dxa" w:w="110"/>
+            </w:tcMar>
+          </w:tcPr>
+          <w:p>
+            <w:pPr>
+              <w:spacing w:after="0" w:line="264"/>
+              <w:jc w:val="left"/>
+            </w:pPr>
+            <w:r>
+              <w:rPr>
+                <w:rFonts w:ascii="Times New Roman" w:eastAsia="SimSun"/>
+                <w:b w:val="false"/>
+                <w:bCs w:val="false"/>
+                <w:color w:val="000000"/>
+                <w:sz w:val="20"/>
+                <w:szCs w:val="20"/>
               </w:rPr>
               <w:t xml:space="preserve">Vector Store(向量库)</w:t>
             </w:r>
@@ -1917,25 +1489,25 @@
           <w:tcPr>
             <w:tcW w:type="pct" w:w="1200"/>
             <w:tcMar>
-              <w:top w:type="dxa" w:w="80"/>
-              <w:left w:type="dxa" w:w="120"/>
-              <w:bottom w:type="dxa" w:w="80"/>
-              <w:right w:type="dxa" w:w="120"/>
-            </w:tcMar>
-          </w:tcPr>
-          <w:p>
-            <w:pPr>
-              <w:spacing w:after="0" w:line="276"/>
-              <w:jc w:val="left"/>
-            </w:pPr>
-            <w:r>
-              <w:rPr>
-                <w:rFonts w:ascii="Times New Roman" w:eastAsia="SimSun"/>
-                <w:b w:val="false"/>
-                <w:bCs w:val="false"/>
-                <w:color w:val="000000"/>
-                <w:sz w:val="21"/>
-                <w:szCs w:val="21"/>
+              <w:top w:type="dxa" w:w="60"/>
+              <w:left w:type="dxa" w:w="110"/>
+              <w:bottom w:type="dxa" w:w="60"/>
+              <w:right w:type="dxa" w:w="110"/>
+            </w:tcMar>
+          </w:tcPr>
+          <w:p>
+            <w:pPr>
+              <w:spacing w:after="0" w:line="264"/>
+              <w:jc w:val="left"/>
+            </w:pPr>
+            <w:r>
+              <w:rPr>
+                <w:rFonts w:ascii="Times New Roman" w:eastAsia="SimSun"/>
+                <w:b w:val="false"/>
+                <w:bCs w:val="false"/>
+                <w:color w:val="000000"/>
+                <w:sz w:val="20"/>
+                <w:szCs w:val="20"/>
               </w:rPr>
               <w:t xml:space="preserve">langchain-community</w:t>
             </w:r>
@@ -1945,25 +1517,25 @@
           <w:tcPr>
             <w:tcW w:type="pct" w:w="2400"/>
             <w:tcMar>
-              <w:top w:type="dxa" w:w="80"/>
-              <w:left w:type="dxa" w:w="120"/>
-              <w:bottom w:type="dxa" w:w="80"/>
-              <w:right w:type="dxa" w:w="120"/>
-            </w:tcMar>
-          </w:tcPr>
-          <w:p>
-            <w:pPr>
-              <w:spacing w:after="0" w:line="276"/>
-              <w:jc w:val="left"/>
-            </w:pPr>
-            <w:r>
-              <w:rPr>
-                <w:rFonts w:ascii="Times New Roman" w:eastAsia="SimSun"/>
-                <w:b w:val="false"/>
-                <w:bCs w:val="false"/>
-                <w:color w:val="000000"/>
-                <w:sz w:val="21"/>
-                <w:szCs w:val="21"/>
+              <w:top w:type="dxa" w:w="60"/>
+              <w:left w:type="dxa" w:w="110"/>
+              <w:bottom w:type="dxa" w:w="60"/>
+              <w:right w:type="dxa" w:w="110"/>
+            </w:tcMar>
+          </w:tcPr>
+          <w:p>
+            <w:pPr>
+              <w:spacing w:after="0" w:line="264"/>
+              <w:jc w:val="left"/>
+            </w:pPr>
+            <w:r>
+              <w:rPr>
+                <w:rFonts w:ascii="Times New Roman" w:eastAsia="SimSun"/>
+                <w:b w:val="false"/>
+                <w:bCs w:val="false"/>
+                <w:color w:val="000000"/>
+                <w:sz w:val="20"/>
+                <w:szCs w:val="20"/>
               </w:rPr>
               <w:t xml:space="preserve">FAISS.from_documents() 建库,save_local / load_local 持久化,as_retriever 转检索器</w:t>
             </w:r>
@@ -1978,25 +1550,25 @@
           <w:tcPr>
             <w:tcW w:type="pct" w:w="1400"/>
             <w:tcMar>
-              <w:top w:type="dxa" w:w="80"/>
-              <w:left w:type="dxa" w:w="120"/>
-              <w:bottom w:type="dxa" w:w="80"/>
-              <w:right w:type="dxa" w:w="120"/>
-            </w:tcMar>
-          </w:tcPr>
-          <w:p>
-            <w:pPr>
-              <w:spacing w:after="0" w:line="276"/>
-              <w:jc w:val="left"/>
-            </w:pPr>
-            <w:r>
-              <w:rPr>
-                <w:rFonts w:ascii="Times New Roman" w:eastAsia="SimSun"/>
-                <w:b w:val="false"/>
-                <w:bCs w:val="false"/>
-                <w:color w:val="000000"/>
-                <w:sz w:val="21"/>
-                <w:szCs w:val="21"/>
+              <w:top w:type="dxa" w:w="60"/>
+              <w:left w:type="dxa" w:w="110"/>
+              <w:bottom w:type="dxa" w:w="60"/>
+              <w:right w:type="dxa" w:w="110"/>
+            </w:tcMar>
+          </w:tcPr>
+          <w:p>
+            <w:pPr>
+              <w:spacing w:after="0" w:line="264"/>
+              <w:jc w:val="left"/>
+            </w:pPr>
+            <w:r>
+              <w:rPr>
+                <w:rFonts w:ascii="Times New Roman" w:eastAsia="SimSun"/>
+                <w:b w:val="false"/>
+                <w:bCs w:val="false"/>
+                <w:color w:val="000000"/>
+                <w:sz w:val="20"/>
+                <w:szCs w:val="20"/>
               </w:rPr>
               <w:t xml:space="preserve">Retriever(检索器)</w:t>
             </w:r>
@@ -2006,25 +1578,25 @@
           <w:tcPr>
             <w:tcW w:type="pct" w:w="1200"/>
             <w:tcMar>
-              <w:top w:type="dxa" w:w="80"/>
-              <w:left w:type="dxa" w:w="120"/>
-              <w:bottom w:type="dxa" w:w="80"/>
-              <w:right w:type="dxa" w:w="120"/>
-            </w:tcMar>
-          </w:tcPr>
-          <w:p>
-            <w:pPr>
-              <w:spacing w:after="0" w:line="276"/>
-              <w:jc w:val="left"/>
-            </w:pPr>
-            <w:r>
-              <w:rPr>
-                <w:rFonts w:ascii="Times New Roman" w:eastAsia="SimSun"/>
-                <w:b w:val="false"/>
-                <w:bCs w:val="false"/>
-                <w:color w:val="000000"/>
-                <w:sz w:val="21"/>
-                <w:szCs w:val="21"/>
+              <w:top w:type="dxa" w:w="60"/>
+              <w:left w:type="dxa" w:w="110"/>
+              <w:bottom w:type="dxa" w:w="60"/>
+              <w:right w:type="dxa" w:w="110"/>
+            </w:tcMar>
+          </w:tcPr>
+          <w:p>
+            <w:pPr>
+              <w:spacing w:after="0" w:line="264"/>
+              <w:jc w:val="left"/>
+            </w:pPr>
+            <w:r>
+              <w:rPr>
+                <w:rFonts w:ascii="Times New Roman" w:eastAsia="SimSun"/>
+                <w:b w:val="false"/>
+                <w:bCs w:val="false"/>
+                <w:color w:val="000000"/>
+                <w:sz w:val="20"/>
+                <w:szCs w:val="20"/>
               </w:rPr>
               <w:t xml:space="preserve">langchain-core</w:t>
             </w:r>
@@ -2034,25 +1606,25 @@
           <w:tcPr>
             <w:tcW w:type="pct" w:w="2400"/>
             <w:tcMar>
-              <w:top w:type="dxa" w:w="80"/>
-              <w:left w:type="dxa" w:w="120"/>
-              <w:bottom w:type="dxa" w:w="80"/>
-              <w:right w:type="dxa" w:w="120"/>
-            </w:tcMar>
-          </w:tcPr>
-          <w:p>
-            <w:pPr>
-              <w:spacing w:after="0" w:line="276"/>
-              <w:jc w:val="left"/>
-            </w:pPr>
-            <w:r>
-              <w:rPr>
-                <w:rFonts w:ascii="Times New Roman" w:eastAsia="SimSun"/>
-                <w:b w:val="false"/>
-                <w:bCs w:val="false"/>
-                <w:color w:val="000000"/>
-                <w:sz w:val="21"/>
-                <w:szCs w:val="21"/>
+              <w:top w:type="dxa" w:w="60"/>
+              <w:left w:type="dxa" w:w="110"/>
+              <w:bottom w:type="dxa" w:w="60"/>
+              <w:right w:type="dxa" w:w="110"/>
+            </w:tcMar>
+          </w:tcPr>
+          <w:p>
+            <w:pPr>
+              <w:spacing w:after="0" w:line="264"/>
+              <w:jc w:val="left"/>
+            </w:pPr>
+            <w:r>
+              <w:rPr>
+                <w:rFonts w:ascii="Times New Roman" w:eastAsia="SimSun"/>
+                <w:b w:val="false"/>
+                <w:bCs w:val="false"/>
+                <w:color w:val="000000"/>
+                <w:sz w:val="20"/>
+                <w:szCs w:val="20"/>
               </w:rPr>
               <w:t xml:space="preserve">retriever.invoke(question) 按相似度取 Top-4 最相关片段</w:t>
             </w:r>
@@ -2067,25 +1639,25 @@
           <w:tcPr>
             <w:tcW w:type="pct" w:w="1400"/>
             <w:tcMar>
-              <w:top w:type="dxa" w:w="80"/>
-              <w:left w:type="dxa" w:w="120"/>
-              <w:bottom w:type="dxa" w:w="80"/>
-              <w:right w:type="dxa" w:w="120"/>
-            </w:tcMar>
-          </w:tcPr>
-          <w:p>
-            <w:pPr>
-              <w:spacing w:after="0" w:line="276"/>
-              <w:jc w:val="left"/>
-            </w:pPr>
-            <w:r>
-              <w:rPr>
-                <w:rFonts w:ascii="Times New Roman" w:eastAsia="SimSun"/>
-                <w:b w:val="false"/>
-                <w:bCs w:val="false"/>
-                <w:color w:val="000000"/>
-                <w:sz w:val="21"/>
-                <w:szCs w:val="21"/>
+              <w:top w:type="dxa" w:w="60"/>
+              <w:left w:type="dxa" w:w="110"/>
+              <w:bottom w:type="dxa" w:w="60"/>
+              <w:right w:type="dxa" w:w="110"/>
+            </w:tcMar>
+          </w:tcPr>
+          <w:p>
+            <w:pPr>
+              <w:spacing w:after="0" w:line="264"/>
+              <w:jc w:val="left"/>
+            </w:pPr>
+            <w:r>
+              <w:rPr>
+                <w:rFonts w:ascii="Times New Roman" w:eastAsia="SimSun"/>
+                <w:b w:val="false"/>
+                <w:bCs w:val="false"/>
+                <w:color w:val="000000"/>
+                <w:sz w:val="20"/>
+                <w:szCs w:val="20"/>
               </w:rPr>
               <w:t xml:space="preserve">Prompt Template(提示词模板)</w:t>
             </w:r>
@@ -2095,25 +1667,25 @@
           <w:tcPr>
             <w:tcW w:type="pct" w:w="1200"/>
             <w:tcMar>
-              <w:top w:type="dxa" w:w="80"/>
-              <w:left w:type="dxa" w:w="120"/>
-              <w:bottom w:type="dxa" w:w="80"/>
-              <w:right w:type="dxa" w:w="120"/>
-            </w:tcMar>
-          </w:tcPr>
-          <w:p>
-            <w:pPr>
-              <w:spacing w:after="0" w:line="276"/>
-              <w:jc w:val="left"/>
-            </w:pPr>
-            <w:r>
-              <w:rPr>
-                <w:rFonts w:ascii="Times New Roman" w:eastAsia="SimSun"/>
-                <w:b w:val="false"/>
-                <w:bCs w:val="false"/>
-                <w:color w:val="000000"/>
-                <w:sz w:val="21"/>
-                <w:szCs w:val="21"/>
+              <w:top w:type="dxa" w:w="60"/>
+              <w:left w:type="dxa" w:w="110"/>
+              <w:bottom w:type="dxa" w:w="60"/>
+              <w:right w:type="dxa" w:w="110"/>
+            </w:tcMar>
+          </w:tcPr>
+          <w:p>
+            <w:pPr>
+              <w:spacing w:after="0" w:line="264"/>
+              <w:jc w:val="left"/>
+            </w:pPr>
+            <w:r>
+              <w:rPr>
+                <w:rFonts w:ascii="Times New Roman" w:eastAsia="SimSun"/>
+                <w:b w:val="false"/>
+                <w:bCs w:val="false"/>
+                <w:color w:val="000000"/>
+                <w:sz w:val="20"/>
+                <w:szCs w:val="20"/>
               </w:rPr>
               <w:t xml:space="preserve">langchain-core</w:t>
             </w:r>
@@ -2123,25 +1695,25 @@
           <w:tcPr>
             <w:tcW w:type="pct" w:w="2400"/>
             <w:tcMar>
-              <w:top w:type="dxa" w:w="80"/>
-              <w:left w:type="dxa" w:w="120"/>
-              <w:bottom w:type="dxa" w:w="80"/>
-              <w:right w:type="dxa" w:w="120"/>
-            </w:tcMar>
-          </w:tcPr>
-          <w:p>
-            <w:pPr>
-              <w:spacing w:after="0" w:line="276"/>
-              <w:jc w:val="left"/>
-            </w:pPr>
-            <w:r>
-              <w:rPr>
-                <w:rFonts w:ascii="Times New Roman" w:eastAsia="SimSun"/>
-                <w:b w:val="false"/>
-                <w:bCs w:val="false"/>
-                <w:color w:val="000000"/>
-                <w:sz w:val="21"/>
-                <w:szCs w:val="21"/>
+              <w:top w:type="dxa" w:w="60"/>
+              <w:left w:type="dxa" w:w="110"/>
+              <w:bottom w:type="dxa" w:w="60"/>
+              <w:right w:type="dxa" w:w="110"/>
+            </w:tcMar>
+          </w:tcPr>
+          <w:p>
+            <w:pPr>
+              <w:spacing w:after="0" w:line="264"/>
+              <w:jc w:val="left"/>
+            </w:pPr>
+            <w:r>
+              <w:rPr>
+                <w:rFonts w:ascii="Times New Roman" w:eastAsia="SimSun"/>
+                <w:b w:val="false"/>
+                <w:bCs w:val="false"/>
+                <w:color w:val="000000"/>
+                <w:sz w:val="20"/>
+                <w:szCs w:val="20"/>
               </w:rPr>
               <w:t xml:space="preserve">ChatPromptTemplate 管理助教人设提示词,注入 context 与 question</w:t>
             </w:r>
@@ -2156,25 +1728,25 @@
           <w:tcPr>
             <w:tcW w:type="pct" w:w="1400"/>
             <w:tcMar>
-              <w:top w:type="dxa" w:w="80"/>
-              <w:left w:type="dxa" w:w="120"/>
-              <w:bottom w:type="dxa" w:w="80"/>
-              <w:right w:type="dxa" w:w="120"/>
-            </w:tcMar>
-          </w:tcPr>
-          <w:p>
-            <w:pPr>
-              <w:spacing w:after="0" w:line="276"/>
-              <w:jc w:val="left"/>
-            </w:pPr>
-            <w:r>
-              <w:rPr>
-                <w:rFonts w:ascii="Times New Roman" w:eastAsia="SimSun"/>
-                <w:b w:val="false"/>
-                <w:bCs w:val="false"/>
-                <w:color w:val="000000"/>
-                <w:sz w:val="21"/>
-                <w:szCs w:val="21"/>
+              <w:top w:type="dxa" w:w="60"/>
+              <w:left w:type="dxa" w:w="110"/>
+              <w:bottom w:type="dxa" w:w="60"/>
+              <w:right w:type="dxa" w:w="110"/>
+            </w:tcMar>
+          </w:tcPr>
+          <w:p>
+            <w:pPr>
+              <w:spacing w:after="0" w:line="264"/>
+              <w:jc w:val="left"/>
+            </w:pPr>
+            <w:r>
+              <w:rPr>
+                <w:rFonts w:ascii="Times New Roman" w:eastAsia="SimSun"/>
+                <w:b w:val="false"/>
+                <w:bCs w:val="false"/>
+                <w:color w:val="000000"/>
+                <w:sz w:val="20"/>
+                <w:szCs w:val="20"/>
               </w:rPr>
               <w:t xml:space="preserve">Chat Model(对话模型)</w:t>
             </w:r>
@@ -2184,25 +1756,25 @@
           <w:tcPr>
             <w:tcW w:type="pct" w:w="1200"/>
             <w:tcMar>
-              <w:top w:type="dxa" w:w="80"/>
-              <w:left w:type="dxa" w:w="120"/>
-              <w:bottom w:type="dxa" w:w="80"/>
-              <w:right w:type="dxa" w:w="120"/>
-            </w:tcMar>
-          </w:tcPr>
-          <w:p>
-            <w:pPr>
-              <w:spacing w:after="0" w:line="276"/>
-              <w:jc w:val="left"/>
-            </w:pPr>
-            <w:r>
-              <w:rPr>
-                <w:rFonts w:ascii="Times New Roman" w:eastAsia="SimSun"/>
-                <w:b w:val="false"/>
-                <w:bCs w:val="false"/>
-                <w:color w:val="000000"/>
-                <w:sz w:val="21"/>
-                <w:szCs w:val="21"/>
+              <w:top w:type="dxa" w:w="60"/>
+              <w:left w:type="dxa" w:w="110"/>
+              <w:bottom w:type="dxa" w:w="60"/>
+              <w:right w:type="dxa" w:w="110"/>
+            </w:tcMar>
+          </w:tcPr>
+          <w:p>
+            <w:pPr>
+              <w:spacing w:after="0" w:line="264"/>
+              <w:jc w:val="left"/>
+            </w:pPr>
+            <w:r>
+              <w:rPr>
+                <w:rFonts w:ascii="Times New Roman" w:eastAsia="SimSun"/>
+                <w:b w:val="false"/>
+                <w:bCs w:val="false"/>
+                <w:color w:val="000000"/>
+                <w:sz w:val="20"/>
+                <w:szCs w:val="20"/>
               </w:rPr>
               <w:t xml:space="preserve">langchain-deepseek</w:t>
             </w:r>
@@ -2212,27 +1784,27 @@
           <w:tcPr>
             <w:tcW w:type="pct" w:w="2400"/>
             <w:tcMar>
-              <w:top w:type="dxa" w:w="80"/>
-              <w:left w:type="dxa" w:w="120"/>
-              <w:bottom w:type="dxa" w:w="80"/>
-              <w:right w:type="dxa" w:w="120"/>
-            </w:tcMar>
-          </w:tcPr>
-          <w:p>
-            <w:pPr>
-              <w:spacing w:after="0" w:line="276"/>
-              <w:jc w:val="left"/>
-            </w:pPr>
-            <w:r>
-              <w:rPr>
-                <w:rFonts w:ascii="Times New Roman" w:eastAsia="SimSun"/>
-                <w:b w:val="false"/>
-                <w:bCs w:val="false"/>
-                <w:color w:val="000000"/>
-                <w:sz w:val="21"/>
-                <w:szCs w:val="21"/>
-              </w:rPr>
-              <w:t xml:space="preserve">ChatDeepSeek(model="deepseek-chat") 封装 DeepSeek,兼容 LangChain ChatModel 接口</w:t>
+              <w:top w:type="dxa" w:w="60"/>
+              <w:left w:type="dxa" w:w="110"/>
+              <w:bottom w:type="dxa" w:w="60"/>
+              <w:right w:type="dxa" w:w="110"/>
+            </w:tcMar>
+          </w:tcPr>
+          <w:p>
+            <w:pPr>
+              <w:spacing w:after="0" w:line="264"/>
+              <w:jc w:val="left"/>
+            </w:pPr>
+            <w:r>
+              <w:rPr>
+                <w:rFonts w:ascii="Times New Roman" w:eastAsia="SimSun"/>
+                <w:b w:val="false"/>
+                <w:bCs w:val="false"/>
+                <w:color w:val="000000"/>
+                <w:sz w:val="20"/>
+                <w:szCs w:val="20"/>
+              </w:rPr>
+              <w:t xml:space="preserve">ChatDeepSeek(model=deepseek-chat) 封装 DeepSeek,兼容 LangChain ChatModel 接口</w:t>
             </w:r>
           </w:p>
         </w:tc>
@@ -2245,25 +1817,25 @@
           <w:tcPr>
             <w:tcW w:type="pct" w:w="1400"/>
             <w:tcMar>
-              <w:top w:type="dxa" w:w="80"/>
-              <w:left w:type="dxa" w:w="120"/>
-              <w:bottom w:type="dxa" w:w="80"/>
-              <w:right w:type="dxa" w:w="120"/>
-            </w:tcMar>
-          </w:tcPr>
-          <w:p>
-            <w:pPr>
-              <w:spacing w:after="0" w:line="276"/>
-              <w:jc w:val="left"/>
-            </w:pPr>
-            <w:r>
-              <w:rPr>
-                <w:rFonts w:ascii="Times New Roman" w:eastAsia="SimSun"/>
-                <w:b w:val="false"/>
-                <w:bCs w:val="false"/>
-                <w:color w:val="000000"/>
-                <w:sz w:val="21"/>
-                <w:szCs w:val="21"/>
+              <w:top w:type="dxa" w:w="60"/>
+              <w:left w:type="dxa" w:w="110"/>
+              <w:bottom w:type="dxa" w:w="60"/>
+              <w:right w:type="dxa" w:w="110"/>
+            </w:tcMar>
+          </w:tcPr>
+          <w:p>
+            <w:pPr>
+              <w:spacing w:after="0" w:line="264"/>
+              <w:jc w:val="left"/>
+            </w:pPr>
+            <w:r>
+              <w:rPr>
+                <w:rFonts w:ascii="Times New Roman" w:eastAsia="SimSun"/>
+                <w:b w:val="false"/>
+                <w:bCs w:val="false"/>
+                <w:color w:val="000000"/>
+                <w:sz w:val="20"/>
+                <w:szCs w:val="20"/>
               </w:rPr>
               <w:t xml:space="preserve">Output Parser(输出解析)</w:t>
             </w:r>
@@ -2273,25 +1845,25 @@
           <w:tcPr>
             <w:tcW w:type="pct" w:w="1200"/>
             <w:tcMar>
-              <w:top w:type="dxa" w:w="80"/>
-              <w:left w:type="dxa" w:w="120"/>
-              <w:bottom w:type="dxa" w:w="80"/>
-              <w:right w:type="dxa" w:w="120"/>
-            </w:tcMar>
-          </w:tcPr>
-          <w:p>
-            <w:pPr>
-              <w:spacing w:after="0" w:line="276"/>
-              <w:jc w:val="left"/>
-            </w:pPr>
-            <w:r>
-              <w:rPr>
-                <w:rFonts w:ascii="Times New Roman" w:eastAsia="SimSun"/>
-                <w:b w:val="false"/>
-                <w:bCs w:val="false"/>
-                <w:color w:val="000000"/>
-                <w:sz w:val="21"/>
-                <w:szCs w:val="21"/>
+              <w:top w:type="dxa" w:w="60"/>
+              <w:left w:type="dxa" w:w="110"/>
+              <w:bottom w:type="dxa" w:w="60"/>
+              <w:right w:type="dxa" w:w="110"/>
+            </w:tcMar>
+          </w:tcPr>
+          <w:p>
+            <w:pPr>
+              <w:spacing w:after="0" w:line="264"/>
+              <w:jc w:val="left"/>
+            </w:pPr>
+            <w:r>
+              <w:rPr>
+                <w:rFonts w:ascii="Times New Roman" w:eastAsia="SimSun"/>
+                <w:b w:val="false"/>
+                <w:bCs w:val="false"/>
+                <w:color w:val="000000"/>
+                <w:sz w:val="20"/>
+                <w:szCs w:val="20"/>
               </w:rPr>
               <w:t xml:space="preserve">langchain-core</w:t>
             </w:r>
@@ -2301,25 +1873,25 @@
           <w:tcPr>
             <w:tcW w:type="pct" w:w="2400"/>
             <w:tcMar>
-              <w:top w:type="dxa" w:w="80"/>
-              <w:left w:type="dxa" w:w="120"/>
-              <w:bottom w:type="dxa" w:w="80"/>
-              <w:right w:type="dxa" w:w="120"/>
-            </w:tcMar>
-          </w:tcPr>
-          <w:p>
-            <w:pPr>
-              <w:spacing w:after="0" w:line="276"/>
-              <w:jc w:val="left"/>
-            </w:pPr>
-            <w:r>
-              <w:rPr>
-                <w:rFonts w:ascii="Times New Roman" w:eastAsia="SimSun"/>
-                <w:b w:val="false"/>
-                <w:bCs w:val="false"/>
-                <w:color w:val="000000"/>
-                <w:sz w:val="21"/>
-                <w:szCs w:val="21"/>
+              <w:top w:type="dxa" w:w="60"/>
+              <w:left w:type="dxa" w:w="110"/>
+              <w:bottom w:type="dxa" w:w="60"/>
+              <w:right w:type="dxa" w:w="110"/>
+            </w:tcMar>
+          </w:tcPr>
+          <w:p>
+            <w:pPr>
+              <w:spacing w:after="0" w:line="264"/>
+              <w:jc w:val="left"/>
+            </w:pPr>
+            <w:r>
+              <w:rPr>
+                <w:rFonts w:ascii="Times New Roman" w:eastAsia="SimSun"/>
+                <w:b w:val="false"/>
+                <w:bCs w:val="false"/>
+                <w:color w:val="000000"/>
+                <w:sz w:val="20"/>
+                <w:szCs w:val="20"/>
               </w:rPr>
               <w:t xml:space="preserve">StrOutputParser() 把模型消息解析为纯文本</w:t>
             </w:r>
@@ -2334,25 +1906,25 @@
           <w:tcPr>
             <w:tcW w:type="pct" w:w="1400"/>
             <w:tcMar>
-              <w:top w:type="dxa" w:w="80"/>
-              <w:left w:type="dxa" w:w="120"/>
-              <w:bottom w:type="dxa" w:w="80"/>
-              <w:right w:type="dxa" w:w="120"/>
-            </w:tcMar>
-          </w:tcPr>
-          <w:p>
-            <w:pPr>
-              <w:spacing w:after="0" w:line="276"/>
-              <w:jc w:val="left"/>
-            </w:pPr>
-            <w:r>
-              <w:rPr>
-                <w:rFonts w:ascii="Times New Roman" w:eastAsia="SimSun"/>
-                <w:b w:val="false"/>
-                <w:bCs w:val="false"/>
-                <w:color w:val="000000"/>
-                <w:sz w:val="21"/>
-                <w:szCs w:val="21"/>
+              <w:top w:type="dxa" w:w="60"/>
+              <w:left w:type="dxa" w:w="110"/>
+              <w:bottom w:type="dxa" w:w="60"/>
+              <w:right w:type="dxa" w:w="110"/>
+            </w:tcMar>
+          </w:tcPr>
+          <w:p>
+            <w:pPr>
+              <w:spacing w:after="0" w:line="264"/>
+              <w:jc w:val="left"/>
+            </w:pPr>
+            <w:r>
+              <w:rPr>
+                <w:rFonts w:ascii="Times New Roman" w:eastAsia="SimSun"/>
+                <w:b w:val="false"/>
+                <w:bCs w:val="false"/>
+                <w:color w:val="000000"/>
+                <w:sz w:val="20"/>
+                <w:szCs w:val="20"/>
               </w:rPr>
               <w:t xml:space="preserve">LCEL(链式编排)</w:t>
             </w:r>
@@ -2362,25 +1934,25 @@
           <w:tcPr>
             <w:tcW w:type="pct" w:w="1200"/>
             <w:tcMar>
-              <w:top w:type="dxa" w:w="80"/>
-              <w:left w:type="dxa" w:w="120"/>
-              <w:bottom w:type="dxa" w:w="80"/>
-              <w:right w:type="dxa" w:w="120"/>
-            </w:tcMar>
-          </w:tcPr>
-          <w:p>
-            <w:pPr>
-              <w:spacing w:after="0" w:line="276"/>
-              <w:jc w:val="left"/>
-            </w:pPr>
-            <w:r>
-              <w:rPr>
-                <w:rFonts w:ascii="Times New Roman" w:eastAsia="SimSun"/>
-                <w:b w:val="false"/>
-                <w:bCs w:val="false"/>
-                <w:color w:val="000000"/>
-                <w:sz w:val="21"/>
-                <w:szCs w:val="21"/>
+              <w:top w:type="dxa" w:w="60"/>
+              <w:left w:type="dxa" w:w="110"/>
+              <w:bottom w:type="dxa" w:w="60"/>
+              <w:right w:type="dxa" w:w="110"/>
+            </w:tcMar>
+          </w:tcPr>
+          <w:p>
+            <w:pPr>
+              <w:spacing w:after="0" w:line="264"/>
+              <w:jc w:val="left"/>
+            </w:pPr>
+            <w:r>
+              <w:rPr>
+                <w:rFonts w:ascii="Times New Roman" w:eastAsia="SimSun"/>
+                <w:b w:val="false"/>
+                <w:bCs w:val="false"/>
+                <w:color w:val="000000"/>
+                <w:sz w:val="20"/>
+                <w:szCs w:val="20"/>
               </w:rPr>
               <w:t xml:space="preserve">langchain-core</w:t>
             </w:r>
@@ -2390,25 +1962,25 @@
           <w:tcPr>
             <w:tcW w:type="pct" w:w="2400"/>
             <w:tcMar>
-              <w:top w:type="dxa" w:w="80"/>
-              <w:left w:type="dxa" w:w="120"/>
-              <w:bottom w:type="dxa" w:w="80"/>
-              <w:right w:type="dxa" w:w="120"/>
-            </w:tcMar>
-          </w:tcPr>
-          <w:p>
-            <w:pPr>
-              <w:spacing w:after="0" w:line="276"/>
-              <w:jc w:val="left"/>
-            </w:pPr>
-            <w:r>
-              <w:rPr>
-                <w:rFonts w:ascii="Times New Roman" w:eastAsia="SimSun"/>
-                <w:b w:val="false"/>
-                <w:bCs w:val="false"/>
-                <w:color w:val="000000"/>
-                <w:sz w:val="21"/>
-                <w:szCs w:val="21"/>
+              <w:top w:type="dxa" w:w="60"/>
+              <w:left w:type="dxa" w:w="110"/>
+              <w:bottom w:type="dxa" w:w="60"/>
+              <w:right w:type="dxa" w:w="110"/>
+            </w:tcMar>
+          </w:tcPr>
+          <w:p>
+            <w:pPr>
+              <w:spacing w:after="0" w:line="264"/>
+              <w:jc w:val="left"/>
+            </w:pPr>
+            <w:r>
+              <w:rPr>
+                <w:rFonts w:ascii="Times New Roman" w:eastAsia="SimSun"/>
+                <w:b w:val="false"/>
+                <w:bCs w:val="false"/>
+                <w:color w:val="000000"/>
+                <w:sz w:val="20"/>
+                <w:szCs w:val="20"/>
               </w:rPr>
               <w:t xml:space="preserve">用 | 运算符把上述组件声明式组合成一条链(rag/chain.py)</w:t>
             </w:r>
@@ -2418,26 +1990,29 @@
     </w:tbl>
     <w:p>
       <w:pPr>
+        <w:spacing w:after="60" w:before="0" w:line="240"/>
+      </w:pPr>
+    </w:p>
+    <w:p>
+      <w:pPr>
         <w:pStyle w:val="Heading2"/>
-        <w:spacing w:after="120" w:before="240" w:line="312"/>
-      </w:pPr>
-      <w:bookmarkStart w:name="_Toc6" w:id="6"/>
+        <w:spacing w:after="100" w:before="200" w:line="312"/>
+      </w:pPr>
       <w:r>
         <w:rPr>
           <w:rFonts w:ascii="Times New Roman" w:eastAsia="SimHei"/>
           <w:b/>
           <w:bCs/>
           <w:color w:val="1F4D42"/>
-          <w:sz w:val="28"/>
-          <w:szCs w:val="28"/>
+          <w:sz w:val="26"/>
+          <w:szCs w:val="26"/>
         </w:rPr>
         <w:t xml:space="preserve">4.2  课程问答链(LCEL)</w:t>
       </w:r>
-      <w:bookmarkEnd w:id="6"/>
-    </w:p>
-    <w:p>
-      <w:pPr>
-        <w:spacing w:after="80" w:line="312"/>
+    </w:p>
+    <w:p>
+      <w:pPr>
+        <w:spacing w:after="60" w:line="312"/>
         <w:ind w:firstLine="480"/>
         <w:jc w:val="both"/>
       </w:pPr>
@@ -2454,8 +2029,8 @@
         <w:rPr>
           <w:rFonts w:ascii="Consolas" w:eastAsia="SimSun"/>
           <w:color w:val="1F2937"/>
-          <w:sz w:val="21"/>
-          <w:szCs w:val="21"/>
+          <w:sz w:val="20"/>
+          <w:szCs w:val="20"/>
         </w:rPr>
         <w:t xml:space="preserve">chain.invoke(question)</w:t>
       </w:r>
@@ -2482,7 +2057,7 @@
         </w:tblBorders>
       </w:tblPr>
       <w:tblGrid>
-        <w:gridCol w:w="8788"/>
+        <w:gridCol w:w="8906"/>
       </w:tblGrid>
       <w:tr>
         <w:trPr>
@@ -2493,92 +2068,92 @@
             <w:tcW w:type="pct" w:w="5000"/>
             <w:shd w:fill="F6F6F2" w:val="clear"/>
             <w:tcMar>
-              <w:top w:type="dxa" w:w="120"/>
-              <w:left w:type="dxa" w:w="200"/>
-              <w:bottom w:type="dxa" w:w="120"/>
-              <w:right w:type="dxa" w:w="160"/>
-            </w:tcMar>
-          </w:tcPr>
-          <w:p>
-            <w:pPr>
-              <w:spacing w:after="0" w:line="264"/>
+              <w:top w:type="dxa" w:w="90"/>
+              <w:left w:type="dxa" w:w="160"/>
+              <w:bottom w:type="dxa" w:w="90"/>
+              <w:right w:type="dxa" w:w="140"/>
+            </w:tcMar>
+          </w:tcPr>
+          <w:p>
+            <w:pPr>
+              <w:spacing w:after="0" w:line="252"/>
             </w:pPr>
             <w:r>
               <w:rPr>
                 <w:rFonts w:ascii="Consolas" w:eastAsia="SimSun"/>
                 <w:color w:val="1F2937"/>
-                <w:sz w:val="19"/>
-                <w:szCs w:val="19"/>
+                <w:sz w:val="18"/>
+                <w:szCs w:val="18"/>
               </w:rPr>
               <w:t xml:space="preserve">{</w:t>
             </w:r>
           </w:p>
           <w:p>
             <w:pPr>
-              <w:spacing w:after="0" w:line="264"/>
+              <w:spacing w:after="0" w:line="252"/>
             </w:pPr>
             <w:r>
               <w:rPr>
                 <w:rFonts w:ascii="Consolas" w:eastAsia="SimSun"/>
                 <w:color w:val="1F2937"/>
-                <w:sz w:val="19"/>
-                <w:szCs w:val="19"/>
+                <w:sz w:val="18"/>
+                <w:szCs w:val="18"/>
               </w:rPr>
               <w:t xml:space="preserve">    "context":  retriever | RunnableLambda(format_docs),   # 检索 → 格式化</w:t>
             </w:r>
           </w:p>
           <w:p>
             <w:pPr>
-              <w:spacing w:after="0" w:line="264"/>
+              <w:spacing w:after="0" w:line="252"/>
             </w:pPr>
             <w:r>
               <w:rPr>
                 <w:rFonts w:ascii="Consolas" w:eastAsia="SimSun"/>
                 <w:color w:val="1F2937"/>
-                <w:sz w:val="19"/>
-                <w:szCs w:val="19"/>
+                <w:sz w:val="18"/>
+                <w:szCs w:val="18"/>
               </w:rPr>
               <w:t xml:space="preserve">    "question": RunnablePassthrough(),                     # 问题透传</w:t>
             </w:r>
           </w:p>
           <w:p>
             <w:pPr>
-              <w:spacing w:after="0" w:line="264"/>
+              <w:spacing w:after="0" w:line="252"/>
             </w:pPr>
             <w:r>
               <w:rPr>
                 <w:rFonts w:ascii="Consolas" w:eastAsia="SimSun"/>
                 <w:color w:val="1F2937"/>
-                <w:sz w:val="19"/>
-                <w:szCs w:val="19"/>
+                <w:sz w:val="18"/>
+                <w:szCs w:val="18"/>
               </w:rPr>
               <w:t xml:space="preserve">} | prompt          # ChatPromptTemplate 注入人设与资料</w:t>
             </w:r>
           </w:p>
           <w:p>
             <w:pPr>
-              <w:spacing w:after="0" w:line="264"/>
+              <w:spacing w:after="0" w:line="252"/>
             </w:pPr>
             <w:r>
               <w:rPr>
                 <w:rFonts w:ascii="Consolas" w:eastAsia="SimSun"/>
                 <w:color w:val="1F2937"/>
-                <w:sz w:val="19"/>
-                <w:szCs w:val="19"/>
+                <w:sz w:val="18"/>
+                <w:szCs w:val="18"/>
               </w:rPr>
               <w:t xml:space="preserve">  | llm             # ChatDeepSeek(deepseek-chat)</w:t>
             </w:r>
           </w:p>
           <w:p>
             <w:pPr>
-              <w:spacing w:after="0" w:line="264"/>
+              <w:spacing w:after="0" w:line="252"/>
             </w:pPr>
             <w:r>
               <w:rPr>
                 <w:rFonts w:ascii="Consolas" w:eastAsia="SimSun"/>
                 <w:color w:val="1F2937"/>
-                <w:sz w:val="19"/>
-                <w:szCs w:val="19"/>
+                <w:sz w:val="18"/>
+                <w:szCs w:val="18"/>
               </w:rPr>
               <w:t xml:space="preserve">  | StrOutputParser()</w:t>
             </w:r>
@@ -2588,26 +2163,29 @@
     </w:tbl>
     <w:p>
       <w:pPr>
+        <w:spacing w:after="60" w:before="0" w:line="240"/>
+      </w:pPr>
+    </w:p>
+    <w:p>
+      <w:pPr>
         <w:pStyle w:val="Heading2"/>
-        <w:spacing w:after="120" w:before="240" w:line="312"/>
-      </w:pPr>
-      <w:bookmarkStart w:name="_Toc7" w:id="7"/>
+        <w:spacing w:after="100" w:before="200" w:line="312"/>
+      </w:pPr>
       <w:r>
         <w:rPr>
           <w:rFonts w:ascii="Times New Roman" w:eastAsia="SimHei"/>
           <w:b/>
           <w:bCs/>
           <w:color w:val="1F4D42"/>
-          <w:sz w:val="28"/>
-          <w:szCs w:val="28"/>
+          <w:sz w:val="26"/>
+          <w:szCs w:val="26"/>
         </w:rPr>
         <w:t xml:space="preserve">4.3  考点预测链(基于 LangChain 的 map-reduce)</w:t>
       </w:r>
-      <w:bookmarkEnd w:id="7"/>
-    </w:p>
-    <w:p>
-      <w:pPr>
-        <w:spacing w:after="80" w:line="312"/>
+    </w:p>
+    <w:p>
+      <w:pPr>
+        <w:spacing w:after="60" w:line="312"/>
         <w:ind w:firstLine="480"/>
         <w:jc w:val="both"/>
       </w:pPr>
@@ -2634,7 +2212,7 @@
         </w:tblBorders>
       </w:tblPr>
       <w:tblGrid>
-        <w:gridCol w:w="8788"/>
+        <w:gridCol w:w="8906"/>
       </w:tblGrid>
       <w:tr>
         <w:trPr>
@@ -2645,78 +2223,78 @@
             <w:tcW w:type="pct" w:w="5000"/>
             <w:shd w:fill="F6F6F2" w:val="clear"/>
             <w:tcMar>
-              <w:top w:type="dxa" w:w="120"/>
-              <w:left w:type="dxa" w:w="200"/>
-              <w:bottom w:type="dxa" w:w="120"/>
-              <w:right w:type="dxa" w:w="160"/>
-            </w:tcMar>
-          </w:tcPr>
-          <w:p>
-            <w:pPr>
-              <w:spacing w:after="0" w:line="264"/>
+              <w:top w:type="dxa" w:w="90"/>
+              <w:left w:type="dxa" w:w="160"/>
+              <w:bottom w:type="dxa" w:w="90"/>
+              <w:right w:type="dxa" w:w="140"/>
+            </w:tcMar>
+          </w:tcPr>
+          <w:p>
+            <w:pPr>
+              <w:spacing w:after="0" w:line="252"/>
             </w:pPr>
             <w:r>
               <w:rPr>
                 <w:rFonts w:ascii="Consolas" w:eastAsia="SimSun"/>
                 <w:color w:val="1F2937"/>
-                <w:sz w:val="19"/>
-                <w:szCs w:val="19"/>
+                <w:sz w:val="18"/>
+                <w:szCs w:val="18"/>
               </w:rPr>
               <w:t xml:space="preserve">FAISS 文档库 → 按课件(章)分组</w:t>
             </w:r>
           </w:p>
           <w:p>
             <w:pPr>
-              <w:spacing w:after="0" w:line="264"/>
+              <w:spacing w:after="0" w:line="252"/>
             </w:pPr>
             <w:r>
               <w:rPr>
                 <w:rFonts w:ascii="Consolas" w:eastAsia="SimSun"/>
                 <w:color w:val="1F2937"/>
-                <w:sz w:val="19"/>
-                <w:szCs w:val="19"/>
+                <w:sz w:val="18"/>
+                <w:szCs w:val="18"/>
               </w:rPr>
               <w:t xml:space="preserve">   → 第一阶段(map):每章独立调用模型分析</w:t>
             </w:r>
           </w:p>
           <w:p>
             <w:pPr>
-              <w:spacing w:after="0" w:line="264"/>
+              <w:spacing w:after="0" w:line="252"/>
             </w:pPr>
             <w:r>
               <w:rPr>
                 <w:rFonts w:ascii="Consolas" w:eastAsia="SimSun"/>
                 <w:color w:val="1F2937"/>
-                <w:sz w:val="19"/>
-                <w:szCs w:val="19"/>
+                <w:sz w:val="18"/>
+                <w:szCs w:val="18"/>
               </w:rPr>
               <w:t xml:space="preserve">        → 核心考点 / 出题概率★ / 预测例题 / 答题要点</w:t>
             </w:r>
           </w:p>
           <w:p>
             <w:pPr>
-              <w:spacing w:after="0" w:line="264"/>
+              <w:spacing w:after="0" w:line="252"/>
             </w:pPr>
             <w:r>
               <w:rPr>
                 <w:rFonts w:ascii="Consolas" w:eastAsia="SimSun"/>
                 <w:color w:val="1F2937"/>
-                <w:sz w:val="19"/>
-                <w:szCs w:val="19"/>
+                <w:sz w:val="18"/>
+                <w:szCs w:val="18"/>
               </w:rPr>
               <w:t xml:space="preserve">   → 第二阶段(reduce):汇总各章结果</w:t>
             </w:r>
           </w:p>
           <w:p>
             <w:pPr>
-              <w:spacing w:after="0" w:line="264"/>
+              <w:spacing w:after="0" w:line="252"/>
             </w:pPr>
             <w:r>
               <w:rPr>
                 <w:rFonts w:ascii="Consolas" w:eastAsia="SimSun"/>
                 <w:color w:val="1F2937"/>
-                <w:sz w:val="19"/>
-                <w:szCs w:val="19"/>
+                <w:sz w:val="18"/>
+                <w:szCs w:val="18"/>
               </w:rPr>
               <w:t xml:space="preserve">        → 总报告(优先级总览 + 重点报告 + 题型预测 + 临考叮嘱)</w:t>
             </w:r>
@@ -2726,22 +2304,25 @@
     </w:tbl>
     <w:p>
       <w:pPr>
+        <w:spacing w:after="60" w:before="0" w:line="240"/>
+      </w:pPr>
+    </w:p>
+    <w:p>
+      <w:pPr>
         <w:pStyle w:val="Heading2"/>
-        <w:spacing w:after="120" w:before="240" w:line="312"/>
-      </w:pPr>
-      <w:bookmarkStart w:name="_Toc8" w:id="8"/>
+        <w:spacing w:after="100" w:before="200" w:line="312"/>
+      </w:pPr>
       <w:r>
         <w:rPr>
           <w:rFonts w:ascii="Times New Roman" w:eastAsia="SimHei"/>
           <w:b/>
           <w:bCs/>
           <w:color w:val="1F4D42"/>
-          <w:sz w:val="28"/>
-          <w:szCs w:val="28"/>
+          <w:sz w:val="26"/>
+          <w:szCs w:val="26"/>
         </w:rPr>
         <w:t xml:space="preserve">4.4  为什么选择 LangChain?</w:t>
       </w:r>
-      <w:bookmarkEnd w:id="8"/>
     </w:p>
     <w:p>
       <w:pPr>
@@ -2750,7 +2331,7 @@
           <w:ilvl w:val="0"/>
           <w:numId w:val="1"/>
         </w:numPr>
-        <w:spacing w:after="60" w:line="312"/>
+        <w:spacing w:after="50" w:line="312"/>
         <w:jc w:val="both"/>
       </w:pPr>
       <w:r>
@@ -2771,7 +2352,7 @@
           <w:sz w:val="24"/>
           <w:szCs w:val="24"/>
         </w:rPr>
-        <w:t xml:space="preserve">加载、切分、向量化、检索、提示词、模型、解析各有标准接口,拼装即用,让我们把精力放在产品设计而非胶水代码上。</w:t>
+        <w:t xml:space="preserve">加载、切分、向量化、检索、提示词、模型、解析各有标准接口,拼装即用,把精力放在产品设计而非胶水代码上。</w:t>
       </w:r>
     </w:p>
     <w:p>
@@ -2781,7 +2362,7 @@
           <w:ilvl w:val="0"/>
           <w:numId w:val="1"/>
         </w:numPr>
-        <w:spacing w:after="60" w:line="312"/>
+        <w:spacing w:after="50" w:line="312"/>
         <w:jc w:val="both"/>
       </w:pPr>
       <w:r>
@@ -2812,7 +2393,7 @@
           <w:ilvl w:val="0"/>
           <w:numId w:val="1"/>
         </w:numPr>
-        <w:spacing w:after="60" w:line="312"/>
+        <w:spacing w:after="50" w:line="312"/>
         <w:jc w:val="both"/>
       </w:pPr>
       <w:r>
@@ -2839,25 +2420,23 @@
     <w:p>
       <w:pPr>
         <w:pStyle w:val="Heading1"/>
-        <w:spacing w:after="160" w:before="360" w:line="312"/>
-      </w:pPr>
-      <w:bookmarkStart w:name="_Toc9" w:id="9"/>
+        <w:spacing w:after="130" w:before="300" w:line="312"/>
+      </w:pPr>
       <w:r>
         <w:rPr>
           <w:rFonts w:ascii="Times New Roman" w:eastAsia="SimHei"/>
           <w:b/>
           <w:bCs/>
           <w:color w:val="1F4D42"/>
-          <w:sz w:val="32"/>
-          <w:szCs w:val="32"/>
+          <w:sz w:val="30"/>
+          <w:szCs w:val="30"/>
         </w:rPr>
         <w:t xml:space="preserve">五、系统架构</w:t>
       </w:r>
-      <w:bookmarkEnd w:id="9"/>
-    </w:p>
-    <w:p>
-      <w:pPr>
-        <w:spacing w:after="80" w:line="312"/>
+    </w:p>
+    <w:p>
+      <w:pPr>
+        <w:spacing w:after="60" w:line="312"/>
         <w:ind w:firstLine="480"/>
         <w:jc w:val="both"/>
       </w:pPr>
@@ -2869,23 +2448,6 @@
           <w:szCs w:val="24"/>
         </w:rPr>
         <w:t xml:space="preserve">系统分为三条链路,全部围绕同一个本地 FAISS 知识库展开:</w:t>
-      </w:r>
-    </w:p>
-    <w:p>
-      <w:pPr>
-        <w:keepNext/>
-        <w:spacing w:after="80" w:before="120" w:line="312"/>
-      </w:pPr>
-      <w:r>
-        <w:rPr>
-          <w:rFonts w:ascii="Times New Roman" w:eastAsia="SimSun"/>
-          <w:b/>
-          <w:bCs/>
-          <w:color w:val="6B7280"/>
-          <w:sz w:val="21"/>
-          <w:szCs w:val="21"/>
-        </w:rPr>
-        <w:t xml:space="preserve">表 3  系统三条链路的数据流</w:t>
       </w:r>
     </w:p>
     <w:tbl>
@@ -2901,8 +2463,8 @@
         </w:tblBorders>
       </w:tblPr>
       <w:tblGrid>
-        <w:gridCol w:w="2461"/>
-        <w:gridCol w:w="6327"/>
+        <w:gridCol w:w="2316"/>
+        <w:gridCol w:w="6590"/>
       </w:tblGrid>
       <w:tr>
         <w:trPr>
@@ -2911,18 +2473,18 @@
         </w:trPr>
         <w:tc>
           <w:tcPr>
-            <w:tcW w:type="pct" w:w="1400"/>
+            <w:tcW w:type="pct" w:w="1300"/>
             <w:shd w:fill="EEF3F0" w:val="clear"/>
             <w:tcMar>
-              <w:top w:type="dxa" w:w="80"/>
-              <w:left w:type="dxa" w:w="120"/>
-              <w:bottom w:type="dxa" w:w="80"/>
-              <w:right w:type="dxa" w:w="120"/>
-            </w:tcMar>
-          </w:tcPr>
-          <w:p>
-            <w:pPr>
-              <w:spacing w:after="0" w:line="276"/>
+              <w:top w:type="dxa" w:w="60"/>
+              <w:left w:type="dxa" w:w="110"/>
+              <w:bottom w:type="dxa" w:w="60"/>
+              <w:right w:type="dxa" w:w="110"/>
+            </w:tcMar>
+          </w:tcPr>
+          <w:p>
+            <w:pPr>
+              <w:spacing w:after="0" w:line="264"/>
               <w:jc w:val="left"/>
             </w:pPr>
             <w:r>
@@ -2931,8 +2493,8 @@
                 <w:b/>
                 <w:bCs/>
                 <w:color w:val="1F4D42"/>
-                <w:sz w:val="21"/>
-                <w:szCs w:val="21"/>
+                <w:sz w:val="20"/>
+                <w:szCs w:val="20"/>
               </w:rPr>
               <w:t xml:space="preserve">链路</w:t>
             </w:r>
@@ -2940,18 +2502,18 @@
         </w:tc>
         <w:tc>
           <w:tcPr>
-            <w:tcW w:type="pct" w:w="3600"/>
+            <w:tcW w:type="pct" w:w="3700"/>
             <w:shd w:fill="EEF3F0" w:val="clear"/>
             <w:tcMar>
-              <w:top w:type="dxa" w:w="80"/>
-              <w:left w:type="dxa" w:w="120"/>
-              <w:bottom w:type="dxa" w:w="80"/>
-              <w:right w:type="dxa" w:w="120"/>
-            </w:tcMar>
-          </w:tcPr>
-          <w:p>
-            <w:pPr>
-              <w:spacing w:after="0" w:line="276"/>
+              <w:top w:type="dxa" w:w="60"/>
+              <w:left w:type="dxa" w:w="110"/>
+              <w:bottom w:type="dxa" w:w="60"/>
+              <w:right w:type="dxa" w:w="110"/>
+            </w:tcMar>
+          </w:tcPr>
+          <w:p>
+            <w:pPr>
+              <w:spacing w:after="0" w:line="264"/>
               <w:jc w:val="left"/>
             </w:pPr>
             <w:r>
@@ -2960,8 +2522,8 @@
                 <w:b/>
                 <w:bCs/>
                 <w:color w:val="1F4D42"/>
-                <w:sz w:val="21"/>
-                <w:szCs w:val="21"/>
+                <w:sz w:val="20"/>
+                <w:szCs w:val="20"/>
               </w:rPr>
               <w:t xml:space="preserve">数据流</w:t>
             </w:r>
@@ -2974,27 +2536,27 @@
         </w:trPr>
         <w:tc>
           <w:tcPr>
-            <w:tcW w:type="pct" w:w="1400"/>
-            <w:tcMar>
-              <w:top w:type="dxa" w:w="80"/>
-              <w:left w:type="dxa" w:w="120"/>
-              <w:bottom w:type="dxa" w:w="80"/>
-              <w:right w:type="dxa" w:w="120"/>
-            </w:tcMar>
-          </w:tcPr>
-          <w:p>
-            <w:pPr>
-              <w:spacing w:after="0" w:line="276"/>
-              <w:jc w:val="left"/>
-            </w:pPr>
-            <w:r>
-              <w:rPr>
-                <w:rFonts w:ascii="Times New Roman" w:eastAsia="SimSun"/>
-                <w:b w:val="false"/>
-                <w:bCs w:val="false"/>
-                <w:color w:val="000000"/>
-                <w:sz w:val="21"/>
-                <w:szCs w:val="21"/>
+            <w:tcW w:type="pct" w:w="1300"/>
+            <w:tcMar>
+              <w:top w:type="dxa" w:w="60"/>
+              <w:left w:type="dxa" w:w="110"/>
+              <w:bottom w:type="dxa" w:w="60"/>
+              <w:right w:type="dxa" w:w="110"/>
+            </w:tcMar>
+          </w:tcPr>
+          <w:p>
+            <w:pPr>
+              <w:spacing w:after="0" w:line="264"/>
+              <w:jc w:val="left"/>
+            </w:pPr>
+            <w:r>
+              <w:rPr>
+                <w:rFonts w:ascii="Times New Roman" w:eastAsia="SimSun"/>
+                <w:b w:val="false"/>
+                <w:bCs w:val="false"/>
+                <w:color w:val="000000"/>
+                <w:sz w:val="20"/>
+                <w:szCs w:val="20"/>
               </w:rPr>
               <w:t xml:space="preserve">知识库构建(本地)</w:t>
             </w:r>
@@ -3002,27 +2564,27 @@
         </w:tc>
         <w:tc>
           <w:tcPr>
-            <w:tcW w:type="pct" w:w="3600"/>
-            <w:tcMar>
-              <w:top w:type="dxa" w:w="80"/>
-              <w:left w:type="dxa" w:w="120"/>
-              <w:bottom w:type="dxa" w:w="80"/>
-              <w:right w:type="dxa" w:w="120"/>
-            </w:tcMar>
-          </w:tcPr>
-          <w:p>
-            <w:pPr>
-              <w:spacing w:after="0" w:line="276"/>
-              <w:jc w:val="left"/>
-            </w:pPr>
-            <w:r>
-              <w:rPr>
-                <w:rFonts w:ascii="Times New Roman" w:eastAsia="SimSun"/>
-                <w:b w:val="false"/>
-                <w:bCs w:val="false"/>
-                <w:color w:val="000000"/>
-                <w:sz w:val="21"/>
-                <w:szCs w:val="21"/>
+            <w:tcW w:type="pct" w:w="3700"/>
+            <w:tcMar>
+              <w:top w:type="dxa" w:w="60"/>
+              <w:left w:type="dxa" w:w="110"/>
+              <w:bottom w:type="dxa" w:w="60"/>
+              <w:right w:type="dxa" w:w="110"/>
+            </w:tcMar>
+          </w:tcPr>
+          <w:p>
+            <w:pPr>
+              <w:spacing w:after="0" w:line="264"/>
+              <w:jc w:val="left"/>
+            </w:pPr>
+            <w:r>
+              <w:rPr>
+                <w:rFonts w:ascii="Times New Roman" w:eastAsia="SimSun"/>
+                <w:b w:val="false"/>
+                <w:bCs w:val="false"/>
+                <w:color w:val="000000"/>
+                <w:sz w:val="20"/>
+                <w:szCs w:val="20"/>
               </w:rPr>
               <w:t xml:space="preserve">课程资料(pdf / md / txt)→ DocumentLoader → 中文 TextSplitter → bge-small-zh Embedding → FAISS 向量库(本地持久化)</w:t>
             </w:r>
@@ -3035,27 +2597,27 @@
         </w:trPr>
         <w:tc>
           <w:tcPr>
-            <w:tcW w:type="pct" w:w="1400"/>
-            <w:tcMar>
-              <w:top w:type="dxa" w:w="80"/>
-              <w:left w:type="dxa" w:w="120"/>
-              <w:bottom w:type="dxa" w:w="80"/>
-              <w:right w:type="dxa" w:w="120"/>
-            </w:tcMar>
-          </w:tcPr>
-          <w:p>
-            <w:pPr>
-              <w:spacing w:after="0" w:line="276"/>
-              <w:jc w:val="left"/>
-            </w:pPr>
-            <w:r>
-              <w:rPr>
-                <w:rFonts w:ascii="Times New Roman" w:eastAsia="SimSun"/>
-                <w:b w:val="false"/>
-                <w:bCs w:val="false"/>
-                <w:color w:val="000000"/>
-                <w:sz w:val="21"/>
-                <w:szCs w:val="21"/>
+            <w:tcW w:type="pct" w:w="1300"/>
+            <w:tcMar>
+              <w:top w:type="dxa" w:w="60"/>
+              <w:left w:type="dxa" w:w="110"/>
+              <w:bottom w:type="dxa" w:w="60"/>
+              <w:right w:type="dxa" w:w="110"/>
+            </w:tcMar>
+          </w:tcPr>
+          <w:p>
+            <w:pPr>
+              <w:spacing w:after="0" w:line="264"/>
+              <w:jc w:val="left"/>
+            </w:pPr>
+            <w:r>
+              <w:rPr>
+                <w:rFonts w:ascii="Times New Roman" w:eastAsia="SimSun"/>
+                <w:b w:val="false"/>
+                <w:bCs w:val="false"/>
+                <w:color w:val="000000"/>
+                <w:sz w:val="20"/>
+                <w:szCs w:val="20"/>
               </w:rPr>
               <w:t xml:space="preserve">课程问答(LCEL 链)</w:t>
             </w:r>
@@ -3063,27 +2625,27 @@
         </w:tc>
         <w:tc>
           <w:tcPr>
-            <w:tcW w:type="pct" w:w="3600"/>
-            <w:tcMar>
-              <w:top w:type="dxa" w:w="80"/>
-              <w:left w:type="dxa" w:w="120"/>
-              <w:bottom w:type="dxa" w:w="80"/>
-              <w:right w:type="dxa" w:w="120"/>
-            </w:tcMar>
-          </w:tcPr>
-          <w:p>
-            <w:pPr>
-              <w:spacing w:after="0" w:line="276"/>
-              <w:jc w:val="left"/>
-            </w:pPr>
-            <w:r>
-              <w:rPr>
-                <w:rFonts w:ascii="Times New Roman" w:eastAsia="SimSun"/>
-                <w:b w:val="false"/>
-                <w:bCs w:val="false"/>
-                <w:color w:val="000000"/>
-                <w:sz w:val="21"/>
-                <w:szCs w:val="21"/>
+            <w:tcW w:type="pct" w:w="3700"/>
+            <w:tcMar>
+              <w:top w:type="dxa" w:w="60"/>
+              <w:left w:type="dxa" w:w="110"/>
+              <w:bottom w:type="dxa" w:w="60"/>
+              <w:right w:type="dxa" w:w="110"/>
+            </w:tcMar>
+          </w:tcPr>
+          <w:p>
+            <w:pPr>
+              <w:spacing w:after="0" w:line="264"/>
+              <w:jc w:val="left"/>
+            </w:pPr>
+            <w:r>
+              <w:rPr>
+                <w:rFonts w:ascii="Times New Roman" w:eastAsia="SimSun"/>
+                <w:b w:val="false"/>
+                <w:bCs w:val="false"/>
+                <w:color w:val="000000"/>
+                <w:sz w:val="20"/>
+                <w:szCs w:val="20"/>
               </w:rPr>
               <w:t xml:space="preserve">学生提问 → Retriever 相似度 Top-K → ChatPromptTemplate(助教人设)→ ChatDeepSeek → 回答 + 引用来源</w:t>
             </w:r>
@@ -3096,27 +2658,27 @@
         </w:trPr>
         <w:tc>
           <w:tcPr>
-            <w:tcW w:type="pct" w:w="1400"/>
-            <w:tcMar>
-              <w:top w:type="dxa" w:w="80"/>
-              <w:left w:type="dxa" w:w="120"/>
-              <w:bottom w:type="dxa" w:w="80"/>
-              <w:right w:type="dxa" w:w="120"/>
-            </w:tcMar>
-          </w:tcPr>
-          <w:p>
-            <w:pPr>
-              <w:spacing w:after="0" w:line="276"/>
-              <w:jc w:val="left"/>
-            </w:pPr>
-            <w:r>
-              <w:rPr>
-                <w:rFonts w:ascii="Times New Roman" w:eastAsia="SimSun"/>
-                <w:b w:val="false"/>
-                <w:bCs w:val="false"/>
-                <w:color w:val="000000"/>
-                <w:sz w:val="21"/>
-                <w:szCs w:val="21"/>
+            <w:tcW w:type="pct" w:w="1300"/>
+            <w:tcMar>
+              <w:top w:type="dxa" w:w="60"/>
+              <w:left w:type="dxa" w:w="110"/>
+              <w:bottom w:type="dxa" w:w="60"/>
+              <w:right w:type="dxa" w:w="110"/>
+            </w:tcMar>
+          </w:tcPr>
+          <w:p>
+            <w:pPr>
+              <w:spacing w:after="0" w:line="264"/>
+              <w:jc w:val="left"/>
+            </w:pPr>
+            <w:r>
+              <w:rPr>
+                <w:rFonts w:ascii="Times New Roman" w:eastAsia="SimSun"/>
+                <w:b w:val="false"/>
+                <w:bCs w:val="false"/>
+                <w:color w:val="000000"/>
+                <w:sz w:val="20"/>
+                <w:szCs w:val="20"/>
               </w:rPr>
               <w:t xml:space="preserve">期末考点预测(Map-Reduce)</w:t>
             </w:r>
@@ -3124,27 +2686,27 @@
         </w:tc>
         <w:tc>
           <w:tcPr>
-            <w:tcW w:type="pct" w:w="3600"/>
-            <w:tcMar>
-              <w:top w:type="dxa" w:w="80"/>
-              <w:left w:type="dxa" w:w="120"/>
-              <w:bottom w:type="dxa" w:w="80"/>
-              <w:right w:type="dxa" w:w="120"/>
-            </w:tcMar>
-          </w:tcPr>
-          <w:p>
-            <w:pPr>
-              <w:spacing w:after="0" w:line="276"/>
-              <w:jc w:val="left"/>
-            </w:pPr>
-            <w:r>
-              <w:rPr>
-                <w:rFonts w:ascii="Times New Roman" w:eastAsia="SimSun"/>
-                <w:b w:val="false"/>
-                <w:bCs w:val="false"/>
-                <w:color w:val="000000"/>
-                <w:sz w:val="21"/>
-                <w:szCs w:val="21"/>
+            <w:tcW w:type="pct" w:w="3700"/>
+            <w:tcMar>
+              <w:top w:type="dxa" w:w="60"/>
+              <w:left w:type="dxa" w:w="110"/>
+              <w:bottom w:type="dxa" w:w="60"/>
+              <w:right w:type="dxa" w:w="110"/>
+            </w:tcMar>
+          </w:tcPr>
+          <w:p>
+            <w:pPr>
+              <w:spacing w:after="0" w:line="264"/>
+              <w:jc w:val="left"/>
+            </w:pPr>
+            <w:r>
+              <w:rPr>
+                <w:rFonts w:ascii="Times New Roman" w:eastAsia="SimSun"/>
+                <w:b w:val="false"/>
+                <w:bCs w:val="false"/>
+                <w:color w:val="000000"/>
+                <w:sz w:val="20"/>
+                <w:szCs w:val="20"/>
               </w:rPr>
               <w:t xml:space="preserve">FAISS 按章分组 + 学校考试题型 → 逐章考点分析(题型 / 概率★ / 预测题)→ 汇总:重点报告 + 题型预测报告</w:t>
             </w:r>
@@ -3155,21 +2717,19 @@
     <w:p>
       <w:pPr>
         <w:pStyle w:val="Heading1"/>
-        <w:spacing w:after="160" w:before="360" w:line="312"/>
-      </w:pPr>
-      <w:bookmarkStart w:name="_Toc10" w:id="10"/>
+        <w:spacing w:after="130" w:before="300" w:line="312"/>
+      </w:pPr>
       <w:r>
         <w:rPr>
           <w:rFonts w:ascii="Times New Roman" w:eastAsia="SimHei"/>
           <w:b/>
           <w:bCs/>
           <w:color w:val="1F4D42"/>
-          <w:sz w:val="32"/>
-          <w:szCs w:val="32"/>
+          <w:sz w:val="30"/>
+          <w:szCs w:val="30"/>
         </w:rPr>
         <w:t xml:space="preserve">六、快速开始</w:t>
       </w:r>
-      <w:bookmarkEnd w:id="10"/>
     </w:p>
     <w:p>
       <w:pPr>
@@ -3205,7 +2765,7 @@
           <w:ilvl w:val="0"/>
           <w:numId w:val="3"/>
         </w:numPr>
-        <w:spacing w:after="80" w:line="312"/>
+        <w:spacing w:after="60" w:line="312"/>
         <w:jc w:val="both"/>
       </w:pPr>
       <w:r>
@@ -3231,7 +2791,7 @@
         </w:tblBorders>
       </w:tblPr>
       <w:tblGrid>
-        <w:gridCol w:w="8788"/>
+        <w:gridCol w:w="8906"/>
       </w:tblGrid>
       <w:tr>
         <w:trPr>
@@ -3242,50 +2802,50 @@
             <w:tcW w:type="pct" w:w="5000"/>
             <w:shd w:fill="F6F6F2" w:val="clear"/>
             <w:tcMar>
-              <w:top w:type="dxa" w:w="120"/>
-              <w:left w:type="dxa" w:w="200"/>
-              <w:bottom w:type="dxa" w:w="120"/>
-              <w:right w:type="dxa" w:w="160"/>
-            </w:tcMar>
-          </w:tcPr>
-          <w:p>
-            <w:pPr>
-              <w:spacing w:after="0" w:line="264"/>
+              <w:top w:type="dxa" w:w="90"/>
+              <w:left w:type="dxa" w:w="160"/>
+              <w:bottom w:type="dxa" w:w="90"/>
+              <w:right w:type="dxa" w:w="140"/>
+            </w:tcMar>
+          </w:tcPr>
+          <w:p>
+            <w:pPr>
+              <w:spacing w:after="0" w:line="252"/>
             </w:pPr>
             <w:r>
               <w:rPr>
                 <w:rFonts w:ascii="Consolas" w:eastAsia="SimSun"/>
                 <w:color w:val="1F2937"/>
-                <w:sz w:val="19"/>
-                <w:szCs w:val="19"/>
+                <w:sz w:val="18"/>
+                <w:szCs w:val="18"/>
               </w:rPr>
               <w:t xml:space="preserve">python -m venv .venv</w:t>
             </w:r>
           </w:p>
           <w:p>
             <w:pPr>
-              <w:spacing w:after="0" w:line="264"/>
+              <w:spacing w:after="0" w:line="252"/>
             </w:pPr>
             <w:r>
               <w:rPr>
                 <w:rFonts w:ascii="Consolas" w:eastAsia="SimSun"/>
                 <w:color w:val="1F2937"/>
-                <w:sz w:val="19"/>
-                <w:szCs w:val="19"/>
-              </w:rPr>
-              <w:t xml:space="preserve">.venv\Scripts\activate        # Windows(macOS / Linux: source .venv/bin/activate)</w:t>
-            </w:r>
-          </w:p>
-          <w:p>
-            <w:pPr>
-              <w:spacing w:after="0" w:line="264"/>
+                <w:sz w:val="18"/>
+                <w:szCs w:val="18"/>
+              </w:rPr>
+              <w:t xml:space="preserve">.venv\Scripts\activate          # Windows(macOS / Linux: source .venv/bin/activate)</w:t>
+            </w:r>
+          </w:p>
+          <w:p>
+            <w:pPr>
+              <w:spacing w:after="0" w:line="252"/>
             </w:pPr>
             <w:r>
               <w:rPr>
                 <w:rFonts w:ascii="Consolas" w:eastAsia="SimSun"/>
                 <w:color w:val="1F2937"/>
-                <w:sz w:val="19"/>
-                <w:szCs w:val="19"/>
+                <w:sz w:val="18"/>
+                <w:szCs w:val="18"/>
               </w:rPr>
               <w:t xml:space="preserve">pip install -r requirements.txt</w:t>
             </w:r>
@@ -3293,6 +2853,11 @@
         </w:tc>
       </w:tr>
     </w:tbl>
+    <w:p>
+      <w:pPr>
+        <w:spacing w:after="60" w:before="0" w:line="240"/>
+      </w:pPr>
+    </w:p>
     <w:p>
       <w:pPr>
         <w:pStyle w:val="ListParagraph"/>
@@ -3300,7 +2865,7 @@
           <w:ilvl w:val="0"/>
           <w:numId w:val="3"/>
         </w:numPr>
-        <w:spacing w:after="80" w:line="312"/>
+        <w:spacing w:after="60" w:line="312"/>
         <w:jc w:val="both"/>
       </w:pPr>
       <w:r>
@@ -3320,7 +2885,7 @@
           <w:ilvl w:val="0"/>
           <w:numId w:val="3"/>
         </w:numPr>
-        <w:spacing w:after="80" w:line="312"/>
+        <w:spacing w:after="60" w:line="312"/>
         <w:jc w:val="both"/>
       </w:pPr>
       <w:r>
@@ -3348,7 +2913,7 @@
         </w:tblBorders>
       </w:tblPr>
       <w:tblGrid>
-        <w:gridCol w:w="8788"/>
+        <w:gridCol w:w="8906"/>
       </w:tblGrid>
       <w:tr>
         <w:trPr>
@@ -3359,50 +2924,50 @@
             <w:tcW w:type="pct" w:w="5000"/>
             <w:shd w:fill="F6F6F2" w:val="clear"/>
             <w:tcMar>
-              <w:top w:type="dxa" w:w="120"/>
-              <w:left w:type="dxa" w:w="200"/>
-              <w:bottom w:type="dxa" w:w="120"/>
-              <w:right w:type="dxa" w:w="160"/>
-            </w:tcMar>
-          </w:tcPr>
-          <w:p>
-            <w:pPr>
-              <w:spacing w:after="0" w:line="264"/>
+              <w:top w:type="dxa" w:w="90"/>
+              <w:left w:type="dxa" w:w="160"/>
+              <w:bottom w:type="dxa" w:w="90"/>
+              <w:right w:type="dxa" w:w="140"/>
+            </w:tcMar>
+          </w:tcPr>
+          <w:p>
+            <w:pPr>
+              <w:spacing w:after="0" w:line="252"/>
             </w:pPr>
             <w:r>
               <w:rPr>
                 <w:rFonts w:ascii="Consolas" w:eastAsia="SimSun"/>
                 <w:color w:val="1F2937"/>
-                <w:sz w:val="19"/>
-                <w:szCs w:val="19"/>
+                <w:sz w:val="18"/>
+                <w:szCs w:val="18"/>
               </w:rPr>
               <w:t xml:space="preserve"># 方式一(推荐):启动应用后,在网页侧边栏上传课件并点击「构建 / 重建知识库」</w:t>
             </w:r>
           </w:p>
           <w:p>
             <w:pPr>
-              <w:spacing w:after="0" w:line="264"/>
+              <w:spacing w:after="0" w:line="252"/>
             </w:pPr>
             <w:r>
               <w:rPr>
                 <w:rFonts w:ascii="Consolas" w:eastAsia="SimSun"/>
                 <w:color w:val="1F2937"/>
-                <w:sz w:val="19"/>
-                <w:szCs w:val="19"/>
+                <w:sz w:val="18"/>
+                <w:szCs w:val="18"/>
               </w:rPr>
               <w:t xml:space="preserve"># 方式二(命令行):把课件放进 docs/ 目录,然后运行:</w:t>
             </w:r>
           </w:p>
           <w:p>
             <w:pPr>
-              <w:spacing w:after="0" w:line="264"/>
+              <w:spacing w:after="0" w:line="252"/>
             </w:pPr>
             <w:r>
               <w:rPr>
                 <w:rFonts w:ascii="Consolas" w:eastAsia="SimSun"/>
                 <w:color w:val="1F2937"/>
-                <w:sz w:val="19"/>
-                <w:szCs w:val="19"/>
+                <w:sz w:val="18"/>
+                <w:szCs w:val="18"/>
               </w:rPr>
               <w:t xml:space="preserve">python ingest.py</w:t>
             </w:r>
@@ -3410,6 +2975,11 @@
         </w:tc>
       </w:tr>
     </w:tbl>
+    <w:p>
+      <w:pPr>
+        <w:spacing w:after="60" w:before="0" w:line="240"/>
+      </w:pPr>
+    </w:p>
     <w:p>
       <w:pPr>
         <w:spacing w:after="40" w:line="312"/>
@@ -3433,7 +3003,7 @@
           <w:ilvl w:val="0"/>
           <w:numId w:val="3"/>
         </w:numPr>
-        <w:spacing w:after="80" w:line="312"/>
+        <w:spacing w:after="60" w:line="312"/>
         <w:jc w:val="both"/>
       </w:pPr>
       <w:r>
@@ -3459,7 +3029,7 @@
         </w:tblBorders>
       </w:tblPr>
       <w:tblGrid>
-        <w:gridCol w:w="8788"/>
+        <w:gridCol w:w="8906"/>
       </w:tblGrid>
       <w:tr>
         <w:trPr>
@@ -3470,64 +3040,64 @@
             <w:tcW w:type="pct" w:w="5000"/>
             <w:shd w:fill="F6F6F2" w:val="clear"/>
             <w:tcMar>
-              <w:top w:type="dxa" w:w="120"/>
-              <w:left w:type="dxa" w:w="200"/>
-              <w:bottom w:type="dxa" w:w="120"/>
-              <w:right w:type="dxa" w:w="160"/>
-            </w:tcMar>
-          </w:tcPr>
-          <w:p>
-            <w:pPr>
-              <w:spacing w:after="0" w:line="264"/>
+              <w:top w:type="dxa" w:w="90"/>
+              <w:left w:type="dxa" w:w="160"/>
+              <w:bottom w:type="dxa" w:w="90"/>
+              <w:right w:type="dxa" w:w="140"/>
+            </w:tcMar>
+          </w:tcPr>
+          <w:p>
+            <w:pPr>
+              <w:spacing w:after="0" w:line="252"/>
             </w:pPr>
             <w:r>
               <w:rPr>
                 <w:rFonts w:ascii="Consolas" w:eastAsia="SimSun"/>
                 <w:color w:val="1F2937"/>
-                <w:sz w:val="19"/>
-                <w:szCs w:val="19"/>
+                <w:sz w:val="18"/>
+                <w:szCs w:val="18"/>
               </w:rPr>
               <w:t xml:space="preserve">streamlit run app.py</w:t>
             </w:r>
           </w:p>
           <w:p>
             <w:pPr>
-              <w:spacing w:after="0" w:line="264"/>
+              <w:spacing w:after="0" w:line="252"/>
             </w:pPr>
             <w:r>
               <w:rPr>
                 <w:rFonts w:ascii="Consolas" w:eastAsia="SimSun"/>
                 <w:color w:val="1F2937"/>
-                <w:sz w:val="19"/>
-                <w:szCs w:val="19"/>
+                <w:sz w:val="18"/>
+                <w:szCs w:val="18"/>
               </w:rPr>
               <w:t xml:space="preserve"># 浏览器打开 http://localhost:8501</w:t>
             </w:r>
           </w:p>
           <w:p>
             <w:pPr>
-              <w:spacing w:after="0" w:line="264"/>
+              <w:spacing w:after="0" w:line="252"/>
             </w:pPr>
             <w:r>
               <w:rPr>
                 <w:rFonts w:ascii="Consolas" w:eastAsia="SimSun"/>
                 <w:color w:val="1F2937"/>
-                <w:sz w:val="19"/>
-                <w:szCs w:val="19"/>
+                <w:sz w:val="18"/>
+                <w:szCs w:val="18"/>
               </w:rPr>
               <w:t xml:space="preserve"># 「问苏老师」:点问题卡或直接提问;「期末考点预测」:勾选题型后一键生成报告</w:t>
             </w:r>
           </w:p>
           <w:p>
             <w:pPr>
-              <w:spacing w:after="0" w:line="264"/>
+              <w:spacing w:after="0" w:line="252"/>
             </w:pPr>
             <w:r>
               <w:rPr>
                 <w:rFonts w:ascii="Consolas" w:eastAsia="SimSun"/>
                 <w:color w:val="1F2937"/>
-                <w:sz w:val="19"/>
-                <w:szCs w:val="19"/>
+                <w:sz w:val="18"/>
+                <w:szCs w:val="18"/>
               </w:rPr>
               <w:t xml:space="preserve"># 命令行自测问答:python query.py "什么是三次握手?"</w:t>
             </w:r>
@@ -3538,21 +3108,19 @@
     <w:p>
       <w:pPr>
         <w:pStyle w:val="Heading1"/>
-        <w:spacing w:after="160" w:before="360" w:line="312"/>
-      </w:pPr>
-      <w:bookmarkStart w:name="_Toc11" w:id="11"/>
+        <w:spacing w:after="130" w:before="300" w:line="312"/>
+      </w:pPr>
       <w:r>
         <w:rPr>
           <w:rFonts w:ascii="Times New Roman" w:eastAsia="SimHei"/>
           <w:b/>
           <w:bCs/>
           <w:color w:val="1F4D42"/>
-          <w:sz w:val="32"/>
-          <w:szCs w:val="32"/>
+          <w:sz w:val="30"/>
+          <w:szCs w:val="30"/>
         </w:rPr>
         <w:t xml:space="preserve">七、项目结构</w:t>
       </w:r>
-      <w:bookmarkEnd w:id="11"/>
     </w:p>
     <w:tbl>
       <w:tblPr>
@@ -3567,7 +3135,7 @@
         </w:tblBorders>
       </w:tblPr>
       <w:tblGrid>
-        <w:gridCol w:w="8788"/>
+        <w:gridCol w:w="8906"/>
       </w:tblGrid>
       <w:tr>
         <w:trPr>
@@ -3578,204 +3146,204 @@
             <w:tcW w:type="pct" w:w="5000"/>
             <w:shd w:fill="F6F6F2" w:val="clear"/>
             <w:tcMar>
-              <w:top w:type="dxa" w:w="120"/>
-              <w:left w:type="dxa" w:w="200"/>
-              <w:bottom w:type="dxa" w:w="120"/>
-              <w:right w:type="dxa" w:w="160"/>
-            </w:tcMar>
-          </w:tcPr>
-          <w:p>
-            <w:pPr>
-              <w:spacing w:after="0" w:line="264"/>
+              <w:top w:type="dxa" w:w="90"/>
+              <w:left w:type="dxa" w:w="160"/>
+              <w:bottom w:type="dxa" w:w="90"/>
+              <w:right w:type="dxa" w:w="140"/>
+            </w:tcMar>
+          </w:tcPr>
+          <w:p>
+            <w:pPr>
+              <w:spacing w:after="0" w:line="252"/>
             </w:pPr>
             <w:r>
               <w:rPr>
                 <w:rFonts w:ascii="Consolas" w:eastAsia="SimSun"/>
                 <w:color w:val="1F2937"/>
-                <w:sz w:val="19"/>
-                <w:szCs w:val="19"/>
+                <w:sz w:val="18"/>
+                <w:szCs w:val="18"/>
               </w:rPr>
               <w:t xml:space="preserve">course-rag-qa/</w:t>
             </w:r>
           </w:p>
           <w:p>
             <w:pPr>
-              <w:spacing w:after="0" w:line="264"/>
+              <w:spacing w:after="0" w:line="252"/>
             </w:pPr>
             <w:r>
               <w:rPr>
                 <w:rFonts w:ascii="Consolas" w:eastAsia="SimSun"/>
                 <w:color w:val="1F2937"/>
-                <w:sz w:val="19"/>
-                <w:szCs w:val="19"/>
+                <w:sz w:val="18"/>
+                <w:szCs w:val="18"/>
               </w:rPr>
               <w:t xml:space="preserve">├── app.py                  # Streamlit 界面(苏老师人格 + 问答/考点预测双标签)</w:t>
             </w:r>
           </w:p>
           <w:p>
             <w:pPr>
-              <w:spacing w:after="0" w:line="264"/>
+              <w:spacing w:after="0" w:line="252"/>
             </w:pPr>
             <w:r>
               <w:rPr>
                 <w:rFonts w:ascii="Consolas" w:eastAsia="SimSun"/>
                 <w:color w:val="1F2937"/>
-                <w:sz w:val="19"/>
-                <w:szCs w:val="19"/>
+                <w:sz w:val="18"/>
+                <w:szCs w:val="18"/>
               </w:rPr>
               <w:t xml:space="preserve">├── ingest.py               # 知识库构建入口(加载→切分→向量化→持久化)</w:t>
             </w:r>
           </w:p>
           <w:p>
             <w:pPr>
-              <w:spacing w:after="0" w:line="264"/>
+              <w:spacing w:after="0" w:line="252"/>
             </w:pPr>
             <w:r>
               <w:rPr>
                 <w:rFonts w:ascii="Consolas" w:eastAsia="SimSun"/>
                 <w:color w:val="1F2937"/>
-                <w:sz w:val="19"/>
-                <w:szCs w:val="19"/>
+                <w:sz w:val="18"/>
+                <w:szCs w:val="18"/>
               </w:rPr>
               <w:t xml:space="preserve">├── query.py                # 命令行问答自测</w:t>
             </w:r>
           </w:p>
           <w:p>
             <w:pPr>
-              <w:spacing w:after="0" w:line="264"/>
+              <w:spacing w:after="0" w:line="252"/>
             </w:pPr>
             <w:r>
               <w:rPr>
                 <w:rFonts w:ascii="Consolas" w:eastAsia="SimSun"/>
                 <w:color w:val="1F2937"/>
-                <w:sz w:val="19"/>
-                <w:szCs w:val="19"/>
+                <w:sz w:val="18"/>
+                <w:szCs w:val="18"/>
               </w:rPr>
               <w:t xml:space="preserve">├── config.py               # 模型与检索参数配置</w:t>
             </w:r>
           </w:p>
           <w:p>
             <w:pPr>
-              <w:spacing w:after="0" w:line="264"/>
+              <w:spacing w:after="0" w:line="252"/>
             </w:pPr>
             <w:r>
               <w:rPr>
                 <w:rFonts w:ascii="Consolas" w:eastAsia="SimSun"/>
                 <w:color w:val="1F2937"/>
-                <w:sz w:val="19"/>
-                <w:szCs w:val="19"/>
+                <w:sz w:val="18"/>
+                <w:szCs w:val="18"/>
               </w:rPr>
               <w:t xml:space="preserve">├── rag/</w:t>
             </w:r>
           </w:p>
           <w:p>
             <w:pPr>
-              <w:spacing w:after="0" w:line="264"/>
+              <w:spacing w:after="0" w:line="252"/>
             </w:pPr>
             <w:r>
               <w:rPr>
                 <w:rFonts w:ascii="Consolas" w:eastAsia="SimSun"/>
                 <w:color w:val="1F2937"/>
-                <w:sz w:val="19"/>
-                <w:szCs w:val="19"/>
+                <w:sz w:val="18"/>
+                <w:szCs w:val="18"/>
               </w:rPr>
               <w:t xml:space="preserve">│   ├── loader.py           # LangChain DocumentLoader + TextSplitter</w:t>
             </w:r>
           </w:p>
           <w:p>
             <w:pPr>
-              <w:spacing w:after="0" w:line="264"/>
+              <w:spacing w:after="0" w:line="252"/>
             </w:pPr>
             <w:r>
               <w:rPr>
                 <w:rFonts w:ascii="Consolas" w:eastAsia="SimSun"/>
                 <w:color w:val="1F2937"/>
-                <w:sz w:val="19"/>
-                <w:szCs w:val="19"/>
+                <w:sz w:val="18"/>
+                <w:szCs w:val="18"/>
               </w:rPr>
               <w:t xml:space="preserve">│   ├── vectorstore.py      # LangChain Embeddings + FAISS VectorStore / Retriever</w:t>
             </w:r>
           </w:p>
           <w:p>
             <w:pPr>
-              <w:spacing w:after="0" w:line="264"/>
+              <w:spacing w:after="0" w:line="252"/>
             </w:pPr>
             <w:r>
               <w:rPr>
                 <w:rFonts w:ascii="Consolas" w:eastAsia="SimSun"/>
                 <w:color w:val="1F2937"/>
-                <w:sz w:val="19"/>
-                <w:szCs w:val="19"/>
+                <w:sz w:val="18"/>
+                <w:szCs w:val="18"/>
               </w:rPr>
               <w:t xml:space="preserve">│   ├── chain.py            # LCEL 问答链(检索→PromptTemplate→ChatDeepSeek→解析)</w:t>
             </w:r>
           </w:p>
           <w:p>
             <w:pPr>
-              <w:spacing w:after="0" w:line="264"/>
+              <w:spacing w:after="0" w:line="252"/>
             </w:pPr>
             <w:r>
               <w:rPr>
                 <w:rFonts w:ascii="Consolas" w:eastAsia="SimSun"/>
                 <w:color w:val="1F2937"/>
-                <w:sz w:val="19"/>
-                <w:szCs w:val="19"/>
+                <w:sz w:val="18"/>
+                <w:szCs w:val="18"/>
               </w:rPr>
               <w:t xml:space="preserve">│   └── exam.py             # 考点预测:map-reduce 两阶段分析</w:t>
             </w:r>
           </w:p>
           <w:p>
             <w:pPr>
-              <w:spacing w:after="0" w:line="264"/>
+              <w:spacing w:after="0" w:line="252"/>
             </w:pPr>
             <w:r>
               <w:rPr>
                 <w:rFonts w:ascii="Consolas" w:eastAsia="SimSun"/>
                 <w:color w:val="1F2937"/>
-                <w:sz w:val="19"/>
-                <w:szCs w:val="19"/>
+                <w:sz w:val="18"/>
+                <w:szCs w:val="18"/>
               </w:rPr>
               <w:t xml:space="preserve">├── docs/                   # 课程资料目录(网页上传后也保存在这里)</w:t>
             </w:r>
           </w:p>
           <w:p>
             <w:pPr>
-              <w:spacing w:after="0" w:line="264"/>
+              <w:spacing w:after="0" w:line="252"/>
             </w:pPr>
             <w:r>
               <w:rPr>
                 <w:rFonts w:ascii="Consolas" w:eastAsia="SimSun"/>
                 <w:color w:val="1F2937"/>
-                <w:sz w:val="19"/>
-                <w:szCs w:val="19"/>
+                <w:sz w:val="18"/>
+                <w:szCs w:val="18"/>
               </w:rPr>
               <w:t xml:space="preserve">├── data/vectorstore/       # FAISS 向量库(自动生成,不入库)</w:t>
             </w:r>
           </w:p>
           <w:p>
             <w:pPr>
-              <w:spacing w:after="0" w:line="264"/>
+              <w:spacing w:after="0" w:line="252"/>
             </w:pPr>
             <w:r>
               <w:rPr>
                 <w:rFonts w:ascii="Consolas" w:eastAsia="SimSun"/>
                 <w:color w:val="1F2937"/>
-                <w:sz w:val="19"/>
-                <w:szCs w:val="19"/>
+                <w:sz w:val="18"/>
+                <w:szCs w:val="18"/>
               </w:rPr>
               <w:t xml:space="preserve">├── requirements.txt</w:t>
             </w:r>
           </w:p>
           <w:p>
             <w:pPr>
-              <w:spacing w:after="0" w:line="264"/>
+              <w:spacing w:after="0" w:line="252"/>
             </w:pPr>
             <w:r>
               <w:rPr>
                 <w:rFonts w:ascii="Consolas" w:eastAsia="SimSun"/>
                 <w:color w:val="1F2937"/>
-                <w:sz w:val="19"/>
-                <w:szCs w:val="19"/>
+                <w:sz w:val="18"/>
+                <w:szCs w:val="18"/>
               </w:rPr>
               <w:t xml:space="preserve">└── .env.example            # 环境变量示例</w:t>
             </w:r>
@@ -3786,25 +3354,23 @@
     <w:p>
       <w:pPr>
         <w:pStyle w:val="Heading1"/>
-        <w:spacing w:after="160" w:before="360" w:line="312"/>
-      </w:pPr>
-      <w:bookmarkStart w:name="_Toc12" w:id="12"/>
+        <w:spacing w:after="130" w:before="300" w:line="312"/>
+      </w:pPr>
       <w:r>
         <w:rPr>
           <w:rFonts w:ascii="Times New Roman" w:eastAsia="SimHei"/>
           <w:b/>
           <w:bCs/>
           <w:color w:val="1F4D42"/>
-          <w:sz w:val="32"/>
-          <w:szCs w:val="32"/>
+          <w:sz w:val="30"/>
+          <w:szCs w:val="30"/>
         </w:rPr>
         <w:t xml:space="preserve">八、可调参数</w:t>
       </w:r>
-      <w:bookmarkEnd w:id="12"/>
-    </w:p>
-    <w:p>
-      <w:pPr>
-        <w:spacing w:after="40" w:line="312"/>
+    </w:p>
+    <w:p>
+      <w:pPr>
+        <w:spacing w:after="60" w:line="312"/>
         <w:ind w:firstLine="480"/>
         <w:jc w:val="both"/>
       </w:pPr>
@@ -3816,23 +3382,6 @@
           <w:szCs w:val="24"/>
         </w:rPr>
         <w:t xml:space="preserve">检索与生成行为集中在 config.py 中,可按需调整:</w:t>
-      </w:r>
-    </w:p>
-    <w:p>
-      <w:pPr>
-        <w:keepNext/>
-        <w:spacing w:after="80" w:before="120" w:line="312"/>
-      </w:pPr>
-      <w:r>
-        <w:rPr>
-          <w:rFonts w:ascii="Times New Roman" w:eastAsia="SimSun"/>
-          <w:b/>
-          <w:bCs/>
-          <w:color w:val="6B7280"/>
-          <w:sz w:val="21"/>
-          <w:szCs w:val="21"/>
-        </w:rPr>
-        <w:t xml:space="preserve">表 4  config.py 可调参数</w:t>
       </w:r>
     </w:p>
     <w:tbl>
@@ -3848,9 +3397,9 @@
         </w:tblBorders>
       </w:tblPr>
       <w:tblGrid>
-        <w:gridCol w:w="2285"/>
-        <w:gridCol w:w="2285"/>
-        <w:gridCol w:w="4218"/>
+        <w:gridCol w:w="2494"/>
+        <w:gridCol w:w="2494"/>
+        <w:gridCol w:w="3919"/>
       </w:tblGrid>
       <w:tr>
         <w:trPr>
@@ -3859,18 +3408,18 @@
         </w:trPr>
         <w:tc>
           <w:tcPr>
-            <w:tcW w:type="pct" w:w="1300"/>
+            <w:tcW w:type="pct" w:w="1400"/>
             <w:shd w:fill="EEF3F0" w:val="clear"/>
             <w:tcMar>
-              <w:top w:type="dxa" w:w="80"/>
-              <w:left w:type="dxa" w:w="120"/>
-              <w:bottom w:type="dxa" w:w="80"/>
-              <w:right w:type="dxa" w:w="120"/>
-            </w:tcMar>
-          </w:tcPr>
-          <w:p>
-            <w:pPr>
-              <w:spacing w:after="0" w:line="276"/>
+              <w:top w:type="dxa" w:w="60"/>
+              <w:left w:type="dxa" w:w="110"/>
+              <w:bottom w:type="dxa" w:w="60"/>
+              <w:right w:type="dxa" w:w="110"/>
+            </w:tcMar>
+          </w:tcPr>
+          <w:p>
+            <w:pPr>
+              <w:spacing w:after="0" w:line="264"/>
               <w:jc w:val="left"/>
             </w:pPr>
             <w:r>
@@ -3879,8 +3428,8 @@
                 <w:b/>
                 <w:bCs/>
                 <w:color w:val="1F4D42"/>
-                <w:sz w:val="21"/>
-                <w:szCs w:val="21"/>
+                <w:sz w:val="20"/>
+                <w:szCs w:val="20"/>
               </w:rPr>
               <w:t xml:space="preserve">参数</w:t>
             </w:r>
@@ -3888,18 +3437,18 @@
         </w:tc>
         <w:tc>
           <w:tcPr>
-            <w:tcW w:type="pct" w:w="1300"/>
+            <w:tcW w:type="pct" w:w="1400"/>
             <w:shd w:fill="EEF3F0" w:val="clear"/>
             <w:tcMar>
-              <w:top w:type="dxa" w:w="80"/>
-              <w:left w:type="dxa" w:w="120"/>
-              <w:bottom w:type="dxa" w:w="80"/>
-              <w:right w:type="dxa" w:w="120"/>
-            </w:tcMar>
-          </w:tcPr>
-          <w:p>
-            <w:pPr>
-              <w:spacing w:after="0" w:line="276"/>
+              <w:top w:type="dxa" w:w="60"/>
+              <w:left w:type="dxa" w:w="110"/>
+              <w:bottom w:type="dxa" w:w="60"/>
+              <w:right w:type="dxa" w:w="110"/>
+            </w:tcMar>
+          </w:tcPr>
+          <w:p>
+            <w:pPr>
+              <w:spacing w:after="0" w:line="264"/>
               <w:jc w:val="left"/>
             </w:pPr>
             <w:r>
@@ -3908,8 +3457,8 @@
                 <w:b/>
                 <w:bCs/>
                 <w:color w:val="1F4D42"/>
-                <w:sz w:val="21"/>
-                <w:szCs w:val="21"/>
+                <w:sz w:val="20"/>
+                <w:szCs w:val="20"/>
               </w:rPr>
               <w:t xml:space="preserve">默认值</w:t>
             </w:r>
@@ -3917,18 +3466,18 @@
         </w:tc>
         <w:tc>
           <w:tcPr>
-            <w:tcW w:type="pct" w:w="2400"/>
+            <w:tcW w:type="pct" w:w="2200"/>
             <w:shd w:fill="EEF3F0" w:val="clear"/>
             <w:tcMar>
-              <w:top w:type="dxa" w:w="80"/>
-              <w:left w:type="dxa" w:w="120"/>
-              <w:bottom w:type="dxa" w:w="80"/>
-              <w:right w:type="dxa" w:w="120"/>
-            </w:tcMar>
-          </w:tcPr>
-          <w:p>
-            <w:pPr>
-              <w:spacing w:after="0" w:line="276"/>
+              <w:top w:type="dxa" w:w="60"/>
+              <w:left w:type="dxa" w:w="110"/>
+              <w:bottom w:type="dxa" w:w="60"/>
+              <w:right w:type="dxa" w:w="110"/>
+            </w:tcMar>
+          </w:tcPr>
+          <w:p>
+            <w:pPr>
+              <w:spacing w:after="0" w:line="264"/>
               <w:jc w:val="left"/>
             </w:pPr>
             <w:r>
@@ -3937,8 +3486,8 @@
                 <w:b/>
                 <w:bCs/>
                 <w:color w:val="1F4D42"/>
-                <w:sz w:val="21"/>
-                <w:szCs w:val="21"/>
+                <w:sz w:val="20"/>
+                <w:szCs w:val="20"/>
               </w:rPr>
               <w:t xml:space="preserve">说明</w:t>
             </w:r>
@@ -3951,27 +3500,27 @@
         </w:trPr>
         <w:tc>
           <w:tcPr>
-            <w:tcW w:type="pct" w:w="1300"/>
-            <w:tcMar>
-              <w:top w:type="dxa" w:w="80"/>
-              <w:left w:type="dxa" w:w="120"/>
-              <w:bottom w:type="dxa" w:w="80"/>
-              <w:right w:type="dxa" w:w="120"/>
-            </w:tcMar>
-          </w:tcPr>
-          <w:p>
-            <w:pPr>
-              <w:spacing w:after="0" w:line="276"/>
-              <w:jc w:val="left"/>
-            </w:pPr>
-            <w:r>
-              <w:rPr>
-                <w:rFonts w:ascii="Times New Roman" w:eastAsia="SimSun"/>
-                <w:b w:val="false"/>
-                <w:bCs w:val="false"/>
-                <w:color w:val="000000"/>
-                <w:sz w:val="21"/>
-                <w:szCs w:val="21"/>
+            <w:tcW w:type="pct" w:w="1400"/>
+            <w:tcMar>
+              <w:top w:type="dxa" w:w="60"/>
+              <w:left w:type="dxa" w:w="110"/>
+              <w:bottom w:type="dxa" w:w="60"/>
+              <w:right w:type="dxa" w:w="110"/>
+            </w:tcMar>
+          </w:tcPr>
+          <w:p>
+            <w:pPr>
+              <w:spacing w:after="0" w:line="264"/>
+              <w:jc w:val="left"/>
+            </w:pPr>
+            <w:r>
+              <w:rPr>
+                <w:rFonts w:ascii="Times New Roman" w:eastAsia="SimSun"/>
+                <w:b w:val="false"/>
+                <w:bCs w:val="false"/>
+                <w:color w:val="000000"/>
+                <w:sz w:val="20"/>
+                <w:szCs w:val="20"/>
               </w:rPr>
               <w:t xml:space="preserve">CHUNK_SIZE</w:t>
             </w:r>
@@ -3979,27 +3528,27 @@
         </w:tc>
         <w:tc>
           <w:tcPr>
-            <w:tcW w:type="pct" w:w="1300"/>
-            <w:tcMar>
-              <w:top w:type="dxa" w:w="80"/>
-              <w:left w:type="dxa" w:w="120"/>
-              <w:bottom w:type="dxa" w:w="80"/>
-              <w:right w:type="dxa" w:w="120"/>
-            </w:tcMar>
-          </w:tcPr>
-          <w:p>
-            <w:pPr>
-              <w:spacing w:after="0" w:line="276"/>
-              <w:jc w:val="left"/>
-            </w:pPr>
-            <w:r>
-              <w:rPr>
-                <w:rFonts w:ascii="Times New Roman" w:eastAsia="SimSun"/>
-                <w:b w:val="false"/>
-                <w:bCs w:val="false"/>
-                <w:color w:val="000000"/>
-                <w:sz w:val="21"/>
-                <w:szCs w:val="21"/>
+            <w:tcW w:type="pct" w:w="1400"/>
+            <w:tcMar>
+              <w:top w:type="dxa" w:w="60"/>
+              <w:left w:type="dxa" w:w="110"/>
+              <w:bottom w:type="dxa" w:w="60"/>
+              <w:right w:type="dxa" w:w="110"/>
+            </w:tcMar>
+          </w:tcPr>
+          <w:p>
+            <w:pPr>
+              <w:spacing w:after="0" w:line="264"/>
+              <w:jc w:val="left"/>
+            </w:pPr>
+            <w:r>
+              <w:rPr>
+                <w:rFonts w:ascii="Times New Roman" w:eastAsia="SimSun"/>
+                <w:b w:val="false"/>
+                <w:bCs w:val="false"/>
+                <w:color w:val="000000"/>
+                <w:sz w:val="20"/>
+                <w:szCs w:val="20"/>
               </w:rPr>
               <w:t xml:space="preserve">500</w:t>
             </w:r>
@@ -4007,27 +3556,27 @@
         </w:tc>
         <w:tc>
           <w:tcPr>
-            <w:tcW w:type="pct" w:w="2400"/>
-            <w:tcMar>
-              <w:top w:type="dxa" w:w="80"/>
-              <w:left w:type="dxa" w:w="120"/>
-              <w:bottom w:type="dxa" w:w="80"/>
-              <w:right w:type="dxa" w:w="120"/>
-            </w:tcMar>
-          </w:tcPr>
-          <w:p>
-            <w:pPr>
-              <w:spacing w:after="0" w:line="276"/>
-              <w:jc w:val="left"/>
-            </w:pPr>
-            <w:r>
-              <w:rPr>
-                <w:rFonts w:ascii="Times New Roman" w:eastAsia="SimSun"/>
-                <w:b w:val="false"/>
-                <w:bCs w:val="false"/>
-                <w:color w:val="000000"/>
-                <w:sz w:val="21"/>
-                <w:szCs w:val="21"/>
+            <w:tcW w:type="pct" w:w="2200"/>
+            <w:tcMar>
+              <w:top w:type="dxa" w:w="60"/>
+              <w:left w:type="dxa" w:w="110"/>
+              <w:bottom w:type="dxa" w:w="60"/>
+              <w:right w:type="dxa" w:w="110"/>
+            </w:tcMar>
+          </w:tcPr>
+          <w:p>
+            <w:pPr>
+              <w:spacing w:after="0" w:line="264"/>
+              <w:jc w:val="left"/>
+            </w:pPr>
+            <w:r>
+              <w:rPr>
+                <w:rFonts w:ascii="Times New Roman" w:eastAsia="SimSun"/>
+                <w:b w:val="false"/>
+                <w:bCs w:val="false"/>
+                <w:color w:val="000000"/>
+                <w:sz w:val="20"/>
+                <w:szCs w:val="20"/>
               </w:rPr>
               <w:t xml:space="preserve">每个文本块的目标长度(字符)</w:t>
             </w:r>
@@ -4040,27 +3589,27 @@
         </w:trPr>
         <w:tc>
           <w:tcPr>
-            <w:tcW w:type="pct" w:w="1300"/>
-            <w:tcMar>
-              <w:top w:type="dxa" w:w="80"/>
-              <w:left w:type="dxa" w:w="120"/>
-              <w:bottom w:type="dxa" w:w="80"/>
-              <w:right w:type="dxa" w:w="120"/>
-            </w:tcMar>
-          </w:tcPr>
-          <w:p>
-            <w:pPr>
-              <w:spacing w:after="0" w:line="276"/>
-              <w:jc w:val="left"/>
-            </w:pPr>
-            <w:r>
-              <w:rPr>
-                <w:rFonts w:ascii="Times New Roman" w:eastAsia="SimSun"/>
-                <w:b w:val="false"/>
-                <w:bCs w:val="false"/>
-                <w:color w:val="000000"/>
-                <w:sz w:val="21"/>
-                <w:szCs w:val="21"/>
+            <w:tcW w:type="pct" w:w="1400"/>
+            <w:tcMar>
+              <w:top w:type="dxa" w:w="60"/>
+              <w:left w:type="dxa" w:w="110"/>
+              <w:bottom w:type="dxa" w:w="60"/>
+              <w:right w:type="dxa" w:w="110"/>
+            </w:tcMar>
+          </w:tcPr>
+          <w:p>
+            <w:pPr>
+              <w:spacing w:after="0" w:line="264"/>
+              <w:jc w:val="left"/>
+            </w:pPr>
+            <w:r>
+              <w:rPr>
+                <w:rFonts w:ascii="Times New Roman" w:eastAsia="SimSun"/>
+                <w:b w:val="false"/>
+                <w:bCs w:val="false"/>
+                <w:color w:val="000000"/>
+                <w:sz w:val="20"/>
+                <w:szCs w:val="20"/>
               </w:rPr>
               <w:t xml:space="preserve">CHUNK_OVERLAP</w:t>
             </w:r>
@@ -4068,27 +3617,27 @@
         </w:tc>
         <w:tc>
           <w:tcPr>
-            <w:tcW w:type="pct" w:w="1300"/>
-            <w:tcMar>
-              <w:top w:type="dxa" w:w="80"/>
-              <w:left w:type="dxa" w:w="120"/>
-              <w:bottom w:type="dxa" w:w="80"/>
-              <w:right w:type="dxa" w:w="120"/>
-            </w:tcMar>
-          </w:tcPr>
-          <w:p>
-            <w:pPr>
-              <w:spacing w:after="0" w:line="276"/>
-              <w:jc w:val="left"/>
-            </w:pPr>
-            <w:r>
-              <w:rPr>
-                <w:rFonts w:ascii="Times New Roman" w:eastAsia="SimSun"/>
-                <w:b w:val="false"/>
-                <w:bCs w:val="false"/>
-                <w:color w:val="000000"/>
-                <w:sz w:val="21"/>
-                <w:szCs w:val="21"/>
+            <w:tcW w:type="pct" w:w="1400"/>
+            <w:tcMar>
+              <w:top w:type="dxa" w:w="60"/>
+              <w:left w:type="dxa" w:w="110"/>
+              <w:bottom w:type="dxa" w:w="60"/>
+              <w:right w:type="dxa" w:w="110"/>
+            </w:tcMar>
+          </w:tcPr>
+          <w:p>
+            <w:pPr>
+              <w:spacing w:after="0" w:line="264"/>
+              <w:jc w:val="left"/>
+            </w:pPr>
+            <w:r>
+              <w:rPr>
+                <w:rFonts w:ascii="Times New Roman" w:eastAsia="SimSun"/>
+                <w:b w:val="false"/>
+                <w:bCs w:val="false"/>
+                <w:color w:val="000000"/>
+                <w:sz w:val="20"/>
+                <w:szCs w:val="20"/>
               </w:rPr>
               <w:t xml:space="preserve">50</w:t>
             </w:r>
@@ -4096,27 +3645,27 @@
         </w:tc>
         <w:tc>
           <w:tcPr>
-            <w:tcW w:type="pct" w:w="2400"/>
-            <w:tcMar>
-              <w:top w:type="dxa" w:w="80"/>
-              <w:left w:type="dxa" w:w="120"/>
-              <w:bottom w:type="dxa" w:w="80"/>
-              <w:right w:type="dxa" w:w="120"/>
-            </w:tcMar>
-          </w:tcPr>
-          <w:p>
-            <w:pPr>
-              <w:spacing w:after="0" w:line="276"/>
-              <w:jc w:val="left"/>
-            </w:pPr>
-            <w:r>
-              <w:rPr>
-                <w:rFonts w:ascii="Times New Roman" w:eastAsia="SimSun"/>
-                <w:b w:val="false"/>
-                <w:bCs w:val="false"/>
-                <w:color w:val="000000"/>
-                <w:sz w:val="21"/>
-                <w:szCs w:val="21"/>
+            <w:tcW w:type="pct" w:w="2200"/>
+            <w:tcMar>
+              <w:top w:type="dxa" w:w="60"/>
+              <w:left w:type="dxa" w:w="110"/>
+              <w:bottom w:type="dxa" w:w="60"/>
+              <w:right w:type="dxa" w:w="110"/>
+            </w:tcMar>
+          </w:tcPr>
+          <w:p>
+            <w:pPr>
+              <w:spacing w:after="0" w:line="264"/>
+              <w:jc w:val="left"/>
+            </w:pPr>
+            <w:r>
+              <w:rPr>
+                <w:rFonts w:ascii="Times New Roman" w:eastAsia="SimSun"/>
+                <w:b w:val="false"/>
+                <w:bCs w:val="false"/>
+                <w:color w:val="000000"/>
+                <w:sz w:val="20"/>
+                <w:szCs w:val="20"/>
               </w:rPr>
               <w:t xml:space="preserve">相邻块重叠长度,避免语义被切断</w:t>
             </w:r>
@@ -4129,27 +3678,27 @@
         </w:trPr>
         <w:tc>
           <w:tcPr>
-            <w:tcW w:type="pct" w:w="1300"/>
-            <w:tcMar>
-              <w:top w:type="dxa" w:w="80"/>
-              <w:left w:type="dxa" w:w="120"/>
-              <w:bottom w:type="dxa" w:w="80"/>
-              <w:right w:type="dxa" w:w="120"/>
-            </w:tcMar>
-          </w:tcPr>
-          <w:p>
-            <w:pPr>
-              <w:spacing w:after="0" w:line="276"/>
-              <w:jc w:val="left"/>
-            </w:pPr>
-            <w:r>
-              <w:rPr>
-                <w:rFonts w:ascii="Times New Roman" w:eastAsia="SimSun"/>
-                <w:b w:val="false"/>
-                <w:bCs w:val="false"/>
-                <w:color w:val="000000"/>
-                <w:sz w:val="21"/>
-                <w:szCs w:val="21"/>
+            <w:tcW w:type="pct" w:w="1400"/>
+            <w:tcMar>
+              <w:top w:type="dxa" w:w="60"/>
+              <w:left w:type="dxa" w:w="110"/>
+              <w:bottom w:type="dxa" w:w="60"/>
+              <w:right w:type="dxa" w:w="110"/>
+            </w:tcMar>
+          </w:tcPr>
+          <w:p>
+            <w:pPr>
+              <w:spacing w:after="0" w:line="264"/>
+              <w:jc w:val="left"/>
+            </w:pPr>
+            <w:r>
+              <w:rPr>
+                <w:rFonts w:ascii="Times New Roman" w:eastAsia="SimSun"/>
+                <w:b w:val="false"/>
+                <w:bCs w:val="false"/>
+                <w:color w:val="000000"/>
+                <w:sz w:val="20"/>
+                <w:szCs w:val="20"/>
               </w:rPr>
               <w:t xml:space="preserve">RETRIEVER_K</w:t>
             </w:r>
@@ -4157,27 +3706,27 @@
         </w:tc>
         <w:tc>
           <w:tcPr>
-            <w:tcW w:type="pct" w:w="1300"/>
-            <w:tcMar>
-              <w:top w:type="dxa" w:w="80"/>
-              <w:left w:type="dxa" w:w="120"/>
-              <w:bottom w:type="dxa" w:w="80"/>
-              <w:right w:type="dxa" w:w="120"/>
-            </w:tcMar>
-          </w:tcPr>
-          <w:p>
-            <w:pPr>
-              <w:spacing w:after="0" w:line="276"/>
-              <w:jc w:val="left"/>
-            </w:pPr>
-            <w:r>
-              <w:rPr>
-                <w:rFonts w:ascii="Times New Roman" w:eastAsia="SimSun"/>
-                <w:b w:val="false"/>
-                <w:bCs w:val="false"/>
-                <w:color w:val="000000"/>
-                <w:sz w:val="21"/>
-                <w:szCs w:val="21"/>
+            <w:tcW w:type="pct" w:w="1400"/>
+            <w:tcMar>
+              <w:top w:type="dxa" w:w="60"/>
+              <w:left w:type="dxa" w:w="110"/>
+              <w:bottom w:type="dxa" w:w="60"/>
+              <w:right w:type="dxa" w:w="110"/>
+            </w:tcMar>
+          </w:tcPr>
+          <w:p>
+            <w:pPr>
+              <w:spacing w:after="0" w:line="264"/>
+              <w:jc w:val="left"/>
+            </w:pPr>
+            <w:r>
+              <w:rPr>
+                <w:rFonts w:ascii="Times New Roman" w:eastAsia="SimSun"/>
+                <w:b w:val="false"/>
+                <w:bCs w:val="false"/>
+                <w:color w:val="000000"/>
+                <w:sz w:val="20"/>
+                <w:szCs w:val="20"/>
               </w:rPr>
               <w:t xml:space="preserve">4</w:t>
             </w:r>
@@ -4185,27 +3734,27 @@
         </w:tc>
         <w:tc>
           <w:tcPr>
-            <w:tcW w:type="pct" w:w="2400"/>
-            <w:tcMar>
-              <w:top w:type="dxa" w:w="80"/>
-              <w:left w:type="dxa" w:w="120"/>
-              <w:bottom w:type="dxa" w:w="80"/>
-              <w:right w:type="dxa" w:w="120"/>
-            </w:tcMar>
-          </w:tcPr>
-          <w:p>
-            <w:pPr>
-              <w:spacing w:after="0" w:line="276"/>
-              <w:jc w:val="left"/>
-            </w:pPr>
-            <w:r>
-              <w:rPr>
-                <w:rFonts w:ascii="Times New Roman" w:eastAsia="SimSun"/>
-                <w:b w:val="false"/>
-                <w:bCs w:val="false"/>
-                <w:color w:val="000000"/>
-                <w:sz w:val="21"/>
-                <w:szCs w:val="21"/>
+            <w:tcW w:type="pct" w:w="2200"/>
+            <w:tcMar>
+              <w:top w:type="dxa" w:w="60"/>
+              <w:left w:type="dxa" w:w="110"/>
+              <w:bottom w:type="dxa" w:w="60"/>
+              <w:right w:type="dxa" w:w="110"/>
+            </w:tcMar>
+          </w:tcPr>
+          <w:p>
+            <w:pPr>
+              <w:spacing w:after="0" w:line="264"/>
+              <w:jc w:val="left"/>
+            </w:pPr>
+            <w:r>
+              <w:rPr>
+                <w:rFonts w:ascii="Times New Roman" w:eastAsia="SimSun"/>
+                <w:b w:val="false"/>
+                <w:bCs w:val="false"/>
+                <w:color w:val="000000"/>
+                <w:sz w:val="20"/>
+                <w:szCs w:val="20"/>
               </w:rPr>
               <w:t xml:space="preserve">每次检索返回的最相关片段数</w:t>
             </w:r>
@@ -4218,27 +3767,27 @@
         </w:trPr>
         <w:tc>
           <w:tcPr>
-            <w:tcW w:type="pct" w:w="1300"/>
-            <w:tcMar>
-              <w:top w:type="dxa" w:w="80"/>
-              <w:left w:type="dxa" w:w="120"/>
-              <w:bottom w:type="dxa" w:w="80"/>
-              <w:right w:type="dxa" w:w="120"/>
-            </w:tcMar>
-          </w:tcPr>
-          <w:p>
-            <w:pPr>
-              <w:spacing w:after="0" w:line="276"/>
-              <w:jc w:val="left"/>
-            </w:pPr>
-            <w:r>
-              <w:rPr>
-                <w:rFonts w:ascii="Times New Roman" w:eastAsia="SimSun"/>
-                <w:b w:val="false"/>
-                <w:bCs w:val="false"/>
-                <w:color w:val="000000"/>
-                <w:sz w:val="21"/>
-                <w:szCs w:val="21"/>
+            <w:tcW w:type="pct" w:w="1400"/>
+            <w:tcMar>
+              <w:top w:type="dxa" w:w="60"/>
+              <w:left w:type="dxa" w:w="110"/>
+              <w:bottom w:type="dxa" w:w="60"/>
+              <w:right w:type="dxa" w:w="110"/>
+            </w:tcMar>
+          </w:tcPr>
+          <w:p>
+            <w:pPr>
+              <w:spacing w:after="0" w:line="264"/>
+              <w:jc w:val="left"/>
+            </w:pPr>
+            <w:r>
+              <w:rPr>
+                <w:rFonts w:ascii="Times New Roman" w:eastAsia="SimSun"/>
+                <w:b w:val="false"/>
+                <w:bCs w:val="false"/>
+                <w:color w:val="000000"/>
+                <w:sz w:val="20"/>
+                <w:szCs w:val="20"/>
               </w:rPr>
               <w:t xml:space="preserve">EMBEDDING_MODEL</w:t>
             </w:r>
@@ -4246,27 +3795,27 @@
         </w:tc>
         <w:tc>
           <w:tcPr>
-            <w:tcW w:type="pct" w:w="1300"/>
-            <w:tcMar>
-              <w:top w:type="dxa" w:w="80"/>
-              <w:left w:type="dxa" w:w="120"/>
-              <w:bottom w:type="dxa" w:w="80"/>
-              <w:right w:type="dxa" w:w="120"/>
-            </w:tcMar>
-          </w:tcPr>
-          <w:p>
-            <w:pPr>
-              <w:spacing w:after="0" w:line="276"/>
-              <w:jc w:val="left"/>
-            </w:pPr>
-            <w:r>
-              <w:rPr>
-                <w:rFonts w:ascii="Times New Roman" w:eastAsia="SimSun"/>
-                <w:b w:val="false"/>
-                <w:bCs w:val="false"/>
-                <w:color w:val="000000"/>
-                <w:sz w:val="21"/>
-                <w:szCs w:val="21"/>
+            <w:tcW w:type="pct" w:w="1400"/>
+            <w:tcMar>
+              <w:top w:type="dxa" w:w="60"/>
+              <w:left w:type="dxa" w:w="110"/>
+              <w:bottom w:type="dxa" w:w="60"/>
+              <w:right w:type="dxa" w:w="110"/>
+            </w:tcMar>
+          </w:tcPr>
+          <w:p>
+            <w:pPr>
+              <w:spacing w:after="0" w:line="264"/>
+              <w:jc w:val="left"/>
+            </w:pPr>
+            <w:r>
+              <w:rPr>
+                <w:rFonts w:ascii="Times New Roman" w:eastAsia="SimSun"/>
+                <w:b w:val="false"/>
+                <w:bCs w:val="false"/>
+                <w:color w:val="000000"/>
+                <w:sz w:val="20"/>
+                <w:szCs w:val="20"/>
               </w:rPr>
               <w:t xml:space="preserve">bge-small-zh-v1.5</w:t>
             </w:r>
@@ -4274,27 +3823,27 @@
         </w:tc>
         <w:tc>
           <w:tcPr>
-            <w:tcW w:type="pct" w:w="2400"/>
-            <w:tcMar>
-              <w:top w:type="dxa" w:w="80"/>
-              <w:left w:type="dxa" w:w="120"/>
-              <w:bottom w:type="dxa" w:w="80"/>
-              <w:right w:type="dxa" w:w="120"/>
-            </w:tcMar>
-          </w:tcPr>
-          <w:p>
-            <w:pPr>
-              <w:spacing w:after="0" w:line="276"/>
-              <w:jc w:val="left"/>
-            </w:pPr>
-            <w:r>
-              <w:rPr>
-                <w:rFonts w:ascii="Times New Roman" w:eastAsia="SimSun"/>
-                <w:b w:val="false"/>
-                <w:bCs w:val="false"/>
-                <w:color w:val="000000"/>
-                <w:sz w:val="21"/>
-                <w:szCs w:val="21"/>
+            <w:tcW w:type="pct" w:w="2200"/>
+            <w:tcMar>
+              <w:top w:type="dxa" w:w="60"/>
+              <w:left w:type="dxa" w:w="110"/>
+              <w:bottom w:type="dxa" w:w="60"/>
+              <w:right w:type="dxa" w:w="110"/>
+            </w:tcMar>
+          </w:tcPr>
+          <w:p>
+            <w:pPr>
+              <w:spacing w:after="0" w:line="264"/>
+              <w:jc w:val="left"/>
+            </w:pPr>
+            <w:r>
+              <w:rPr>
+                <w:rFonts w:ascii="Times New Roman" w:eastAsia="SimSun"/>
+                <w:b w:val="false"/>
+                <w:bCs w:val="false"/>
+                <w:color w:val="000000"/>
+                <w:sz w:val="20"/>
+                <w:szCs w:val="20"/>
               </w:rPr>
               <w:t xml:space="preserve">本地中文 Embedding 模型</w:t>
             </w:r>
@@ -4307,27 +3856,27 @@
         </w:trPr>
         <w:tc>
           <w:tcPr>
-            <w:tcW w:type="pct" w:w="1300"/>
-            <w:tcMar>
-              <w:top w:type="dxa" w:w="80"/>
-              <w:left w:type="dxa" w:w="120"/>
-              <w:bottom w:type="dxa" w:w="80"/>
-              <w:right w:type="dxa" w:w="120"/>
-            </w:tcMar>
-          </w:tcPr>
-          <w:p>
-            <w:pPr>
-              <w:spacing w:after="0" w:line="276"/>
-              <w:jc w:val="left"/>
-            </w:pPr>
-            <w:r>
-              <w:rPr>
-                <w:rFonts w:ascii="Times New Roman" w:eastAsia="SimSun"/>
-                <w:b w:val="false"/>
-                <w:bCs w:val="false"/>
-                <w:color w:val="000000"/>
-                <w:sz w:val="21"/>
-                <w:szCs w:val="21"/>
+            <w:tcW w:type="pct" w:w="1400"/>
+            <w:tcMar>
+              <w:top w:type="dxa" w:w="60"/>
+              <w:left w:type="dxa" w:w="110"/>
+              <w:bottom w:type="dxa" w:w="60"/>
+              <w:right w:type="dxa" w:w="110"/>
+            </w:tcMar>
+          </w:tcPr>
+          <w:p>
+            <w:pPr>
+              <w:spacing w:after="0" w:line="264"/>
+              <w:jc w:val="left"/>
+            </w:pPr>
+            <w:r>
+              <w:rPr>
+                <w:rFonts w:ascii="Times New Roman" w:eastAsia="SimSun"/>
+                <w:b w:val="false"/>
+                <w:bCs w:val="false"/>
+                <w:color w:val="000000"/>
+                <w:sz w:val="20"/>
+                <w:szCs w:val="20"/>
               </w:rPr>
               <w:t xml:space="preserve">CHAT_MODEL</w:t>
             </w:r>
@@ -4335,27 +3884,27 @@
         </w:tc>
         <w:tc>
           <w:tcPr>
-            <w:tcW w:type="pct" w:w="1300"/>
-            <w:tcMar>
-              <w:top w:type="dxa" w:w="80"/>
-              <w:left w:type="dxa" w:w="120"/>
-              <w:bottom w:type="dxa" w:w="80"/>
-              <w:right w:type="dxa" w:w="120"/>
-            </w:tcMar>
-          </w:tcPr>
-          <w:p>
-            <w:pPr>
-              <w:spacing w:after="0" w:line="276"/>
-              <w:jc w:val="left"/>
-            </w:pPr>
-            <w:r>
-              <w:rPr>
-                <w:rFonts w:ascii="Times New Roman" w:eastAsia="SimSun"/>
-                <w:b w:val="false"/>
-                <w:bCs w:val="false"/>
-                <w:color w:val="000000"/>
-                <w:sz w:val="21"/>
-                <w:szCs w:val="21"/>
+            <w:tcW w:type="pct" w:w="1400"/>
+            <w:tcMar>
+              <w:top w:type="dxa" w:w="60"/>
+              <w:left w:type="dxa" w:w="110"/>
+              <w:bottom w:type="dxa" w:w="60"/>
+              <w:right w:type="dxa" w:w="110"/>
+            </w:tcMar>
+          </w:tcPr>
+          <w:p>
+            <w:pPr>
+              <w:spacing w:after="0" w:line="264"/>
+              <w:jc w:val="left"/>
+            </w:pPr>
+            <w:r>
+              <w:rPr>
+                <w:rFonts w:ascii="Times New Roman" w:eastAsia="SimSun"/>
+                <w:b w:val="false"/>
+                <w:bCs w:val="false"/>
+                <w:color w:val="000000"/>
+                <w:sz w:val="20"/>
+                <w:szCs w:val="20"/>
               </w:rPr>
               <w:t xml:space="preserve">deepseek-chat</w:t>
             </w:r>
@@ -4363,27 +3912,27 @@
         </w:tc>
         <w:tc>
           <w:tcPr>
-            <w:tcW w:type="pct" w:w="2400"/>
-            <w:tcMar>
-              <w:top w:type="dxa" w:w="80"/>
-              <w:left w:type="dxa" w:w="120"/>
-              <w:bottom w:type="dxa" w:w="80"/>
-              <w:right w:type="dxa" w:w="120"/>
-            </w:tcMar>
-          </w:tcPr>
-          <w:p>
-            <w:pPr>
-              <w:spacing w:after="0" w:line="276"/>
-              <w:jc w:val="left"/>
-            </w:pPr>
-            <w:r>
-              <w:rPr>
-                <w:rFonts w:ascii="Times New Roman" w:eastAsia="SimSun"/>
-                <w:b w:val="false"/>
-                <w:bCs w:val="false"/>
-                <w:color w:val="000000"/>
-                <w:sz w:val="21"/>
-                <w:szCs w:val="21"/>
+            <w:tcW w:type="pct" w:w="2200"/>
+            <w:tcMar>
+              <w:top w:type="dxa" w:w="60"/>
+              <w:left w:type="dxa" w:w="110"/>
+              <w:bottom w:type="dxa" w:w="60"/>
+              <w:right w:type="dxa" w:w="110"/>
+            </w:tcMar>
+          </w:tcPr>
+          <w:p>
+            <w:pPr>
+              <w:spacing w:after="0" w:line="264"/>
+              <w:jc w:val="left"/>
+            </w:pPr>
+            <w:r>
+              <w:rPr>
+                <w:rFonts w:ascii="Times New Roman" w:eastAsia="SimSun"/>
+                <w:b w:val="false"/>
+                <w:bCs w:val="false"/>
+                <w:color w:val="000000"/>
+                <w:sz w:val="20"/>
+                <w:szCs w:val="20"/>
               </w:rPr>
               <w:t xml:space="preserve">在线生成模型</w:t>
             </w:r>
@@ -4394,21 +3943,19 @@
     <w:p>
       <w:pPr>
         <w:pStyle w:val="Heading1"/>
-        <w:spacing w:after="160" w:before="360" w:line="312"/>
-      </w:pPr>
-      <w:bookmarkStart w:name="_Toc13" w:id="13"/>
+        <w:spacing w:after="130" w:before="300" w:line="312"/>
+      </w:pPr>
       <w:r>
         <w:rPr>
           <w:rFonts w:ascii="Times New Roman" w:eastAsia="SimHei"/>
           <w:b/>
           <w:bCs/>
           <w:color w:val="1F4D42"/>
-          <w:sz w:val="32"/>
-          <w:szCs w:val="32"/>
+          <w:sz w:val="30"/>
+          <w:szCs w:val="30"/>
         </w:rPr>
         <w:t xml:space="preserve">九、技术要点</w:t>
       </w:r>
-      <w:bookmarkEnd w:id="13"/>
     </w:p>
     <w:p>
       <w:pPr>
@@ -4417,7 +3964,7 @@
           <w:ilvl w:val="0"/>
           <w:numId w:val="1"/>
         </w:numPr>
-        <w:spacing w:after="60" w:line="312"/>
+        <w:spacing w:after="50" w:line="312"/>
         <w:jc w:val="both"/>
       </w:pPr>
       <w:r>
@@ -4448,7 +3995,7 @@
           <w:ilvl w:val="0"/>
           <w:numId w:val="1"/>
         </w:numPr>
-        <w:spacing w:after="60" w:line="312"/>
+        <w:spacing w:after="50" w:line="312"/>
         <w:jc w:val="both"/>
       </w:pPr>
       <w:r>
@@ -4479,7 +4026,7 @@
           <w:ilvl w:val="0"/>
           <w:numId w:val="1"/>
         </w:numPr>
-        <w:spacing w:after="60" w:line="312"/>
+        <w:spacing w:after="50" w:line="312"/>
         <w:jc w:val="both"/>
       </w:pPr>
       <w:r>
@@ -4510,7 +4057,7 @@
           <w:ilvl w:val="0"/>
           <w:numId w:val="1"/>
         </w:numPr>
-        <w:spacing w:after="60" w:line="312"/>
+        <w:spacing w:after="50" w:line="312"/>
         <w:jc w:val="both"/>
       </w:pPr>
       <w:r>
@@ -4537,25 +4084,23 @@
     <w:p>
       <w:pPr>
         <w:pStyle w:val="Heading1"/>
-        <w:spacing w:after="160" w:before="360" w:line="312"/>
-      </w:pPr>
-      <w:bookmarkStart w:name="_Toc14" w:id="14"/>
+        <w:spacing w:after="130" w:before="300" w:line="312"/>
+      </w:pPr>
       <w:r>
         <w:rPr>
           <w:rFonts w:ascii="Times New Roman" w:eastAsia="SimHei"/>
           <w:b/>
           <w:bCs/>
           <w:color w:val="1F4D42"/>
-          <w:sz w:val="32"/>
-          <w:szCs w:val="32"/>
+          <w:sz w:val="30"/>
+          <w:szCs w:val="30"/>
         </w:rPr>
         <w:t xml:space="preserve">十、常见问题</w:t>
       </w:r>
-      <w:bookmarkEnd w:id="14"/>
-    </w:p>
-    <w:p>
-      <w:pPr>
-        <w:spacing w:after="80" w:line="312"/>
+    </w:p>
+    <w:p>
+      <w:pPr>
+        <w:spacing w:after="100" w:line="312"/>
         <w:ind w:firstLine="480"/>
         <w:jc w:val="both"/>
       </w:pPr>
@@ -4582,7 +4127,7 @@
     </w:p>
     <w:p>
       <w:pPr>
-        <w:spacing w:after="80" w:line="312"/>
+        <w:spacing w:after="100" w:line="312"/>
         <w:ind w:firstLine="480"/>
         <w:jc w:val="both"/>
       </w:pPr>
@@ -4609,7 +4154,7 @@
     </w:p>
     <w:p>
       <w:pPr>
-        <w:spacing w:after="80" w:line="312"/>
+        <w:spacing w:after="100" w:line="312"/>
         <w:ind w:firstLine="480"/>
         <w:jc w:val="both"/>
       </w:pPr>
@@ -4637,25 +4182,23 @@
     <w:p>
       <w:pPr>
         <w:pStyle w:val="Heading1"/>
-        <w:spacing w:after="160" w:before="360" w:line="312"/>
-      </w:pPr>
-      <w:bookmarkStart w:name="_Toc15" w:id="15"/>
+        <w:spacing w:after="130" w:before="300" w:line="312"/>
+      </w:pPr>
       <w:r>
         <w:rPr>
           <w:rFonts w:ascii="Times New Roman" w:eastAsia="SimHei"/>
           <w:b/>
           <w:bCs/>
           <w:color w:val="1F4D42"/>
-          <w:sz w:val="32"/>
-          <w:szCs w:val="32"/>
+          <w:sz w:val="30"/>
+          <w:szCs w:val="30"/>
         </w:rPr>
         <w:t xml:space="preserve">十一、开源许可</w:t>
       </w:r>
-      <w:bookmarkEnd w:id="15"/>
-    </w:p>
-    <w:p>
-      <w:pPr>
-        <w:spacing w:after="80" w:line="312"/>
+    </w:p>
+    <w:p>
+      <w:pPr>
+        <w:spacing w:after="60" w:line="312"/>
       </w:pPr>
       <w:r>
         <w:rPr>
@@ -4666,7 +4209,7 @@
         </w:rPr>
         <w:t xml:space="preserve">本项目基于 MIT 协议开源。开源仓库:</w:t>
       </w:r>
-      <w:hyperlink w:history="1" r:id="rIdlqqgka5s16nbhozkgim_c">
+      <w:hyperlink w:history="1" r:id="rIdntet9lkyvhcdwne33vaxs">
         <w:r>
           <w:rPr>
             <w:rStyle w:val="Hyperlink"/>
@@ -4679,10 +4222,10 @@
       </w:hyperlink>
     </w:p>
     <w:sectPr>
-      <w:headerReference w:type="default" r:id="rId7"/>
-      <w:footerReference w:type="default" r:id="rId8"/>
+      <w:headerReference w:type="default" r:id="rId6"/>
+      <w:footerReference w:type="default" r:id="rId7"/>
       <w:pgSz w:w="11906" w:h="16838" w:orient="portrait"/>
-      <w:pgMar w:top="1440" w:right="1417" w:bottom="1440" w:left="1701" w:header="708" w:footer="708" w:gutter="0"/>
+      <w:pgMar w:top="1300" w:right="1400" w:bottom="1300" w:left="1600" w:header="708" w:footer="708" w:gutter="0"/>
       <w:pgNumType w:start="1" w:fmt="decimal"/>
       <w:docGrid w:linePitch="360"/>
     </w:sectPr>
@@ -4728,48 +4271,6 @@
 </file>
 
 <file path=word/footer1.xml><?xml version="1.0" encoding="utf-8"?>
-<w:ftr xmlns:wpc="http://schemas.microsoft.com/office/word/2010/wordprocessingCanvas" xmlns:mc="http://schemas.openxmlformats.org/markup-compatibility/2006" xmlns:o="urn:schemas-microsoft-com:office:office" xmlns:r="http://schemas.openxmlformats.org/officeDocument/2006/relationships" xmlns:m="http://schemas.openxmlformats.org/officeDocument/2006/math" xmlns:v="urn:schemas-microsoft-com:vml" xmlns:wp14="http://schemas.microsoft.com/office/word/2010/wordprocessingDrawing" xmlns:wp="http://schemas.openxmlformats.org/drawingml/2006/wordprocessingDrawing" xmlns:w10="urn:schemas-microsoft-com:office:word" xmlns:w="http://schemas.openxmlformats.org/wordprocessingml/2006/main" xmlns:w14="http://schemas.microsoft.com/office/word/2010/wordml" xmlns:w15="http://schemas.microsoft.com/office/word/2012/wordml" xmlns:wpg="http://schemas.microsoft.com/office/word/2010/wordprocessingGroup" xmlns:wpi="http://schemas.microsoft.com/office/word/2010/wordprocessingInk" xmlns:wne="http://schemas.microsoft.com/office/word/2006/wordml" xmlns:wps="http://schemas.microsoft.com/office/word/2010/wordprocessingShape">
-  <w:p>
-    <w:pPr>
-      <w:jc w:val="center"/>
-    </w:pPr>
-    <w:r>
-      <w:rPr>
-        <w:color w:val="6B7280"/>
-        <w:sz w:val="18"/>
-        <w:szCs w:val="18"/>
-      </w:rPr>
-      <w:fldChar w:fldCharType="begin"/>
-    </w:r>
-    <w:r>
-      <w:rPr>
-        <w:color w:val="6B7280"/>
-        <w:sz w:val="18"/>
-        <w:szCs w:val="18"/>
-      </w:rPr>
-      <w:instrText xml:space="preserve"> PAGE \* ROMAN \* MERGEFORMAT </w:instrText>
-    </w:r>
-    <w:r>
-      <w:rPr>
-        <w:color w:val="6B7280"/>
-        <w:sz w:val="18"/>
-        <w:szCs w:val="18"/>
-      </w:rPr>
-      <w:fldChar w:fldCharType="separate"/>
-    </w:r>
-    <w:r>
-      <w:rPr>
-        <w:color w:val="6B7280"/>
-        <w:sz w:val="18"/>
-        <w:szCs w:val="18"/>
-      </w:rPr>
-      <w:fldChar w:fldCharType="end"/>
-    </w:r>
-  </w:p>
-</w:ftr>
-</file>
-
-<file path=word/footer2.xml><?xml version="1.0" encoding="utf-8"?>
 <w:ftr xmlns:wpc="http://schemas.microsoft.com/office/word/2010/wordprocessingCanvas" xmlns:mc="http://schemas.openxmlformats.org/markup-compatibility/2006" xmlns:o="urn:schemas-microsoft-com:office:office" xmlns:r="http://schemas.openxmlformats.org/officeDocument/2006/relationships" xmlns:m="http://schemas.openxmlformats.org/officeDocument/2006/math" xmlns:v="urn:schemas-microsoft-com:vml" xmlns:wp14="http://schemas.microsoft.com/office/word/2010/wordprocessingDrawing" xmlns:wp="http://schemas.openxmlformats.org/drawingml/2006/wordprocessingDrawing" xmlns:w10="urn:schemas-microsoft-com:office:word" xmlns:w="http://schemas.openxmlformats.org/wordprocessingml/2006/main" xmlns:w14="http://schemas.microsoft.com/office/word/2010/wordml" xmlns:w15="http://schemas.microsoft.com/office/word/2012/wordml" xmlns:wpg="http://schemas.microsoft.com/office/word/2010/wordprocessingGroup" xmlns:wpi="http://schemas.microsoft.com/office/word/2010/wordprocessingInk" xmlns:wne="http://schemas.microsoft.com/office/word/2006/wordml" xmlns:wps="http://schemas.microsoft.com/office/word/2010/wordprocessingShape">
   <w:p>
     <w:pPr>
@@ -5053,16 +4554,15 @@
     <w:next w:val="Normal"/>
     <w:qFormat/>
     <w:pPr>
-      <w:spacing w:after="160" w:before="360" w:line="312"/>
-      <w:outlineLvl w:val="0"/>
+      <w:spacing w:after="130" w:before="300" w:line="312"/>
     </w:pPr>
     <w:rPr>
       <w:rFonts w:ascii="Times New Roman" w:eastAsia="SimHei"/>
       <w:b/>
       <w:bCs/>
       <w:color w:val="1F4D42"/>
-      <w:sz w:val="32"/>
-      <w:szCs w:val="32"/>
+      <w:sz w:val="30"/>
+      <w:szCs w:val="30"/>
     </w:rPr>
   </w:style>
   <w:style w:type="paragraph" w:styleId="Heading2">
@@ -5071,22 +4571,18 @@
     <w:next w:val="Normal"/>
     <w:qFormat/>
     <w:pPr>
-      <w:spacing w:after="120" w:before="240" w:line="312"/>
-      <w:outlineLvl w:val="1"/>
+      <w:spacing w:after="100" w:before="200" w:line="312"/>
     </w:pPr>
     <w:rPr>
       <w:rFonts w:ascii="Times New Roman" w:eastAsia="SimHei"/>
       <w:b/>
       <w:bCs/>
       <w:color w:val="1F4D42"/>
-      <w:sz w:val="28"/>
-      <w:szCs w:val="28"/>
+      <w:sz w:val="26"/>
+      <w:szCs w:val="26"/>
     </w:rPr>
   </w:style>
   <w:style w:type="paragraph" w:styleId="Heading3">
-    <w:pPr>
-      <w:outlineLvl w:val="2"/>
-    </w:pPr>
     <w:name w:val="Heading 3"/>
     <w:basedOn w:val="Normal"/>
     <w:next w:val="Normal"/>
@@ -5098,9 +4594,6 @@
     </w:rPr>
   </w:style>
   <w:style w:type="paragraph" w:styleId="Heading4">
-    <w:pPr>
-      <w:outlineLvl w:val="3"/>
-    </w:pPr>
     <w:name w:val="Heading 4"/>
     <w:basedOn w:val="Normal"/>
     <w:next w:val="Normal"/>
@@ -5112,9 +4605,6 @@
     </w:rPr>
   </w:style>
   <w:style w:type="paragraph" w:styleId="Heading5">
-    <w:pPr>
-      <w:outlineLvl w:val="4"/>
-    </w:pPr>
     <w:name w:val="Heading 5"/>
     <w:basedOn w:val="Normal"/>
     <w:next w:val="Normal"/>
@@ -5124,9 +4614,6 @@
     </w:rPr>
   </w:style>
   <w:style w:type="paragraph" w:styleId="Heading6">
-    <w:pPr>
-      <w:outlineLvl w:val="5"/>
-    </w:pPr>
     <w:name w:val="Heading 6"/>
     <w:basedOn w:val="Normal"/>
     <w:next w:val="Normal"/>

--- a/README.docx
+++ b/README.docx
@@ -59,7 +59,7 @@
         </w:rPr>
         <w:t xml:space="preserve">开源仓库:</w:t>
       </w:r>
-      <w:hyperlink w:history="1" r:id="rIdcrv3tglx4osjhfdx--pd4">
+      <w:hyperlink w:history="1" r:id="rIdv85pyop2b3e2zljyjotuq">
         <w:r>
           <w:rPr>
             <w:rStyle w:val="Hyperlink"/>
@@ -1008,6 +1008,250 @@
     </w:p>
     <w:p>
       <w:pPr>
+        <w:spacing w:after="40" w:before="100"/>
+        <w:jc w:val="center"/>
+      </w:pPr>
+      <w:r>
+        <w:drawing>
+          <wp:inline distT="0" distB="0" distL="0" distR="0">
+            <wp:extent cx="5334000" cy="2371725"/>
+            <wp:effectExtent t="0" r="0" b="0" l="0"/>
+            <wp:docPr id="1" name=""/>
+            <wp:cNvGraphicFramePr>
+              <a:graphicFrameLocks xmlns:a="http://schemas.openxmlformats.org/drawingml/2006/main" noChangeAspect="1"/>
+            </wp:cNvGraphicFramePr>
+            <a:graphic xmlns:a="http://schemas.openxmlformats.org/drawingml/2006/main">
+              <a:graphicData uri="http://schemas.openxmlformats.org/drawingml/2006/picture">
+                <pic:pic xmlns:pic="http://schemas.openxmlformats.org/drawingml/2006/picture">
+                  <pic:nvPicPr>
+                    <pic:cNvPr id="0" name="" descr=""/>
+                    <pic:cNvPicPr>
+                      <a:picLocks noChangeAspect="1" noChangeArrowheads="1"/>
+                    </pic:cNvPicPr>
+                  </pic:nvPicPr>
+                  <pic:blipFill>
+                    <a:blip r:embed="rId11" cstate="none"/>
+                    <a:srcRect/>
+                    <a:stretch>
+                      <a:fillRect/>
+                    </a:stretch>
+                  </pic:blipFill>
+                  <pic:spPr bwMode="auto">
+                    <a:xfrm>
+                      <a:off x="0" y="0"/>
+                      <a:ext cx="5334000" cy="2371725"/>
+                    </a:xfrm>
+                    <a:prstGeom prst="rect">
+                      <a:avLst/>
+                    </a:prstGeom>
+                  </pic:spPr>
+                </pic:pic>
+              </a:graphicData>
+            </a:graphic>
+          </wp:inline>
+        </w:drawing>
+      </w:r>
+    </w:p>
+    <w:p>
+      <w:pPr>
+        <w:spacing w:after="120" w:line="264"/>
+        <w:jc w:val="center"/>
+      </w:pPr>
+      <w:r>
+        <w:rPr>
+          <w:rFonts w:ascii="Times New Roman" w:eastAsia="SimSun"/>
+          <w:color w:val="6B7280"/>
+          <w:sz w:val="18"/>
+          <w:szCs w:val="18"/>
+        </w:rPr>
+        <w:t xml:space="preserve">图 1  进入系统:苏老师在黑板前挥手打招呼,三张问题卡一键开讲</w:t>
+      </w:r>
+    </w:p>
+    <w:p>
+      <w:pPr>
+        <w:spacing w:after="40" w:before="100"/>
+        <w:jc w:val="center"/>
+      </w:pPr>
+      <w:r>
+        <w:drawing>
+          <wp:inline distT="0" distB="0" distL="0" distR="0">
+            <wp:extent cx="4476750" cy="2924175"/>
+            <wp:effectExtent t="0" r="0" b="0" l="0"/>
+            <wp:docPr id="2" name=""/>
+            <wp:cNvGraphicFramePr>
+              <a:graphicFrameLocks xmlns:a="http://schemas.openxmlformats.org/drawingml/2006/main" noChangeAspect="1"/>
+            </wp:cNvGraphicFramePr>
+            <a:graphic xmlns:a="http://schemas.openxmlformats.org/drawingml/2006/main">
+              <a:graphicData uri="http://schemas.openxmlformats.org/drawingml/2006/picture">
+                <pic:pic xmlns:pic="http://schemas.openxmlformats.org/drawingml/2006/picture">
+                  <pic:nvPicPr>
+                    <pic:cNvPr id="0" name="" descr=""/>
+                    <pic:cNvPicPr>
+                      <a:picLocks noChangeAspect="1" noChangeArrowheads="1"/>
+                    </pic:cNvPicPr>
+                  </pic:nvPicPr>
+                  <pic:blipFill>
+                    <a:blip r:embed="rId12" cstate="none"/>
+                    <a:srcRect/>
+                    <a:stretch>
+                      <a:fillRect/>
+                    </a:stretch>
+                  </pic:blipFill>
+                  <pic:spPr bwMode="auto">
+                    <a:xfrm>
+                      <a:off x="0" y="0"/>
+                      <a:ext cx="4476750" cy="2924175"/>
+                    </a:xfrm>
+                    <a:prstGeom prst="rect">
+                      <a:avLst/>
+                    </a:prstGeom>
+                  </pic:spPr>
+                </pic:pic>
+              </a:graphicData>
+            </a:graphic>
+          </wp:inline>
+        </w:drawing>
+      </w:r>
+    </w:p>
+    <w:p>
+      <w:pPr>
+        <w:spacing w:after="120" w:line="264"/>
+        <w:jc w:val="center"/>
+      </w:pPr>
+      <w:r>
+        <w:rPr>
+          <w:rFonts w:ascii="Times New Roman" w:eastAsia="SimSun"/>
+          <w:color w:val="6B7280"/>
+          <w:sz w:val="18"/>
+          <w:szCs w:val="18"/>
+        </w:rPr>
+        <w:t xml:space="preserve">图 2  课程问答:回答依据课件并附引用来源,资料外明确回答“未涉及”</w:t>
+      </w:r>
+    </w:p>
+    <w:p>
+      <w:pPr>
+        <w:spacing w:after="40" w:before="100"/>
+        <w:jc w:val="center"/>
+      </w:pPr>
+      <w:r>
+        <w:drawing>
+          <wp:inline distT="0" distB="0" distL="0" distR="0">
+            <wp:extent cx="5334000" cy="2647950"/>
+            <wp:effectExtent t="0" r="0" b="0" l="0"/>
+            <wp:docPr id="3" name=""/>
+            <wp:cNvGraphicFramePr>
+              <a:graphicFrameLocks xmlns:a="http://schemas.openxmlformats.org/drawingml/2006/main" noChangeAspect="1"/>
+            </wp:cNvGraphicFramePr>
+            <a:graphic xmlns:a="http://schemas.openxmlformats.org/drawingml/2006/main">
+              <a:graphicData uri="http://schemas.openxmlformats.org/drawingml/2006/picture">
+                <pic:pic xmlns:pic="http://schemas.openxmlformats.org/drawingml/2006/picture">
+                  <pic:nvPicPr>
+                    <pic:cNvPr id="0" name="" descr=""/>
+                    <pic:cNvPicPr>
+                      <a:picLocks noChangeAspect="1" noChangeArrowheads="1"/>
+                    </pic:cNvPicPr>
+                  </pic:nvPicPr>
+                  <pic:blipFill>
+                    <a:blip r:embed="rId13" cstate="none"/>
+                    <a:srcRect/>
+                    <a:stretch>
+                      <a:fillRect/>
+                    </a:stretch>
+                  </pic:blipFill>
+                  <pic:spPr bwMode="auto">
+                    <a:xfrm>
+                      <a:off x="0" y="0"/>
+                      <a:ext cx="5334000" cy="2647950"/>
+                    </a:xfrm>
+                    <a:prstGeom prst="rect">
+                      <a:avLst/>
+                    </a:prstGeom>
+                  </pic:spPr>
+                </pic:pic>
+              </a:graphicData>
+            </a:graphic>
+          </wp:inline>
+        </w:drawing>
+      </w:r>
+    </w:p>
+    <w:p>
+      <w:pPr>
+        <w:spacing w:after="120" w:line="264"/>
+        <w:jc w:val="center"/>
+      </w:pPr>
+      <w:r>
+        <w:rPr>
+          <w:rFonts w:ascii="Times New Roman" w:eastAsia="SimSun"/>
+          <w:color w:val="6B7280"/>
+          <w:sz w:val="18"/>
+          <w:szCs w:val="18"/>
+        </w:rPr>
+        <w:t xml:space="preserve">图 3  期末考点预测:选择学校题型,可补充考试范围说明</w:t>
+      </w:r>
+    </w:p>
+    <w:p>
+      <w:pPr>
+        <w:spacing w:after="40" w:before="100"/>
+        <w:jc w:val="center"/>
+      </w:pPr>
+      <w:r>
+        <w:drawing>
+          <wp:inline distT="0" distB="0" distL="0" distR="0">
+            <wp:extent cx="3810000" cy="2990850"/>
+            <wp:effectExtent t="0" r="0" b="0" l="0"/>
+            <wp:docPr id="4" name=""/>
+            <wp:cNvGraphicFramePr>
+              <a:graphicFrameLocks xmlns:a="http://schemas.openxmlformats.org/drawingml/2006/main" noChangeAspect="1"/>
+            </wp:cNvGraphicFramePr>
+            <a:graphic xmlns:a="http://schemas.openxmlformats.org/drawingml/2006/main">
+              <a:graphicData uri="http://schemas.openxmlformats.org/drawingml/2006/picture">
+                <pic:pic xmlns:pic="http://schemas.openxmlformats.org/drawingml/2006/picture">
+                  <pic:nvPicPr>
+                    <pic:cNvPr id="0" name="" descr=""/>
+                    <pic:cNvPicPr>
+                      <a:picLocks noChangeAspect="1" noChangeArrowheads="1"/>
+                    </pic:cNvPicPr>
+                  </pic:nvPicPr>
+                  <pic:blipFill>
+                    <a:blip r:embed="rId14" cstate="none"/>
+                    <a:srcRect/>
+                    <a:stretch>
+                      <a:fillRect/>
+                    </a:stretch>
+                  </pic:blipFill>
+                  <pic:spPr bwMode="auto">
+                    <a:xfrm>
+                      <a:off x="0" y="0"/>
+                      <a:ext cx="3810000" cy="2990850"/>
+                    </a:xfrm>
+                    <a:prstGeom prst="rect">
+                      <a:avLst/>
+                    </a:prstGeom>
+                  </pic:spPr>
+                </pic:pic>
+              </a:graphicData>
+            </a:graphic>
+          </wp:inline>
+        </w:drawing>
+      </w:r>
+    </w:p>
+    <w:p>
+      <w:pPr>
+        <w:spacing w:after="120" w:line="264"/>
+        <w:jc w:val="center"/>
+      </w:pPr>
+      <w:r>
+        <w:rPr>
+          <w:rFonts w:ascii="Times New Roman" w:eastAsia="SimSun"/>
+          <w:color w:val="6B7280"/>
+          <w:sz w:val="18"/>
+          <w:szCs w:val="18"/>
+        </w:rPr>
+        <w:t xml:space="preserve">图 4  生成《期末考试重点与题型预测报告》:各章出题概率与复习时间分配</w:t>
+      </w:r>
+    </w:p>
+    <w:p>
+      <w:pPr>
         <w:pStyle w:val="Heading1"/>
         <w:spacing w:after="130" w:before="300" w:line="312"/>
       </w:pPr>
@@ -4209,7 +4453,7 @@
         </w:rPr>
         <w:t xml:space="preserve">本项目基于 MIT 协议开源。开源仓库:</w:t>
       </w:r>
-      <w:hyperlink w:history="1" r:id="rIdntet9lkyvhcdwne33vaxs">
+      <w:hyperlink w:history="1" r:id="rIdvuxrotquaosdjofiuja8v">
         <w:r>
           <w:rPr>
             <w:rStyle w:val="Hyperlink"/>
